--- a/report_template/template_main/HRDComplete_CustomEdition_ZDFE_v1.0.0.docx
+++ b/report_template/template_main/HRDComplete_CustomEdition_ZDFE_v1.0.0.docx
@@ -303,20 +303,8 @@
           <w:sz w:val="28"/>
           <w:szCs w:val="28"/>
         </w:rPr>
-        <w:t>检测总</w:t>
-      </w:r>
-      <w:proofErr w:type="gramStart"/>
-      <w:r>
-        <w:rPr>
-          <w:rFonts w:ascii="思源黑体 CN Bold" w:eastAsia="思源黑体 CN Bold" w:hAnsi="思源黑体 CN Bold" w:hint="eastAsia"/>
-          <w:b/>
-          <w:bCs/>
-          <w:sz w:val="28"/>
-          <w:szCs w:val="28"/>
-        </w:rPr>
-        <w:t>览</w:t>
-      </w:r>
-      <w:proofErr w:type="gramEnd"/>
+        <w:t>检测总览</w:t>
+      </w:r>
     </w:p>
     <w:p>
       <w:pPr>
@@ -447,20 +435,8 @@
                 <w:sz w:val="17"/>
                 <w:szCs w:val="17"/>
               </w:rPr>
-              <w:t xml:space="preserve">送 检 </w:t>
-            </w:r>
-            <w:proofErr w:type="gramStart"/>
-            <w:r>
-              <w:rPr>
-                <w:rFonts w:ascii="思源黑体 CN Bold" w:eastAsia="思源黑体 CN Bold" w:hAnsi="思源黑体 CN Bold" w:hint="eastAsia"/>
-                <w:b/>
-                <w:bCs/>
-                <w:sz w:val="17"/>
-                <w:szCs w:val="17"/>
-              </w:rPr>
-              <w:t>医</w:t>
-            </w:r>
-            <w:proofErr w:type="gramEnd"/>
+              <w:t>送 检 医</w:t>
+            </w:r>
             <w:r>
               <w:rPr>
                 <w:rFonts w:ascii="思源黑体 CN Bold" w:eastAsia="思源黑体 CN Bold" w:hAnsi="思源黑体 CN Bold"/>
@@ -510,7 +486,6 @@
               <w:t xml:space="preserve">{%if </w:t>
             </w:r>
             <w:proofErr w:type="spellStart"/>
-            <w:proofErr w:type="gramStart"/>
             <w:r>
               <w:rPr>
                 <w:rFonts w:ascii="思源黑体 CN Normal" w:eastAsia="思源黑体 CN Normal" w:hAnsi="思源黑体 CN Normal"/>
@@ -520,7 +495,6 @@
               <w:t>sample.company</w:t>
             </w:r>
             <w:proofErr w:type="spellEnd"/>
-            <w:proofErr w:type="gramEnd"/>
             <w:r>
               <w:rPr>
                 <w:rFonts w:ascii="思源黑体 CN Normal" w:eastAsia="思源黑体 CN Normal" w:hAnsi="思源黑体 CN Normal"/>
@@ -813,23 +787,13 @@
               <w:t xml:space="preserve">{%if </w:t>
             </w:r>
             <w:proofErr w:type="spellStart"/>
-            <w:proofErr w:type="gramStart"/>
-            <w:r>
-              <w:rPr>
-                <w:rFonts w:ascii="思源黑体 CN Normal" w:eastAsia="思源黑体 CN Normal" w:hAnsi="思源黑体 CN Normal"/>
-                <w:sz w:val="17"/>
-                <w:szCs w:val="17"/>
-              </w:rPr>
-              <w:t>sample.patient</w:t>
-            </w:r>
-            <w:proofErr w:type="gramEnd"/>
-            <w:r>
-              <w:rPr>
-                <w:rFonts w:ascii="思源黑体 CN Normal" w:eastAsia="思源黑体 CN Normal" w:hAnsi="思源黑体 CN Normal"/>
-                <w:sz w:val="17"/>
-                <w:szCs w:val="17"/>
-              </w:rPr>
-              <w:t>_name</w:t>
+            <w:r>
+              <w:rPr>
+                <w:rFonts w:ascii="思源黑体 CN Normal" w:eastAsia="思源黑体 CN Normal" w:hAnsi="思源黑体 CN Normal"/>
+                <w:sz w:val="17"/>
+                <w:szCs w:val="17"/>
+              </w:rPr>
+              <w:t>sample.patient_name</w:t>
             </w:r>
             <w:proofErr w:type="spellEnd"/>
             <w:r>
@@ -956,7 +920,6 @@
               <w:t xml:space="preserve">{%if </w:t>
             </w:r>
             <w:proofErr w:type="spellStart"/>
-            <w:proofErr w:type="gramStart"/>
             <w:r>
               <w:rPr>
                 <w:rFonts w:ascii="思源黑体 CN Normal" w:eastAsia="思源黑体 CN Normal" w:hAnsi="思源黑体 CN Normal"/>
@@ -966,7 +929,6 @@
               <w:t>sample.gender</w:t>
             </w:r>
             <w:proofErr w:type="spellEnd"/>
-            <w:proofErr w:type="gramEnd"/>
             <w:r>
               <w:rPr>
                 <w:rFonts w:ascii="思源黑体 CN Normal" w:eastAsia="思源黑体 CN Normal" w:hAnsi="思源黑体 CN Normal"/>
@@ -1093,25 +1055,7 @@
                 <w:sz w:val="17"/>
                 <w:szCs w:val="17"/>
               </w:rPr>
-              <w:t xml:space="preserve"> </w:t>
-            </w:r>
-            <w:proofErr w:type="gramStart"/>
-            <w:r>
-              <w:rPr>
-                <w:rFonts w:ascii="思源黑体 CN Normal" w:eastAsia="思源黑体 CN Normal" w:hAnsi="思源黑体 CN Normal"/>
-                <w:sz w:val="17"/>
-                <w:szCs w:val="17"/>
-              </w:rPr>
-              <w:t>%}{</w:t>
-            </w:r>
-            <w:proofErr w:type="gramEnd"/>
-            <w:r>
-              <w:rPr>
-                <w:rFonts w:ascii="思源黑体 CN Normal" w:eastAsia="思源黑体 CN Normal" w:hAnsi="思源黑体 CN Normal"/>
-                <w:sz w:val="17"/>
-                <w:szCs w:val="17"/>
-              </w:rPr>
-              <w:t>{</w:t>
+              <w:t xml:space="preserve"> %}{{</w:t>
             </w:r>
             <w:proofErr w:type="spellStart"/>
             <w:r>
@@ -1224,25 +1168,7 @@
                 <w:sz w:val="17"/>
                 <w:szCs w:val="17"/>
               </w:rPr>
-              <w:t xml:space="preserve"> </w:t>
-            </w:r>
-            <w:proofErr w:type="gramStart"/>
-            <w:r>
-              <w:rPr>
-                <w:rFonts w:ascii="思源黑体 CN Normal" w:eastAsia="思源黑体 CN Normal" w:hAnsi="思源黑体 CN Normal"/>
-                <w:sz w:val="17"/>
-                <w:szCs w:val="17"/>
-              </w:rPr>
-              <w:t>%}{</w:t>
-            </w:r>
-            <w:proofErr w:type="gramEnd"/>
-            <w:r>
-              <w:rPr>
-                <w:rFonts w:ascii="思源黑体 CN Normal" w:eastAsia="思源黑体 CN Normal" w:hAnsi="思源黑体 CN Normal"/>
-                <w:sz w:val="17"/>
-                <w:szCs w:val="17"/>
-              </w:rPr>
-              <w:t>{</w:t>
+              <w:t xml:space="preserve"> %}{{</w:t>
             </w:r>
             <w:proofErr w:type="spellStart"/>
             <w:r>
@@ -1327,23 +1253,13 @@
               <w:t xml:space="preserve">{%if </w:t>
             </w:r>
             <w:proofErr w:type="spellStart"/>
-            <w:proofErr w:type="gramStart"/>
-            <w:r>
-              <w:rPr>
-                <w:rFonts w:ascii="思源黑体 CN Normal" w:eastAsia="思源黑体 CN Normal" w:hAnsi="思源黑体 CN Normal"/>
-                <w:sz w:val="17"/>
-                <w:szCs w:val="17"/>
-              </w:rPr>
-              <w:t>sample.family</w:t>
-            </w:r>
-            <w:proofErr w:type="gramEnd"/>
-            <w:r>
-              <w:rPr>
-                <w:rFonts w:ascii="思源黑体 CN Normal" w:eastAsia="思源黑体 CN Normal" w:hAnsi="思源黑体 CN Normal"/>
-                <w:sz w:val="17"/>
-                <w:szCs w:val="17"/>
-              </w:rPr>
-              <w:t>_history</w:t>
+            <w:r>
+              <w:rPr>
+                <w:rFonts w:ascii="思源黑体 CN Normal" w:eastAsia="思源黑体 CN Normal" w:hAnsi="思源黑体 CN Normal"/>
+                <w:sz w:val="17"/>
+                <w:szCs w:val="17"/>
+              </w:rPr>
+              <w:t>sample.family_history</w:t>
             </w:r>
             <w:proofErr w:type="spellEnd"/>
             <w:r>
@@ -1548,33 +1464,15 @@
                 <w:sz w:val="17"/>
                 <w:szCs w:val="17"/>
               </w:rPr>
-              <w:t xml:space="preserve"> </w:t>
-            </w:r>
-            <w:proofErr w:type="gramStart"/>
-            <w:r>
-              <w:rPr>
-                <w:rFonts w:ascii="思源黑体 CN Normal" w:eastAsia="思源黑体 CN Normal" w:hAnsi="思源黑体 CN Normal"/>
-                <w:sz w:val="17"/>
-                <w:szCs w:val="17"/>
-              </w:rPr>
-              <w:t>%}</w:t>
-            </w:r>
-            <w:r>
-              <w:rPr>
-                <w:rFonts w:ascii="思源黑体 CN Normal" w:eastAsia="思源黑体 CN Normal" w:hAnsi="思源黑体 CN Normal"/>
-                <w:sz w:val="17"/>
-                <w:szCs w:val="17"/>
-              </w:rPr>
-              <w:t>{</w:t>
-            </w:r>
-            <w:proofErr w:type="gramEnd"/>
-            <w:r>
-              <w:rPr>
-                <w:rFonts w:ascii="思源黑体 CN Normal" w:eastAsia="思源黑体 CN Normal" w:hAnsi="思源黑体 CN Normal"/>
-                <w:sz w:val="17"/>
-                <w:szCs w:val="17"/>
-              </w:rPr>
-              <w:t>{</w:t>
+              <w:t xml:space="preserve"> %}</w:t>
+            </w:r>
+            <w:r>
+              <w:rPr>
+                <w:rFonts w:ascii="思源黑体 CN Normal" w:eastAsia="思源黑体 CN Normal" w:hAnsi="思源黑体 CN Normal"/>
+                <w:sz w:val="17"/>
+                <w:szCs w:val="17"/>
+              </w:rPr>
+              <w:t>{{</w:t>
             </w:r>
             <w:proofErr w:type="spellStart"/>
             <w:r>
@@ -1689,33 +1587,15 @@
                 <w:sz w:val="17"/>
                 <w:szCs w:val="17"/>
               </w:rPr>
-              <w:t xml:space="preserve"> </w:t>
-            </w:r>
-            <w:proofErr w:type="gramStart"/>
-            <w:r>
-              <w:rPr>
-                <w:rFonts w:ascii="思源黑体 CN Normal" w:eastAsia="思源黑体 CN Normal" w:hAnsi="思源黑体 CN Normal"/>
-                <w:sz w:val="17"/>
-                <w:szCs w:val="17"/>
-              </w:rPr>
-              <w:t>%}</w:t>
-            </w:r>
-            <w:r>
-              <w:rPr>
-                <w:rFonts w:ascii="思源黑体 CN Normal" w:eastAsia="思源黑体 CN Normal" w:hAnsi="思源黑体 CN Normal"/>
-                <w:sz w:val="17"/>
-                <w:szCs w:val="17"/>
-              </w:rPr>
-              <w:t>{</w:t>
-            </w:r>
-            <w:proofErr w:type="gramEnd"/>
-            <w:r>
-              <w:rPr>
-                <w:rFonts w:ascii="思源黑体 CN Normal" w:eastAsia="思源黑体 CN Normal" w:hAnsi="思源黑体 CN Normal"/>
-                <w:sz w:val="17"/>
-                <w:szCs w:val="17"/>
-              </w:rPr>
-              <w:t>{</w:t>
+              <w:t xml:space="preserve"> %}</w:t>
+            </w:r>
+            <w:r>
+              <w:rPr>
+                <w:rFonts w:ascii="思源黑体 CN Normal" w:eastAsia="思源黑体 CN Normal" w:hAnsi="思源黑体 CN Normal"/>
+                <w:sz w:val="17"/>
+                <w:szCs w:val="17"/>
+              </w:rPr>
+              <w:t>{{</w:t>
             </w:r>
             <w:proofErr w:type="spellStart"/>
             <w:r>
@@ -1819,25 +1699,7 @@
                 <w:sz w:val="17"/>
                 <w:szCs w:val="17"/>
               </w:rPr>
-              <w:t xml:space="preserve"> </w:t>
-            </w:r>
-            <w:proofErr w:type="gramStart"/>
-            <w:r>
-              <w:rPr>
-                <w:rFonts w:ascii="思源黑体 CN Normal" w:eastAsia="思源黑体 CN Normal" w:hAnsi="思源黑体 CN Normal"/>
-                <w:sz w:val="17"/>
-                <w:szCs w:val="17"/>
-              </w:rPr>
-              <w:t>%}{</w:t>
-            </w:r>
-            <w:proofErr w:type="gramEnd"/>
-            <w:r>
-              <w:rPr>
-                <w:rFonts w:ascii="思源黑体 CN Normal" w:eastAsia="思源黑体 CN Normal" w:hAnsi="思源黑体 CN Normal"/>
-                <w:sz w:val="17"/>
-                <w:szCs w:val="17"/>
-              </w:rPr>
-              <w:t>{</w:t>
+              <w:t xml:space="preserve"> %}{{</w:t>
             </w:r>
             <w:proofErr w:type="spellStart"/>
             <w:r>
@@ -1929,23 +1791,13 @@
               <w:t xml:space="preserve">{%if </w:t>
             </w:r>
             <w:proofErr w:type="spellStart"/>
-            <w:proofErr w:type="gramStart"/>
-            <w:r>
-              <w:rPr>
-                <w:rFonts w:ascii="思源黑体 CN Normal" w:eastAsia="思源黑体 CN Normal" w:hAnsi="思源黑体 CN Normal"/>
-                <w:sz w:val="17"/>
-                <w:szCs w:val="17"/>
-              </w:rPr>
-              <w:t>sample.pathological</w:t>
-            </w:r>
-            <w:proofErr w:type="gramEnd"/>
-            <w:r>
-              <w:rPr>
-                <w:rFonts w:ascii="思源黑体 CN Normal" w:eastAsia="思源黑体 CN Normal" w:hAnsi="思源黑体 CN Normal"/>
-                <w:sz w:val="17"/>
-                <w:szCs w:val="17"/>
-              </w:rPr>
-              <w:t>_id</w:t>
+            <w:r>
+              <w:rPr>
+                <w:rFonts w:ascii="思源黑体 CN Normal" w:eastAsia="思源黑体 CN Normal" w:hAnsi="思源黑体 CN Normal"/>
+                <w:sz w:val="17"/>
+                <w:szCs w:val="17"/>
+              </w:rPr>
+              <w:t>sample.pathological_id</w:t>
             </w:r>
             <w:proofErr w:type="spellEnd"/>
             <w:r>
@@ -2050,25 +1902,7 @@
                 <w:sz w:val="17"/>
                 <w:szCs w:val="17"/>
               </w:rPr>
-              <w:t xml:space="preserve"> </w:t>
-            </w:r>
-            <w:proofErr w:type="gramStart"/>
-            <w:r>
-              <w:rPr>
-                <w:rFonts w:ascii="思源黑体 CN Normal" w:eastAsia="思源黑体 CN Normal" w:hAnsi="思源黑体 CN Normal"/>
-                <w:sz w:val="17"/>
-                <w:szCs w:val="17"/>
-              </w:rPr>
-              <w:t>%}{</w:t>
-            </w:r>
-            <w:proofErr w:type="gramEnd"/>
-            <w:r>
-              <w:rPr>
-                <w:rFonts w:ascii="思源黑体 CN Normal" w:eastAsia="思源黑体 CN Normal" w:hAnsi="思源黑体 CN Normal"/>
-                <w:sz w:val="17"/>
-                <w:szCs w:val="17"/>
-              </w:rPr>
-              <w:t>{</w:t>
+              <w:t xml:space="preserve"> %}{{</w:t>
             </w:r>
             <w:proofErr w:type="spellStart"/>
             <w:r>
@@ -2160,23 +1994,13 @@
               <w:t xml:space="preserve">{%if </w:t>
             </w:r>
             <w:proofErr w:type="spellStart"/>
-            <w:proofErr w:type="gramStart"/>
-            <w:r>
-              <w:rPr>
-                <w:rFonts w:ascii="思源黑体 CN Normal" w:eastAsia="思源黑体 CN Normal" w:hAnsi="思源黑体 CN Normal"/>
-                <w:sz w:val="17"/>
-                <w:szCs w:val="17"/>
-              </w:rPr>
-              <w:t>sample.gather</w:t>
-            </w:r>
-            <w:proofErr w:type="gramEnd"/>
-            <w:r>
-              <w:rPr>
-                <w:rFonts w:ascii="思源黑体 CN Normal" w:eastAsia="思源黑体 CN Normal" w:hAnsi="思源黑体 CN Normal"/>
-                <w:sz w:val="17"/>
-                <w:szCs w:val="17"/>
-              </w:rPr>
-              <w:t>_data</w:t>
+            <w:r>
+              <w:rPr>
+                <w:rFonts w:ascii="思源黑体 CN Normal" w:eastAsia="思源黑体 CN Normal" w:hAnsi="思源黑体 CN Normal"/>
+                <w:sz w:val="17"/>
+                <w:szCs w:val="17"/>
+              </w:rPr>
+              <w:t>sample.gather_data</w:t>
             </w:r>
             <w:proofErr w:type="spellEnd"/>
             <w:r>
@@ -2282,23 +2106,13 @@
               <w:t xml:space="preserve">{%if </w:t>
             </w:r>
             <w:proofErr w:type="spellStart"/>
-            <w:proofErr w:type="gramStart"/>
-            <w:r>
-              <w:rPr>
-                <w:rFonts w:ascii="思源黑体 CN Normal" w:eastAsia="思源黑体 CN Normal" w:hAnsi="思源黑体 CN Normal"/>
-                <w:sz w:val="17"/>
-                <w:szCs w:val="17"/>
-              </w:rPr>
-              <w:t>sample.pathol</w:t>
-            </w:r>
-            <w:proofErr w:type="gramEnd"/>
-            <w:r>
-              <w:rPr>
-                <w:rFonts w:ascii="思源黑体 CN Normal" w:eastAsia="思源黑体 CN Normal" w:hAnsi="思源黑体 CN Normal"/>
-                <w:sz w:val="17"/>
-                <w:szCs w:val="17"/>
-              </w:rPr>
-              <w:t>_diagn</w:t>
+            <w:r>
+              <w:rPr>
+                <w:rFonts w:ascii="思源黑体 CN Normal" w:eastAsia="思源黑体 CN Normal" w:hAnsi="思源黑体 CN Normal"/>
+                <w:sz w:val="17"/>
+                <w:szCs w:val="17"/>
+              </w:rPr>
+              <w:t>sample.pathol_diagn</w:t>
             </w:r>
             <w:proofErr w:type="spellEnd"/>
             <w:r>
@@ -2400,23 +2214,13 @@
               <w:t xml:space="preserve">{%if </w:t>
             </w:r>
             <w:proofErr w:type="spellStart"/>
-            <w:proofErr w:type="gramStart"/>
-            <w:r>
-              <w:rPr>
-                <w:rFonts w:ascii="思源黑体 CN Normal" w:eastAsia="思源黑体 CN Normal" w:hAnsi="思源黑体 CN Normal"/>
-                <w:sz w:val="17"/>
-                <w:szCs w:val="17"/>
-              </w:rPr>
-              <w:t>sample.receive</w:t>
-            </w:r>
-            <w:proofErr w:type="gramEnd"/>
-            <w:r>
-              <w:rPr>
-                <w:rFonts w:ascii="思源黑体 CN Normal" w:eastAsia="思源黑体 CN Normal" w:hAnsi="思源黑体 CN Normal"/>
-                <w:sz w:val="17"/>
-                <w:szCs w:val="17"/>
-              </w:rPr>
-              <w:t>_data</w:t>
+            <w:r>
+              <w:rPr>
+                <w:rFonts w:ascii="思源黑体 CN Normal" w:eastAsia="思源黑体 CN Normal" w:hAnsi="思源黑体 CN Normal"/>
+                <w:sz w:val="17"/>
+                <w:szCs w:val="17"/>
+              </w:rPr>
+              <w:t>sample.receive_data</w:t>
             </w:r>
             <w:proofErr w:type="spellEnd"/>
             <w:r>
@@ -3060,25 +2864,7 @@
                 <w:sz w:val="17"/>
                 <w:szCs w:val="17"/>
               </w:rPr>
-              <w:t>基因编码区和外显子-内含子</w:t>
-            </w:r>
-            <w:proofErr w:type="gramStart"/>
-            <w:r>
-              <w:rPr>
-                <w:rFonts w:ascii="思源黑体 CN Normal" w:eastAsia="思源黑体 CN Normal" w:hAnsi="思源黑体 CN Normal"/>
-                <w:sz w:val="17"/>
-                <w:szCs w:val="17"/>
-              </w:rPr>
-              <w:t>连接区</w:t>
-            </w:r>
-            <w:proofErr w:type="gramEnd"/>
-            <w:r>
-              <w:rPr>
-                <w:rFonts w:ascii="思源黑体 CN Normal" w:eastAsia="思源黑体 CN Normal" w:hAnsi="思源黑体 CN Normal"/>
-                <w:sz w:val="17"/>
-                <w:szCs w:val="17"/>
-              </w:rPr>
-              <w:t>的突变</w:t>
+              <w:t>基因编码区和外显子-内含子连接区的突变</w:t>
             </w:r>
             <w:r>
               <w:rPr>
@@ -3178,25 +2964,7 @@
                 <w:sz w:val="17"/>
                 <w:szCs w:val="17"/>
               </w:rPr>
-              <w:t>PARP抑制剂和其他相关靶</w:t>
-            </w:r>
-            <w:proofErr w:type="gramStart"/>
-            <w:r>
-              <w:rPr>
-                <w:rFonts w:ascii="思源黑体 CN Normal" w:eastAsia="思源黑体 CN Normal" w:hAnsi="思源黑体 CN Normal"/>
-                <w:sz w:val="17"/>
-                <w:szCs w:val="17"/>
-              </w:rPr>
-              <w:t>向药物</w:t>
-            </w:r>
-            <w:proofErr w:type="gramEnd"/>
-            <w:r>
-              <w:rPr>
-                <w:rFonts w:ascii="思源黑体 CN Normal" w:eastAsia="思源黑体 CN Normal" w:hAnsi="思源黑体 CN Normal"/>
-                <w:sz w:val="17"/>
-                <w:szCs w:val="17"/>
-              </w:rPr>
-              <w:t>提供指导建议</w:t>
+              <w:t>PARP抑制剂和其他相关靶向药物提供指导建议</w:t>
             </w:r>
           </w:p>
         </w:tc>
@@ -3465,25 +3233,7 @@
                 <w:sz w:val="17"/>
                 <w:szCs w:val="17"/>
               </w:rPr>
-              <w:t>=</w:t>
-            </w:r>
-            <w:proofErr w:type="gramStart"/>
-            <w:r>
-              <w:rPr>
-                <w:rFonts w:ascii="思源黑体 CN Bold" w:eastAsia="思源黑体 CN Bold" w:hAnsi="思源黑体 CN Bold"/>
-                <w:sz w:val="17"/>
-                <w:szCs w:val="17"/>
-              </w:rPr>
-              <w:t>=”HRD</w:t>
-            </w:r>
-            <w:proofErr w:type="gramEnd"/>
-            <w:r>
-              <w:rPr>
-                <w:rFonts w:ascii="思源黑体 CN Bold" w:eastAsia="思源黑体 CN Bold" w:hAnsi="思源黑体 CN Bold"/>
-                <w:sz w:val="17"/>
-                <w:szCs w:val="17"/>
-              </w:rPr>
-              <w:t>+”%}</w:t>
+              <w:t>==”HRD+”%}</w:t>
             </w:r>
           </w:p>
           <w:p>
@@ -3657,68 +3407,32 @@
                 <w:sz w:val="17"/>
                 <w:szCs w:val="17"/>
               </w:rPr>
-              <w:t>{%p if var.ec_type.BRCA1_level12+var.ec_</w:t>
-            </w:r>
-            <w:proofErr w:type="gramStart"/>
-            <w:r>
-              <w:rPr>
-                <w:rFonts w:ascii="思源黑体 CN Normal" w:eastAsia="思源黑体 CN Normal" w:hAnsi="思源黑体 CN Normal"/>
-                <w:sz w:val="17"/>
-                <w:szCs w:val="17"/>
-              </w:rPr>
-              <w:t>type.BRCA</w:t>
-            </w:r>
-            <w:proofErr w:type="gramEnd"/>
-            <w:r>
-              <w:rPr>
-                <w:rFonts w:ascii="思源黑体 CN Normal" w:eastAsia="思源黑体 CN Normal" w:hAnsi="思源黑体 CN Normal"/>
-                <w:sz w:val="17"/>
-                <w:szCs w:val="17"/>
-              </w:rPr>
-              <w:t>2_level12%}</w:t>
-            </w:r>
-          </w:p>
-          <w:p>
-            <w:pPr>
-              <w:jc w:val="center"/>
-              <w:rPr>
-                <w:rFonts w:ascii="思源黑体 CN Normal" w:eastAsia="思源黑体 CN Normal" w:hAnsi="思源黑体 CN Normal"/>
-                <w:sz w:val="17"/>
-                <w:szCs w:val="17"/>
-              </w:rPr>
-            </w:pPr>
-            <w:r>
-              <w:rPr>
-                <w:rFonts w:ascii="思源黑体 CN Normal" w:eastAsia="思源黑体 CN Normal" w:hAnsi="思源黑体 CN Normal"/>
-                <w:sz w:val="17"/>
-                <w:szCs w:val="17"/>
-              </w:rPr>
-              <w:t>{%p for a in var.ec_type.BRCA1_level12+var.ec_</w:t>
-            </w:r>
-            <w:proofErr w:type="gramStart"/>
-            <w:r>
-              <w:rPr>
-                <w:rFonts w:ascii="思源黑体 CN Normal" w:eastAsia="思源黑体 CN Normal" w:hAnsi="思源黑体 CN Normal"/>
-                <w:sz w:val="17"/>
-                <w:szCs w:val="17"/>
-              </w:rPr>
-              <w:t>type.BRCA</w:t>
-            </w:r>
-            <w:proofErr w:type="gramEnd"/>
-            <w:r>
-              <w:rPr>
-                <w:rFonts w:ascii="思源黑体 CN Normal" w:eastAsia="思源黑体 CN Normal" w:hAnsi="思源黑体 CN Normal"/>
-                <w:sz w:val="17"/>
-                <w:szCs w:val="17"/>
-              </w:rPr>
-              <w:t>2_level12%}</w:t>
-            </w:r>
-          </w:p>
-          <w:p>
-            <w:pPr>
-              <w:jc w:val="center"/>
-              <w:rPr>
-                <w:rFonts w:ascii="思源黑体 CN Normal" w:eastAsia="思源黑体 CN Normal" w:hAnsi="思源黑体 CN Normal" w:hint="eastAsia"/>
+              <w:t>{%p if var.ec_type.BRCA1_level12+var.ec_type.BRCA2_level12%}</w:t>
+            </w:r>
+          </w:p>
+          <w:p>
+            <w:pPr>
+              <w:jc w:val="center"/>
+              <w:rPr>
+                <w:rFonts w:ascii="思源黑体 CN Normal" w:eastAsia="思源黑体 CN Normal" w:hAnsi="思源黑体 CN Normal"/>
+                <w:sz w:val="17"/>
+                <w:szCs w:val="17"/>
+              </w:rPr>
+            </w:pPr>
+            <w:r>
+              <w:rPr>
+                <w:rFonts w:ascii="思源黑体 CN Normal" w:eastAsia="思源黑体 CN Normal" w:hAnsi="思源黑体 CN Normal"/>
+                <w:sz w:val="17"/>
+                <w:szCs w:val="17"/>
+              </w:rPr>
+              <w:t>{%p for a in var.ec_type.BRCA1_level12+var.ec_type.BRCA2_level12%}</w:t>
+            </w:r>
+          </w:p>
+          <w:p>
+            <w:pPr>
+              <w:jc w:val="center"/>
+              <w:rPr>
+                <w:rFonts w:ascii="思源黑体 CN Normal" w:eastAsia="思源黑体 CN Normal" w:hAnsi="思源黑体 CN Normal"/>
                 <w:sz w:val="17"/>
                 <w:szCs w:val="17"/>
               </w:rPr>
@@ -3734,7 +3448,6 @@
               <w:t>{{</w:t>
             </w:r>
             <w:proofErr w:type="spellStart"/>
-            <w:proofErr w:type="gramStart"/>
             <w:r>
               <w:rPr>
                 <w:rFonts w:ascii="思源黑体 CN Normal" w:eastAsia="思源黑体 CN Normal" w:hAnsi="思源黑体 CN Normal"/>
@@ -3743,9 +3456,9 @@
                 <w:sz w:val="17"/>
                 <w:szCs w:val="17"/>
               </w:rPr>
-              <w:t>a.gene</w:t>
-            </w:r>
-            <w:proofErr w:type="gramEnd"/>
+              <w:t>a.gene_symbol</w:t>
+            </w:r>
+            <w:proofErr w:type="spellEnd"/>
             <w:r>
               <w:rPr>
                 <w:rFonts w:ascii="思源黑体 CN Normal" w:eastAsia="思源黑体 CN Normal" w:hAnsi="思源黑体 CN Normal"/>
@@ -3754,26 +3467,282 @@
                 <w:sz w:val="17"/>
                 <w:szCs w:val="17"/>
               </w:rPr>
-              <w:t>_symbol</w:t>
+              <w:t>}}</w:t>
+            </w:r>
+            <w:r>
+              <w:rPr>
+                <w:rFonts w:ascii="思源黑体 CN Normal" w:eastAsia="思源黑体 CN Normal" w:hAnsi="思源黑体 CN Normal"/>
+                <w:sz w:val="17"/>
+                <w:szCs w:val="17"/>
+              </w:rPr>
+              <w:t xml:space="preserve"> {{</w:t>
+            </w:r>
+            <w:proofErr w:type="spellStart"/>
+            <w:r>
+              <w:rPr>
+                <w:rFonts w:ascii="思源黑体 CN Normal" w:eastAsia="思源黑体 CN Normal" w:hAnsi="思源黑体 CN Normal"/>
+                <w:sz w:val="17"/>
+                <w:szCs w:val="17"/>
+              </w:rPr>
+              <w:t>a.gene_region</w:t>
             </w:r>
             <w:proofErr w:type="spellEnd"/>
             <w:r>
               <w:rPr>
                 <w:rFonts w:ascii="思源黑体 CN Normal" w:eastAsia="思源黑体 CN Normal" w:hAnsi="思源黑体 CN Normal"/>
-                <w:i/>
-                <w:iCs/>
+                <w:sz w:val="17"/>
+                <w:szCs w:val="17"/>
+              </w:rPr>
+              <w:t>}} {{</w:t>
+            </w:r>
+            <w:proofErr w:type="spellStart"/>
+            <w:r>
+              <w:rPr>
+                <w:rFonts w:ascii="思源黑体 CN Normal" w:eastAsia="思源黑体 CN Normal" w:hAnsi="思源黑体 CN Normal"/>
+                <w:sz w:val="17"/>
+                <w:szCs w:val="17"/>
+              </w:rPr>
+              <w:t>a.hgvs_c</w:t>
+            </w:r>
+            <w:proofErr w:type="spellEnd"/>
+            <w:r>
+              <w:rPr>
+                <w:rFonts w:ascii="思源黑体 CN Normal" w:eastAsia="思源黑体 CN Normal" w:hAnsi="思源黑体 CN Normal"/>
+                <w:sz w:val="17"/>
+                <w:szCs w:val="17"/>
+              </w:rPr>
+              <w:t xml:space="preserve">}}{%if </w:t>
+            </w:r>
+            <w:proofErr w:type="spellStart"/>
+            <w:r>
+              <w:rPr>
+                <w:rFonts w:ascii="思源黑体 CN Normal" w:eastAsia="思源黑体 CN Normal" w:hAnsi="思源黑体 CN Normal"/>
+                <w:sz w:val="17"/>
+                <w:szCs w:val="17"/>
+              </w:rPr>
+              <w:t>a.hgvs_p</w:t>
+            </w:r>
+            <w:proofErr w:type="spellEnd"/>
+            <w:r>
+              <w:rPr>
+                <w:rFonts w:ascii="思源黑体 CN Normal" w:eastAsia="思源黑体 CN Normal" w:hAnsi="思源黑体 CN Normal"/>
+                <w:sz w:val="17"/>
+                <w:szCs w:val="17"/>
+              </w:rPr>
+              <w:t>!=”p.?”%} {{</w:t>
+            </w:r>
+            <w:proofErr w:type="spellStart"/>
+            <w:r>
+              <w:rPr>
+                <w:rFonts w:ascii="思源黑体 CN Normal" w:eastAsia="思源黑体 CN Normal" w:hAnsi="思源黑体 CN Normal"/>
+                <w:sz w:val="17"/>
+                <w:szCs w:val="17"/>
+              </w:rPr>
+              <w:t>a.hgvs_p</w:t>
+            </w:r>
+            <w:proofErr w:type="spellEnd"/>
+            <w:r>
+              <w:rPr>
+                <w:rFonts w:ascii="思源黑体 CN Normal" w:eastAsia="思源黑体 CN Normal" w:hAnsi="思源黑体 CN Normal"/>
+                <w:sz w:val="17"/>
+                <w:szCs w:val="17"/>
+              </w:rPr>
+              <w:t>}}{%endif%}</w:t>
+            </w:r>
+            <w:r>
+              <w:rPr>
+                <w:rFonts w:ascii="思源黑体 CN Normal" w:eastAsia="思源黑体 CN Normal" w:hAnsi="思源黑体 CN Normal" w:hint="eastAsia"/>
+                <w:sz w:val="17"/>
+                <w:szCs w:val="17"/>
+              </w:rPr>
+              <w:t>，阳性</w:t>
+            </w:r>
+          </w:p>
+          <w:p>
+            <w:pPr>
+              <w:jc w:val="center"/>
+              <w:rPr>
+                <w:rFonts w:ascii="思源黑体 CN Normal" w:eastAsia="思源黑体 CN Normal" w:hAnsi="思源黑体 CN Normal"/>
+                <w:sz w:val="17"/>
+                <w:szCs w:val="17"/>
+              </w:rPr>
+            </w:pPr>
+            <w:r>
+              <w:rPr>
+                <w:rFonts w:ascii="思源黑体 CN Normal" w:eastAsia="思源黑体 CN Normal" w:hAnsi="思源黑体 CN Normal"/>
+                <w:sz w:val="17"/>
+                <w:szCs w:val="17"/>
+              </w:rPr>
+              <w:t xml:space="preserve">{%p </w:t>
+            </w:r>
+            <w:proofErr w:type="spellStart"/>
+            <w:r>
+              <w:rPr>
+                <w:rFonts w:ascii="思源黑体 CN Normal" w:eastAsia="思源黑体 CN Normal" w:hAnsi="思源黑体 CN Normal"/>
+                <w:sz w:val="17"/>
+                <w:szCs w:val="17"/>
+              </w:rPr>
+              <w:t>endfor</w:t>
+            </w:r>
+            <w:proofErr w:type="spellEnd"/>
+            <w:r>
+              <w:rPr>
+                <w:rFonts w:ascii="思源黑体 CN Normal" w:eastAsia="思源黑体 CN Normal" w:hAnsi="思源黑体 CN Normal"/>
+                <w:sz w:val="17"/>
+                <w:szCs w:val="17"/>
+              </w:rPr>
+              <w:t>%}</w:t>
+            </w:r>
+          </w:p>
+          <w:p>
+            <w:pPr>
+              <w:jc w:val="center"/>
+              <w:rPr>
+                <w:rFonts w:ascii="思源黑体 CN Normal" w:eastAsia="思源黑体 CN Normal" w:hAnsi="思源黑体 CN Normal"/>
+                <w:sz w:val="17"/>
+                <w:szCs w:val="17"/>
+              </w:rPr>
+            </w:pPr>
+            <w:r>
+              <w:rPr>
+                <w:rFonts w:ascii="思源黑体 CN Normal" w:eastAsia="思源黑体 CN Normal" w:hAnsi="思源黑体 CN Normal"/>
+                <w:sz w:val="17"/>
+                <w:szCs w:val="17"/>
+              </w:rPr>
+              <w:t>{%p else%}</w:t>
+            </w:r>
+          </w:p>
+          <w:p>
+            <w:pPr>
+              <w:jc w:val="center"/>
+              <w:rPr>
+                <w:rFonts w:ascii="思源黑体 CN Normal" w:eastAsia="思源黑体 CN Normal" w:hAnsi="思源黑体 CN Normal"/>
+                <w:sz w:val="17"/>
+                <w:szCs w:val="17"/>
+              </w:rPr>
+            </w:pPr>
+            <w:r>
+              <w:rPr>
+                <w:rFonts w:ascii="思源黑体 CN Normal" w:eastAsia="思源黑体 CN Normal" w:hAnsi="思源黑体 CN Normal" w:hint="eastAsia"/>
+                <w:sz w:val="17"/>
+                <w:szCs w:val="17"/>
+              </w:rPr>
+              <w:t>未检测到具有临床意义的变异</w:t>
+            </w:r>
+          </w:p>
+          <w:p>
+            <w:pPr>
+              <w:jc w:val="center"/>
+              <w:rPr>
+                <w:rFonts w:ascii="思源黑体 CN Normal" w:eastAsia="思源黑体 CN Normal" w:hAnsi="思源黑体 CN Normal"/>
+                <w:sz w:val="17"/>
+                <w:szCs w:val="17"/>
+              </w:rPr>
+            </w:pPr>
+            <w:r>
+              <w:rPr>
+                <w:rFonts w:ascii="思源黑体 CN Normal" w:eastAsia="思源黑体 CN Normal" w:hAnsi="思源黑体 CN Normal"/>
+                <w:sz w:val="17"/>
+                <w:szCs w:val="17"/>
+              </w:rPr>
+              <w:t>{%p endif%}</w:t>
+            </w:r>
+          </w:p>
+        </w:tc>
+        <w:tc>
+          <w:tcPr>
+            <w:tcW w:w="1275" w:type="dxa"/>
+            <w:shd w:val="clear" w:color="auto" w:fill="auto"/>
+            <w:vAlign w:val="center"/>
+          </w:tcPr>
+          <w:p>
+            <w:pPr>
+              <w:jc w:val="center"/>
+              <w:rPr>
+                <w:rFonts w:ascii="思源黑体 CN Normal" w:eastAsia="思源黑体 CN Normal" w:hAnsi="思源黑体 CN Normal"/>
+                <w:sz w:val="17"/>
+                <w:szCs w:val="17"/>
+              </w:rPr>
+            </w:pPr>
+            <w:r>
+              <w:rPr>
+                <w:rFonts w:ascii="思源黑体 CN Normal" w:eastAsia="思源黑体 CN Normal" w:hAnsi="思源黑体 CN Normal"/>
+                <w:sz w:val="17"/>
+                <w:szCs w:val="17"/>
+              </w:rPr>
+              <w:t>{%p if var.ec_type.BRCA1_level12+var.ec_type.BRCA2_level12%}</w:t>
+            </w:r>
+          </w:p>
+          <w:p>
+            <w:pPr>
+              <w:jc w:val="center"/>
+              <w:rPr>
+                <w:rFonts w:ascii="思源黑体 CN Normal" w:eastAsia="思源黑体 CN Normal" w:hAnsi="思源黑体 CN Normal"/>
+                <w:sz w:val="17"/>
+                <w:szCs w:val="17"/>
+              </w:rPr>
+            </w:pPr>
+            <w:r>
+              <w:rPr>
+                <w:rFonts w:ascii="思源黑体 CN Normal" w:eastAsia="思源黑体 CN Normal" w:hAnsi="思源黑体 CN Normal"/>
+                <w:sz w:val="17"/>
+                <w:szCs w:val="17"/>
+              </w:rPr>
+              <w:t>{%p for a in var.ec_type.BRCA1_level12+var.ec_type.BRCA2_level12%}</w:t>
+            </w:r>
+          </w:p>
+          <w:p>
+            <w:pPr>
+              <w:jc w:val="center"/>
+              <w:rPr>
+                <w:rFonts w:ascii="思源黑体 CN Normal" w:eastAsia="思源黑体 CN Normal" w:hAnsi="思源黑体 CN Normal"/>
+                <w:sz w:val="17"/>
+                <w:szCs w:val="17"/>
+              </w:rPr>
+            </w:pPr>
+            <w:r>
+              <w:rPr>
+                <w:rFonts w:ascii="思源黑体 CN Normal" w:eastAsia="思源黑体 CN Normal" w:hAnsi="思源黑体 CN Normal"/>
+                <w:sz w:val="17"/>
+                <w:szCs w:val="17"/>
+              </w:rPr>
+              <w:t>{{</w:t>
+            </w:r>
+            <w:proofErr w:type="spellStart"/>
+            <w:r>
+              <w:rPr>
+                <w:rFonts w:ascii="思源黑体 CN Normal" w:eastAsia="思源黑体 CN Normal" w:hAnsi="思源黑体 CN Normal"/>
+                <w:sz w:val="17"/>
+                <w:szCs w:val="17"/>
+              </w:rPr>
+              <w:t>a.freq_str</w:t>
+            </w:r>
+            <w:proofErr w:type="spellEnd"/>
+            <w:r>
+              <w:rPr>
+                <w:rFonts w:ascii="思源黑体 CN Normal" w:eastAsia="思源黑体 CN Normal" w:hAnsi="思源黑体 CN Normal"/>
                 <w:sz w:val="17"/>
                 <w:szCs w:val="17"/>
               </w:rPr>
               <w:t>}}</w:t>
             </w:r>
-            <w:r>
-              <w:rPr>
-                <w:rFonts w:ascii="思源黑体 CN Normal" w:eastAsia="思源黑体 CN Normal" w:hAnsi="思源黑体 CN Normal"/>
-                <w:sz w:val="17"/>
-                <w:szCs w:val="17"/>
-              </w:rPr>
-              <w:t xml:space="preserve"> {{</w:t>
+          </w:p>
+          <w:p>
+            <w:pPr>
+              <w:jc w:val="center"/>
+              <w:rPr>
+                <w:rFonts w:ascii="思源黑体 CN Normal" w:eastAsia="思源黑体 CN Normal" w:hAnsi="思源黑体 CN Normal"/>
+                <w:sz w:val="17"/>
+                <w:szCs w:val="17"/>
+              </w:rPr>
+            </w:pPr>
+            <w:r>
+              <w:rPr>
+                <w:rFonts w:ascii="思源黑体 CN Normal" w:eastAsia="思源黑体 CN Normal" w:hAnsi="思源黑体 CN Normal"/>
+                <w:sz w:val="17"/>
+                <w:szCs w:val="17"/>
+              </w:rPr>
+              <w:t xml:space="preserve">{%p </w:t>
             </w:r>
             <w:proofErr w:type="spellStart"/>
             <w:r>
@@ -3782,7 +3751,7 @@
                 <w:sz w:val="17"/>
                 <w:szCs w:val="17"/>
               </w:rPr>
-              <w:t>a.gene_region</w:t>
+              <w:t>endfor</w:t>
             </w:r>
             <w:proofErr w:type="spellEnd"/>
             <w:r>
@@ -3791,104 +3760,6 @@
                 <w:sz w:val="17"/>
                 <w:szCs w:val="17"/>
               </w:rPr>
-              <w:t>}} {{</w:t>
-            </w:r>
-            <w:proofErr w:type="spellStart"/>
-            <w:r>
-              <w:rPr>
-                <w:rFonts w:ascii="思源黑体 CN Normal" w:eastAsia="思源黑体 CN Normal" w:hAnsi="思源黑体 CN Normal"/>
-                <w:sz w:val="17"/>
-                <w:szCs w:val="17"/>
-              </w:rPr>
-              <w:t>a.hgvs_c</w:t>
-            </w:r>
-            <w:proofErr w:type="spellEnd"/>
-            <w:r>
-              <w:rPr>
-                <w:rFonts w:ascii="思源黑体 CN Normal" w:eastAsia="思源黑体 CN Normal" w:hAnsi="思源黑体 CN Normal"/>
-                <w:sz w:val="17"/>
-                <w:szCs w:val="17"/>
-              </w:rPr>
-              <w:t xml:space="preserve">}}{%if </w:t>
-            </w:r>
-            <w:proofErr w:type="spellStart"/>
-            <w:r>
-              <w:rPr>
-                <w:rFonts w:ascii="思源黑体 CN Normal" w:eastAsia="思源黑体 CN Normal" w:hAnsi="思源黑体 CN Normal"/>
-                <w:sz w:val="17"/>
-                <w:szCs w:val="17"/>
-              </w:rPr>
-              <w:t>a.hgvs_p</w:t>
-            </w:r>
-            <w:proofErr w:type="spellEnd"/>
-            <w:r>
-              <w:rPr>
-                <w:rFonts w:ascii="思源黑体 CN Normal" w:eastAsia="思源黑体 CN Normal" w:hAnsi="思源黑体 CN Normal"/>
-                <w:sz w:val="17"/>
-                <w:szCs w:val="17"/>
-              </w:rPr>
-              <w:t>!=”p.?”%} {{</w:t>
-            </w:r>
-            <w:proofErr w:type="spellStart"/>
-            <w:r>
-              <w:rPr>
-                <w:rFonts w:ascii="思源黑体 CN Normal" w:eastAsia="思源黑体 CN Normal" w:hAnsi="思源黑体 CN Normal"/>
-                <w:sz w:val="17"/>
-                <w:szCs w:val="17"/>
-              </w:rPr>
-              <w:t>a.hgvs_p</w:t>
-            </w:r>
-            <w:proofErr w:type="spellEnd"/>
-            <w:r>
-              <w:rPr>
-                <w:rFonts w:ascii="思源黑体 CN Normal" w:eastAsia="思源黑体 CN Normal" w:hAnsi="思源黑体 CN Normal"/>
-                <w:sz w:val="17"/>
-                <w:szCs w:val="17"/>
-              </w:rPr>
-              <w:t>}}{%endif%}</w:t>
-            </w:r>
-            <w:r>
-              <w:rPr>
-                <w:rFonts w:ascii="思源黑体 CN Normal" w:eastAsia="思源黑体 CN Normal" w:hAnsi="思源黑体 CN Normal" w:hint="eastAsia"/>
-                <w:sz w:val="17"/>
-                <w:szCs w:val="17"/>
-              </w:rPr>
-              <w:t>，阳性</w:t>
-            </w:r>
-          </w:p>
-          <w:p>
-            <w:pPr>
-              <w:jc w:val="center"/>
-              <w:rPr>
-                <w:rFonts w:ascii="思源黑体 CN Normal" w:eastAsia="思源黑体 CN Normal" w:hAnsi="思源黑体 CN Normal"/>
-                <w:sz w:val="17"/>
-                <w:szCs w:val="17"/>
-              </w:rPr>
-            </w:pPr>
-            <w:r>
-              <w:rPr>
-                <w:rFonts w:ascii="思源黑体 CN Normal" w:eastAsia="思源黑体 CN Normal" w:hAnsi="思源黑体 CN Normal"/>
-                <w:sz w:val="17"/>
-                <w:szCs w:val="17"/>
-              </w:rPr>
-              <w:t xml:space="preserve">{%p </w:t>
-            </w:r>
-            <w:proofErr w:type="spellStart"/>
-            <w:r>
-              <w:rPr>
-                <w:rFonts w:ascii="思源黑体 CN Normal" w:eastAsia="思源黑体 CN Normal" w:hAnsi="思源黑体 CN Normal"/>
-                <w:sz w:val="17"/>
-                <w:szCs w:val="17"/>
-              </w:rPr>
-              <w:t>endfor</w:t>
-            </w:r>
-            <w:proofErr w:type="spellEnd"/>
-            <w:r>
-              <w:rPr>
-                <w:rFonts w:ascii="思源黑体 CN Normal" w:eastAsia="思源黑体 CN Normal" w:hAnsi="思源黑体 CN Normal"/>
-                <w:sz w:val="17"/>
-                <w:szCs w:val="17"/>
-              </w:rPr>
               <w:t>%}</w:t>
             </w:r>
           </w:p>
@@ -3921,18 +3792,18 @@
             </w:pPr>
             <w:r>
               <w:rPr>
-                <w:rFonts w:ascii="思源黑体 CN Normal" w:eastAsia="思源黑体 CN Normal" w:hAnsi="思源黑体 CN Normal" w:hint="eastAsia"/>
-                <w:sz w:val="17"/>
-                <w:szCs w:val="17"/>
-              </w:rPr>
-              <w:t>未检测到具有临床意义的变异</w:t>
-            </w:r>
-          </w:p>
-          <w:p>
-            <w:pPr>
-              <w:jc w:val="center"/>
-              <w:rPr>
-                <w:rFonts w:ascii="思源黑体 CN Normal" w:eastAsia="思源黑体 CN Normal" w:hAnsi="思源黑体 CN Normal" w:hint="eastAsia"/>
+                <w:rFonts w:ascii="思源黑体 CN Normal" w:eastAsia="思源黑体 CN Normal" w:hAnsi="思源黑体 CN Normal"/>
+                <w:sz w:val="17"/>
+                <w:szCs w:val="17"/>
+              </w:rPr>
+              <w:t>/</w:t>
+            </w:r>
+          </w:p>
+          <w:p>
+            <w:pPr>
+              <w:jc w:val="center"/>
+              <w:rPr>
+                <w:rFonts w:ascii="思源黑体 CN Normal" w:eastAsia="思源黑体 CN Normal" w:hAnsi="思源黑体 CN Normal"/>
                 <w:sz w:val="17"/>
                 <w:szCs w:val="17"/>
               </w:rPr>
@@ -3949,221 +3820,6 @@
         </w:tc>
         <w:tc>
           <w:tcPr>
-            <w:tcW w:w="1275" w:type="dxa"/>
-            <w:shd w:val="clear" w:color="auto" w:fill="auto"/>
-            <w:vAlign w:val="center"/>
-          </w:tcPr>
-          <w:p>
-            <w:pPr>
-              <w:jc w:val="center"/>
-              <w:rPr>
-                <w:rFonts w:ascii="思源黑体 CN Normal" w:eastAsia="思源黑体 CN Normal" w:hAnsi="思源黑体 CN Normal"/>
-                <w:sz w:val="17"/>
-                <w:szCs w:val="17"/>
-              </w:rPr>
-            </w:pPr>
-            <w:r>
-              <w:rPr>
-                <w:rFonts w:ascii="思源黑体 CN Normal" w:eastAsia="思源黑体 CN Normal" w:hAnsi="思源黑体 CN Normal"/>
-                <w:sz w:val="17"/>
-                <w:szCs w:val="17"/>
-              </w:rPr>
-              <w:t>{%p if var.ec_type.BRCA1_level12+var.ec_</w:t>
-            </w:r>
-            <w:proofErr w:type="gramStart"/>
-            <w:r>
-              <w:rPr>
-                <w:rFonts w:ascii="思源黑体 CN Normal" w:eastAsia="思源黑体 CN Normal" w:hAnsi="思源黑体 CN Normal"/>
-                <w:sz w:val="17"/>
-                <w:szCs w:val="17"/>
-              </w:rPr>
-              <w:t>type.BRCA</w:t>
-            </w:r>
-            <w:proofErr w:type="gramEnd"/>
-            <w:r>
-              <w:rPr>
-                <w:rFonts w:ascii="思源黑体 CN Normal" w:eastAsia="思源黑体 CN Normal" w:hAnsi="思源黑体 CN Normal"/>
-                <w:sz w:val="17"/>
-                <w:szCs w:val="17"/>
-              </w:rPr>
-              <w:t>2_level12%}</w:t>
-            </w:r>
-          </w:p>
-          <w:p>
-            <w:pPr>
-              <w:jc w:val="center"/>
-              <w:rPr>
-                <w:rFonts w:ascii="思源黑体 CN Normal" w:eastAsia="思源黑体 CN Normal" w:hAnsi="思源黑体 CN Normal"/>
-                <w:sz w:val="17"/>
-                <w:szCs w:val="17"/>
-              </w:rPr>
-            </w:pPr>
-            <w:r>
-              <w:rPr>
-                <w:rFonts w:ascii="思源黑体 CN Normal" w:eastAsia="思源黑体 CN Normal" w:hAnsi="思源黑体 CN Normal"/>
-                <w:sz w:val="17"/>
-                <w:szCs w:val="17"/>
-              </w:rPr>
-              <w:t>{%p for a in var.ec_type.BRCA1_level12+var.ec_</w:t>
-            </w:r>
-            <w:proofErr w:type="gramStart"/>
-            <w:r>
-              <w:rPr>
-                <w:rFonts w:ascii="思源黑体 CN Normal" w:eastAsia="思源黑体 CN Normal" w:hAnsi="思源黑体 CN Normal"/>
-                <w:sz w:val="17"/>
-                <w:szCs w:val="17"/>
-              </w:rPr>
-              <w:t>type.BRCA</w:t>
-            </w:r>
-            <w:proofErr w:type="gramEnd"/>
-            <w:r>
-              <w:rPr>
-                <w:rFonts w:ascii="思源黑体 CN Normal" w:eastAsia="思源黑体 CN Normal" w:hAnsi="思源黑体 CN Normal"/>
-                <w:sz w:val="17"/>
-                <w:szCs w:val="17"/>
-              </w:rPr>
-              <w:t>2_level12%}</w:t>
-            </w:r>
-          </w:p>
-          <w:p>
-            <w:pPr>
-              <w:jc w:val="center"/>
-              <w:rPr>
-                <w:rFonts w:ascii="思源黑体 CN Normal" w:eastAsia="思源黑体 CN Normal" w:hAnsi="思源黑体 CN Normal"/>
-                <w:sz w:val="17"/>
-                <w:szCs w:val="17"/>
-              </w:rPr>
-            </w:pPr>
-            <w:r>
-              <w:rPr>
-                <w:rFonts w:ascii="思源黑体 CN Normal" w:eastAsia="思源黑体 CN Normal" w:hAnsi="思源黑体 CN Normal"/>
-                <w:sz w:val="17"/>
-                <w:szCs w:val="17"/>
-              </w:rPr>
-              <w:t>{{</w:t>
-            </w:r>
-            <w:proofErr w:type="spellStart"/>
-            <w:proofErr w:type="gramStart"/>
-            <w:r>
-              <w:rPr>
-                <w:rFonts w:ascii="思源黑体 CN Normal" w:eastAsia="思源黑体 CN Normal" w:hAnsi="思源黑体 CN Normal"/>
-                <w:sz w:val="17"/>
-                <w:szCs w:val="17"/>
-              </w:rPr>
-              <w:t>a.freq</w:t>
-            </w:r>
-            <w:proofErr w:type="gramEnd"/>
-            <w:r>
-              <w:rPr>
-                <w:rFonts w:ascii="思源黑体 CN Normal" w:eastAsia="思源黑体 CN Normal" w:hAnsi="思源黑体 CN Normal"/>
-                <w:sz w:val="17"/>
-                <w:szCs w:val="17"/>
-              </w:rPr>
-              <w:t>_str</w:t>
-            </w:r>
-            <w:proofErr w:type="spellEnd"/>
-            <w:r>
-              <w:rPr>
-                <w:rFonts w:ascii="思源黑体 CN Normal" w:eastAsia="思源黑体 CN Normal" w:hAnsi="思源黑体 CN Normal"/>
-                <w:sz w:val="17"/>
-                <w:szCs w:val="17"/>
-              </w:rPr>
-              <w:t>}}</w:t>
-            </w:r>
-          </w:p>
-          <w:p>
-            <w:pPr>
-              <w:jc w:val="center"/>
-              <w:rPr>
-                <w:rFonts w:ascii="思源黑体 CN Normal" w:eastAsia="思源黑体 CN Normal" w:hAnsi="思源黑体 CN Normal"/>
-                <w:sz w:val="17"/>
-                <w:szCs w:val="17"/>
-              </w:rPr>
-            </w:pPr>
-            <w:r>
-              <w:rPr>
-                <w:rFonts w:ascii="思源黑体 CN Normal" w:eastAsia="思源黑体 CN Normal" w:hAnsi="思源黑体 CN Normal"/>
-                <w:sz w:val="17"/>
-                <w:szCs w:val="17"/>
-              </w:rPr>
-              <w:t xml:space="preserve">{%p </w:t>
-            </w:r>
-            <w:proofErr w:type="spellStart"/>
-            <w:r>
-              <w:rPr>
-                <w:rFonts w:ascii="思源黑体 CN Normal" w:eastAsia="思源黑体 CN Normal" w:hAnsi="思源黑体 CN Normal"/>
-                <w:sz w:val="17"/>
-                <w:szCs w:val="17"/>
-              </w:rPr>
-              <w:t>endfor</w:t>
-            </w:r>
-            <w:proofErr w:type="spellEnd"/>
-            <w:r>
-              <w:rPr>
-                <w:rFonts w:ascii="思源黑体 CN Normal" w:eastAsia="思源黑体 CN Normal" w:hAnsi="思源黑体 CN Normal"/>
-                <w:sz w:val="17"/>
-                <w:szCs w:val="17"/>
-              </w:rPr>
-              <w:t>%}</w:t>
-            </w:r>
-          </w:p>
-          <w:p>
-            <w:pPr>
-              <w:jc w:val="center"/>
-              <w:rPr>
-                <w:rFonts w:ascii="思源黑体 CN Normal" w:eastAsia="思源黑体 CN Normal" w:hAnsi="思源黑体 CN Normal"/>
-                <w:sz w:val="17"/>
-                <w:szCs w:val="17"/>
-              </w:rPr>
-            </w:pPr>
-            <w:r>
-              <w:rPr>
-                <w:rFonts w:ascii="思源黑体 CN Normal" w:eastAsia="思源黑体 CN Normal" w:hAnsi="思源黑体 CN Normal"/>
-                <w:sz w:val="17"/>
-                <w:szCs w:val="17"/>
-              </w:rPr>
-              <w:t>{%p else%}</w:t>
-            </w:r>
-          </w:p>
-          <w:p>
-            <w:pPr>
-              <w:jc w:val="center"/>
-              <w:rPr>
-                <w:rFonts w:ascii="思源黑体 CN Normal" w:eastAsia="思源黑体 CN Normal" w:hAnsi="思源黑体 CN Normal"/>
-                <w:sz w:val="17"/>
-                <w:szCs w:val="17"/>
-              </w:rPr>
-            </w:pPr>
-            <w:r>
-              <w:rPr>
-                <w:rFonts w:ascii="思源黑体 CN Normal" w:eastAsia="思源黑体 CN Normal" w:hAnsi="思源黑体 CN Normal"/>
-                <w:sz w:val="17"/>
-                <w:szCs w:val="17"/>
-              </w:rPr>
-              <w:t>/</w:t>
-            </w:r>
-          </w:p>
-          <w:p>
-            <w:pPr>
-              <w:jc w:val="center"/>
-              <w:rPr>
-                <w:rFonts w:ascii="思源黑体 CN Normal" w:eastAsia="思源黑体 CN Normal" w:hAnsi="思源黑体 CN Normal"/>
-                <w:sz w:val="17"/>
-                <w:szCs w:val="17"/>
-              </w:rPr>
-            </w:pPr>
-            <w:r>
-              <w:rPr>
-                <w:rFonts w:ascii="思源黑体 CN Normal" w:eastAsia="思源黑体 CN Normal" w:hAnsi="思源黑体 CN Normal"/>
-                <w:sz w:val="17"/>
-                <w:szCs w:val="17"/>
-              </w:rPr>
-              <w:t>{%p endif%}</w:t>
-            </w:r>
-          </w:p>
-        </w:tc>
-        <w:tc>
-          <w:tcPr>
             <w:tcW w:w="1265" w:type="dxa"/>
             <w:shd w:val="clear" w:color="auto" w:fill="auto"/>
             <w:vAlign w:val="center"/>
@@ -4183,61 +3839,25 @@
                 <w:sz w:val="17"/>
                 <w:szCs w:val="17"/>
               </w:rPr>
-              <w:t>{%p if var.ec_type.BRCA1_level12+var.ec_</w:t>
-            </w:r>
-            <w:proofErr w:type="gramStart"/>
-            <w:r>
-              <w:rPr>
-                <w:rFonts w:ascii="思源黑体 CN Normal" w:eastAsia="思源黑体 CN Normal" w:hAnsi="思源黑体 CN Normal"/>
-                <w:sz w:val="17"/>
-                <w:szCs w:val="17"/>
-              </w:rPr>
-              <w:t>type.BRCA</w:t>
-            </w:r>
-            <w:proofErr w:type="gramEnd"/>
-            <w:r>
-              <w:rPr>
-                <w:rFonts w:ascii="思源黑体 CN Normal" w:eastAsia="思源黑体 CN Normal" w:hAnsi="思源黑体 CN Normal"/>
-                <w:sz w:val="17"/>
-                <w:szCs w:val="17"/>
-              </w:rPr>
-              <w:t>2_level12%}</w:t>
-            </w:r>
-          </w:p>
-          <w:p>
-            <w:pPr>
-              <w:jc w:val="center"/>
-              <w:rPr>
-                <w:rFonts w:ascii="思源黑体 CN Normal" w:eastAsia="思源黑体 CN Normal" w:hAnsi="思源黑体 CN Normal"/>
-                <w:sz w:val="17"/>
-                <w:szCs w:val="17"/>
-              </w:rPr>
-            </w:pPr>
-            <w:r>
-              <w:rPr>
-                <w:rFonts w:ascii="思源黑体 CN Normal" w:eastAsia="思源黑体 CN Normal" w:hAnsi="思源黑体 CN Normal"/>
-                <w:sz w:val="17"/>
-                <w:szCs w:val="17"/>
-              </w:rPr>
-              <w:t>{%p for a in var.ec_type.BRCA1_level12+var.ec_</w:t>
-            </w:r>
-            <w:proofErr w:type="gramStart"/>
-            <w:r>
-              <w:rPr>
-                <w:rFonts w:ascii="思源黑体 CN Normal" w:eastAsia="思源黑体 CN Normal" w:hAnsi="思源黑体 CN Normal"/>
-                <w:sz w:val="17"/>
-                <w:szCs w:val="17"/>
-              </w:rPr>
-              <w:t>type.BRCA</w:t>
-            </w:r>
-            <w:proofErr w:type="gramEnd"/>
-            <w:r>
-              <w:rPr>
-                <w:rFonts w:ascii="思源黑体 CN Normal" w:eastAsia="思源黑体 CN Normal" w:hAnsi="思源黑体 CN Normal"/>
-                <w:sz w:val="17"/>
-                <w:szCs w:val="17"/>
-              </w:rPr>
-              <w:t>2_level12%}</w:t>
+              <w:t>{%p if var.ec_type.BRCA1_level12+var.ec_type.BRCA2_level12%}</w:t>
+            </w:r>
+          </w:p>
+          <w:p>
+            <w:pPr>
+              <w:jc w:val="center"/>
+              <w:rPr>
+                <w:rFonts w:ascii="思源黑体 CN Normal" w:eastAsia="思源黑体 CN Normal" w:hAnsi="思源黑体 CN Normal"/>
+                <w:sz w:val="17"/>
+                <w:szCs w:val="17"/>
+              </w:rPr>
+            </w:pPr>
+            <w:r>
+              <w:rPr>
+                <w:rFonts w:ascii="思源黑体 CN Normal" w:eastAsia="思源黑体 CN Normal" w:hAnsi="思源黑体 CN Normal"/>
+                <w:sz w:val="17"/>
+                <w:szCs w:val="17"/>
+              </w:rPr>
+              <w:t>{%p for a in var.ec_type.BRCA1_level12+var.ec_type.BRCA2_level12%}</w:t>
             </w:r>
           </w:p>
           <w:p>
@@ -4445,23 +4065,13 @@
               <w:t xml:space="preserve">{%p if </w:t>
             </w:r>
             <w:proofErr w:type="spellStart"/>
-            <w:proofErr w:type="gramStart"/>
-            <w:r>
-              <w:rPr>
-                <w:rFonts w:ascii="思源黑体 CN Normal" w:eastAsia="思源黑体 CN Normal" w:hAnsi="思源黑体 CN Normal"/>
-                <w:sz w:val="17"/>
-                <w:szCs w:val="17"/>
-              </w:rPr>
-              <w:t>var.gss.gss.gsscore</w:t>
-            </w:r>
-            <w:proofErr w:type="gramEnd"/>
-            <w:r>
-              <w:rPr>
-                <w:rFonts w:ascii="思源黑体 CN Normal" w:eastAsia="思源黑体 CN Normal" w:hAnsi="思源黑体 CN Normal"/>
-                <w:sz w:val="17"/>
-                <w:szCs w:val="17"/>
-              </w:rPr>
-              <w:t>|float</w:t>
+            <w:r>
+              <w:rPr>
+                <w:rFonts w:ascii="思源黑体 CN Normal" w:eastAsia="思源黑体 CN Normal" w:hAnsi="思源黑体 CN Normal"/>
+                <w:sz w:val="17"/>
+                <w:szCs w:val="17"/>
+              </w:rPr>
+              <w:t>var.gss.gss.gsscore|float</w:t>
             </w:r>
             <w:proofErr w:type="spellEnd"/>
             <w:r>
@@ -4688,25 +4298,7 @@
                 <w:sz w:val="17"/>
                 <w:szCs w:val="17"/>
               </w:rPr>
-              <w:t>{%p if (var.var_</w:t>
-            </w:r>
-            <w:proofErr w:type="gramStart"/>
-            <w:r>
-              <w:rPr>
-                <w:rFonts w:ascii="思源黑体 CN Normal" w:eastAsia="思源黑体 CN Normal" w:hAnsi="思源黑体 CN Normal"/>
-                <w:sz w:val="17"/>
-                <w:szCs w:val="17"/>
-              </w:rPr>
-              <w:t>somatic.level</w:t>
-            </w:r>
-            <w:proofErr w:type="gramEnd"/>
-            <w:r>
-              <w:rPr>
-                <w:rFonts w:ascii="思源黑体 CN Normal" w:eastAsia="思源黑体 CN Normal" w:hAnsi="思源黑体 CN Normal"/>
-                <w:sz w:val="17"/>
-                <w:szCs w:val="17"/>
-              </w:rPr>
-              <w:t>_I+var.var_somatic.level_II)|filter_brca_forncfy %}</w:t>
+              <w:t>{%p if (var.var_somatic.level_I+var.var_somatic.level_II)|filter_brca_forncfy %}</w:t>
             </w:r>
           </w:p>
           <w:p>
@@ -4742,25 +4334,7 @@
                 <w:sz w:val="17"/>
                 <w:szCs w:val="17"/>
               </w:rPr>
-              <w:t xml:space="preserve"> (var.var_</w:t>
-            </w:r>
-            <w:proofErr w:type="gramStart"/>
-            <w:r>
-              <w:rPr>
-                <w:rFonts w:ascii="思源黑体 CN Normal" w:eastAsia="思源黑体 CN Normal" w:hAnsi="思源黑体 CN Normal"/>
-                <w:sz w:val="17"/>
-                <w:szCs w:val="17"/>
-              </w:rPr>
-              <w:t>somatic.level</w:t>
-            </w:r>
-            <w:proofErr w:type="gramEnd"/>
-            <w:r>
-              <w:rPr>
-                <w:rFonts w:ascii="思源黑体 CN Normal" w:eastAsia="思源黑体 CN Normal" w:hAnsi="思源黑体 CN Normal"/>
-                <w:sz w:val="17"/>
-                <w:szCs w:val="17"/>
-              </w:rPr>
-              <w:t>_I+var.var_somatic.level_II)|filter_brca_forncfy %}</w:t>
+              <w:t xml:space="preserve"> (var.var_somatic.level_I+var.var_somatic.level_II)|filter_brca_forncfy %}</w:t>
             </w:r>
           </w:p>
           <w:p>
@@ -4783,7 +4357,6 @@
               <w:t>{{</w:t>
             </w:r>
             <w:proofErr w:type="spellStart"/>
-            <w:proofErr w:type="gramStart"/>
             <w:r>
               <w:rPr>
                 <w:rFonts w:ascii="思源黑体 CN Normal" w:eastAsia="思源黑体 CN Normal" w:hAnsi="思源黑体 CN Normal"/>
@@ -4792,9 +4365,9 @@
                 <w:sz w:val="17"/>
                 <w:szCs w:val="17"/>
               </w:rPr>
-              <w:t>a.gene</w:t>
-            </w:r>
-            <w:proofErr w:type="gramEnd"/>
+              <w:t>a.gene_symbol</w:t>
+            </w:r>
+            <w:proofErr w:type="spellEnd"/>
             <w:r>
               <w:rPr>
                 <w:rFonts w:ascii="思源黑体 CN Normal" w:eastAsia="思源黑体 CN Normal" w:hAnsi="思源黑体 CN Normal"/>
@@ -4803,26 +4376,33 @@
                 <w:sz w:val="17"/>
                 <w:szCs w:val="17"/>
               </w:rPr>
-              <w:t>_symbol</w:t>
+              <w:t>}}</w:t>
+            </w:r>
+            <w:r>
+              <w:rPr>
+                <w:rFonts w:ascii="思源黑体 CN Normal" w:eastAsia="思源黑体 CN Normal" w:hAnsi="思源黑体 CN Normal"/>
+                <w:sz w:val="17"/>
+                <w:szCs w:val="17"/>
+              </w:rPr>
+              <w:t xml:space="preserve"> {{</w:t>
+            </w:r>
+            <w:proofErr w:type="spellStart"/>
+            <w:r>
+              <w:rPr>
+                <w:rFonts w:ascii="思源黑体 CN Normal" w:eastAsia="思源黑体 CN Normal" w:hAnsi="思源黑体 CN Normal"/>
+                <w:sz w:val="17"/>
+                <w:szCs w:val="17"/>
+              </w:rPr>
+              <w:t>a.gene_region</w:t>
             </w:r>
             <w:proofErr w:type="spellEnd"/>
             <w:r>
               <w:rPr>
                 <w:rFonts w:ascii="思源黑体 CN Normal" w:eastAsia="思源黑体 CN Normal" w:hAnsi="思源黑体 CN Normal"/>
-                <w:i/>
-                <w:iCs/>
-                <w:sz w:val="17"/>
-                <w:szCs w:val="17"/>
-              </w:rPr>
-              <w:t>}}</w:t>
-            </w:r>
-            <w:r>
-              <w:rPr>
-                <w:rFonts w:ascii="思源黑体 CN Normal" w:eastAsia="思源黑体 CN Normal" w:hAnsi="思源黑体 CN Normal"/>
-                <w:sz w:val="17"/>
-                <w:szCs w:val="17"/>
-              </w:rPr>
-              <w:t xml:space="preserve"> {{</w:t>
+                <w:sz w:val="17"/>
+                <w:szCs w:val="17"/>
+              </w:rPr>
+              <w:t>}} {{</w:t>
             </w:r>
             <w:proofErr w:type="spellStart"/>
             <w:r>
@@ -4831,7 +4411,7 @@
                 <w:sz w:val="17"/>
                 <w:szCs w:val="17"/>
               </w:rPr>
-              <w:t>a.gene_region</w:t>
+              <w:t>a.hgvs_c</w:t>
             </w:r>
             <w:proofErr w:type="spellEnd"/>
             <w:r>
@@ -4840,7 +4420,7 @@
                 <w:sz w:val="17"/>
                 <w:szCs w:val="17"/>
               </w:rPr>
-              <w:t>}} {{</w:t>
+              <w:t xml:space="preserve">}}{%if </w:t>
             </w:r>
             <w:proofErr w:type="spellStart"/>
             <w:r>
@@ -4849,7 +4429,7 @@
                 <w:sz w:val="17"/>
                 <w:szCs w:val="17"/>
               </w:rPr>
-              <w:t>a.hgvs_c</w:t>
+              <w:t>a.hgvs_p</w:t>
             </w:r>
             <w:proofErr w:type="spellEnd"/>
             <w:r>
@@ -4858,7 +4438,7 @@
                 <w:sz w:val="17"/>
                 <w:szCs w:val="17"/>
               </w:rPr>
-              <w:t xml:space="preserve">}}{%if </w:t>
+              <w:t>!=”p.?”%} {{</w:t>
             </w:r>
             <w:proofErr w:type="spellStart"/>
             <w:r>
@@ -4876,7 +4456,25 @@
                 <w:sz w:val="17"/>
                 <w:szCs w:val="17"/>
               </w:rPr>
-              <w:t>!=”p.?”%} {{</w:t>
+              <w:t>}}{%endif%}</w:t>
+            </w:r>
+          </w:p>
+          <w:p>
+            <w:pPr>
+              <w:jc w:val="center"/>
+              <w:rPr>
+                <w:rFonts w:ascii="思源黑体 CN Normal" w:eastAsia="思源黑体 CN Normal" w:hAnsi="思源黑体 CN Normal"/>
+                <w:sz w:val="17"/>
+                <w:szCs w:val="17"/>
+              </w:rPr>
+            </w:pPr>
+            <w:r>
+              <w:rPr>
+                <w:rFonts w:ascii="思源黑体 CN Normal" w:eastAsia="思源黑体 CN Normal" w:hAnsi="思源黑体 CN Normal"/>
+                <w:sz w:val="17"/>
+                <w:szCs w:val="17"/>
+              </w:rPr>
+              <w:t xml:space="preserve">{%p </w:t>
             </w:r>
             <w:proofErr w:type="spellStart"/>
             <w:r>
@@ -4885,7 +4483,7 @@
                 <w:sz w:val="17"/>
                 <w:szCs w:val="17"/>
               </w:rPr>
-              <w:t>a.hgvs_p</w:t>
+              <w:t>endfor</w:t>
             </w:r>
             <w:proofErr w:type="spellEnd"/>
             <w:r>
@@ -4894,25 +4492,104 @@
                 <w:sz w:val="17"/>
                 <w:szCs w:val="17"/>
               </w:rPr>
-              <w:t>}}{%endif%}</w:t>
-            </w:r>
-          </w:p>
-          <w:p>
-            <w:pPr>
-              <w:jc w:val="center"/>
-              <w:rPr>
-                <w:rFonts w:ascii="思源黑体 CN Normal" w:eastAsia="思源黑体 CN Normal" w:hAnsi="思源黑体 CN Normal"/>
-                <w:sz w:val="17"/>
-                <w:szCs w:val="17"/>
-              </w:rPr>
-            </w:pPr>
-            <w:r>
-              <w:rPr>
-                <w:rFonts w:ascii="思源黑体 CN Normal" w:eastAsia="思源黑体 CN Normal" w:hAnsi="思源黑体 CN Normal"/>
-                <w:sz w:val="17"/>
-                <w:szCs w:val="17"/>
-              </w:rPr>
-              <w:t xml:space="preserve">{%p </w:t>
+              <w:t>%}</w:t>
+            </w:r>
+          </w:p>
+          <w:p>
+            <w:pPr>
+              <w:jc w:val="center"/>
+              <w:rPr>
+                <w:rFonts w:ascii="思源黑体 CN Normal" w:eastAsia="思源黑体 CN Normal" w:hAnsi="思源黑体 CN Normal"/>
+                <w:sz w:val="17"/>
+                <w:szCs w:val="17"/>
+              </w:rPr>
+            </w:pPr>
+            <w:r>
+              <w:rPr>
+                <w:rFonts w:ascii="思源黑体 CN Normal" w:eastAsia="思源黑体 CN Normal" w:hAnsi="思源黑体 CN Normal"/>
+                <w:sz w:val="17"/>
+                <w:szCs w:val="17"/>
+              </w:rPr>
+              <w:t>{%p else%}</w:t>
+            </w:r>
+          </w:p>
+          <w:p>
+            <w:pPr>
+              <w:jc w:val="center"/>
+              <w:rPr>
+                <w:rFonts w:ascii="思源黑体 CN Normal" w:eastAsia="思源黑体 CN Normal" w:hAnsi="思源黑体 CN Normal"/>
+                <w:sz w:val="17"/>
+                <w:szCs w:val="17"/>
+              </w:rPr>
+            </w:pPr>
+            <w:r>
+              <w:rPr>
+                <w:rFonts w:ascii="思源黑体 CN Normal" w:eastAsia="思源黑体 CN Normal" w:hAnsi="思源黑体 CN Normal" w:hint="eastAsia"/>
+                <w:sz w:val="17"/>
+                <w:szCs w:val="17"/>
+              </w:rPr>
+              <w:t>未检测到具有临床意义的变异</w:t>
+            </w:r>
+          </w:p>
+          <w:p>
+            <w:pPr>
+              <w:jc w:val="center"/>
+              <w:rPr>
+                <w:rFonts w:ascii="思源黑体 CN Normal" w:eastAsia="思源黑体 CN Normal" w:hAnsi="思源黑体 CN Normal"/>
+                <w:sz w:val="17"/>
+                <w:szCs w:val="17"/>
+              </w:rPr>
+            </w:pPr>
+            <w:r>
+              <w:rPr>
+                <w:rFonts w:ascii="思源黑体 CN Normal" w:eastAsia="思源黑体 CN Normal" w:hAnsi="思源黑体 CN Normal"/>
+                <w:sz w:val="17"/>
+                <w:szCs w:val="17"/>
+              </w:rPr>
+              <w:t>{%p endif%}</w:t>
+            </w:r>
+          </w:p>
+        </w:tc>
+        <w:tc>
+          <w:tcPr>
+            <w:tcW w:w="1275" w:type="dxa"/>
+            <w:shd w:val="clear" w:color="auto" w:fill="auto"/>
+            <w:vAlign w:val="center"/>
+          </w:tcPr>
+          <w:p>
+            <w:pPr>
+              <w:jc w:val="center"/>
+              <w:rPr>
+                <w:rFonts w:ascii="思源黑体 CN Normal" w:eastAsia="思源黑体 CN Normal" w:hAnsi="思源黑体 CN Normal"/>
+                <w:sz w:val="17"/>
+                <w:szCs w:val="17"/>
+              </w:rPr>
+            </w:pPr>
+            <w:r>
+              <w:rPr>
+                <w:rFonts w:ascii="思源黑体 CN Normal" w:eastAsia="思源黑体 CN Normal" w:hAnsi="思源黑体 CN Normal"/>
+                <w:sz w:val="17"/>
+                <w:szCs w:val="17"/>
+              </w:rPr>
+              <w:t>{%p if (var.var_somatic.level_I+var.var_somatic.level_II)|filter_brca_forncfy %}</w:t>
+            </w:r>
+          </w:p>
+          <w:p>
+            <w:pPr>
+              <w:jc w:val="center"/>
+              <w:rPr>
+                <w:rFonts w:ascii="思源黑体 CN Normal" w:eastAsia="思源黑体 CN Normal" w:hAnsi="思源黑体 CN Normal"/>
+                <w:sz w:val="17"/>
+                <w:szCs w:val="17"/>
+              </w:rPr>
+            </w:pPr>
+            <w:r>
+              <w:rPr>
+                <w:rFonts w:ascii="思源黑体 CN Normal" w:eastAsia="思源黑体 CN Normal" w:hAnsi="思源黑体 CN Normal"/>
+                <w:sz w:val="17"/>
+                <w:szCs w:val="17"/>
+              </w:rPr>
+              <w:t xml:space="preserve">{%p for a </w:t>
             </w:r>
             <w:proofErr w:type="spellStart"/>
             <w:r>
@@ -4921,7 +4598,7 @@
                 <w:sz w:val="17"/>
                 <w:szCs w:val="17"/>
               </w:rPr>
-              <w:t>endfor</w:t>
+              <w:t>in</w:t>
             </w:r>
             <w:proofErr w:type="spellEnd"/>
             <w:r>
@@ -4930,122 +4607,25 @@
                 <w:sz w:val="17"/>
                 <w:szCs w:val="17"/>
               </w:rPr>
-              <w:t>%}</w:t>
-            </w:r>
-          </w:p>
-          <w:p>
-            <w:pPr>
-              <w:jc w:val="center"/>
-              <w:rPr>
-                <w:rFonts w:ascii="思源黑体 CN Normal" w:eastAsia="思源黑体 CN Normal" w:hAnsi="思源黑体 CN Normal"/>
-                <w:sz w:val="17"/>
-                <w:szCs w:val="17"/>
-              </w:rPr>
-            </w:pPr>
-            <w:r>
-              <w:rPr>
-                <w:rFonts w:ascii="思源黑体 CN Normal" w:eastAsia="思源黑体 CN Normal" w:hAnsi="思源黑体 CN Normal"/>
-                <w:sz w:val="17"/>
-                <w:szCs w:val="17"/>
-              </w:rPr>
-              <w:t>{%p else%}</w:t>
-            </w:r>
-          </w:p>
-          <w:p>
-            <w:pPr>
-              <w:jc w:val="center"/>
-              <w:rPr>
-                <w:rFonts w:ascii="思源黑体 CN Normal" w:eastAsia="思源黑体 CN Normal" w:hAnsi="思源黑体 CN Normal"/>
-                <w:sz w:val="17"/>
-                <w:szCs w:val="17"/>
-              </w:rPr>
-            </w:pPr>
-            <w:r>
-              <w:rPr>
-                <w:rFonts w:ascii="思源黑体 CN Normal" w:eastAsia="思源黑体 CN Normal" w:hAnsi="思源黑体 CN Normal" w:hint="eastAsia"/>
-                <w:sz w:val="17"/>
-                <w:szCs w:val="17"/>
-              </w:rPr>
-              <w:t>未检测到具有临床意义的变异</w:t>
-            </w:r>
-          </w:p>
-          <w:p>
-            <w:pPr>
-              <w:jc w:val="center"/>
-              <w:rPr>
-                <w:rFonts w:ascii="思源黑体 CN Normal" w:eastAsia="思源黑体 CN Normal" w:hAnsi="思源黑体 CN Normal"/>
-                <w:sz w:val="17"/>
-                <w:szCs w:val="17"/>
-              </w:rPr>
-            </w:pPr>
-            <w:r>
-              <w:rPr>
-                <w:rFonts w:ascii="思源黑体 CN Normal" w:eastAsia="思源黑体 CN Normal" w:hAnsi="思源黑体 CN Normal"/>
-                <w:sz w:val="17"/>
-                <w:szCs w:val="17"/>
-              </w:rPr>
-              <w:t>{%p endif%}</w:t>
-            </w:r>
-          </w:p>
-        </w:tc>
-        <w:tc>
-          <w:tcPr>
-            <w:tcW w:w="1275" w:type="dxa"/>
-            <w:shd w:val="clear" w:color="auto" w:fill="auto"/>
-            <w:vAlign w:val="center"/>
-          </w:tcPr>
-          <w:p>
-            <w:pPr>
-              <w:jc w:val="center"/>
-              <w:rPr>
-                <w:rFonts w:ascii="思源黑体 CN Normal" w:eastAsia="思源黑体 CN Normal" w:hAnsi="思源黑体 CN Normal"/>
-                <w:sz w:val="17"/>
-                <w:szCs w:val="17"/>
-              </w:rPr>
-            </w:pPr>
-            <w:r>
-              <w:rPr>
-                <w:rFonts w:ascii="思源黑体 CN Normal" w:eastAsia="思源黑体 CN Normal" w:hAnsi="思源黑体 CN Normal"/>
-                <w:sz w:val="17"/>
-                <w:szCs w:val="17"/>
-              </w:rPr>
-              <w:t>{%p if (var.var_</w:t>
-            </w:r>
-            <w:proofErr w:type="gramStart"/>
-            <w:r>
-              <w:rPr>
-                <w:rFonts w:ascii="思源黑体 CN Normal" w:eastAsia="思源黑体 CN Normal" w:hAnsi="思源黑体 CN Normal"/>
-                <w:sz w:val="17"/>
-                <w:szCs w:val="17"/>
-              </w:rPr>
-              <w:t>somatic.level</w:t>
-            </w:r>
-            <w:proofErr w:type="gramEnd"/>
-            <w:r>
-              <w:rPr>
-                <w:rFonts w:ascii="思源黑体 CN Normal" w:eastAsia="思源黑体 CN Normal" w:hAnsi="思源黑体 CN Normal"/>
-                <w:sz w:val="17"/>
-                <w:szCs w:val="17"/>
-              </w:rPr>
-              <w:t>_I+var.var_somatic.level_II)|filter_brca_forncfy %}</w:t>
-            </w:r>
-          </w:p>
-          <w:p>
-            <w:pPr>
-              <w:jc w:val="center"/>
-              <w:rPr>
-                <w:rFonts w:ascii="思源黑体 CN Normal" w:eastAsia="思源黑体 CN Normal" w:hAnsi="思源黑体 CN Normal"/>
-                <w:sz w:val="17"/>
-                <w:szCs w:val="17"/>
-              </w:rPr>
-            </w:pPr>
-            <w:r>
-              <w:rPr>
-                <w:rFonts w:ascii="思源黑体 CN Normal" w:eastAsia="思源黑体 CN Normal" w:hAnsi="思源黑体 CN Normal"/>
-                <w:sz w:val="17"/>
-                <w:szCs w:val="17"/>
-              </w:rPr>
-              <w:t xml:space="preserve">{%p for a </w:t>
+              <w:t xml:space="preserve"> (var.var_somatic.level_I+var.var_somatic.level_II)|filter_brca_forncfy %}</w:t>
+            </w:r>
+          </w:p>
+          <w:p>
+            <w:pPr>
+              <w:jc w:val="center"/>
+              <w:rPr>
+                <w:rFonts w:ascii="思源黑体 CN Normal" w:eastAsia="思源黑体 CN Normal" w:hAnsi="思源黑体 CN Normal"/>
+                <w:sz w:val="17"/>
+                <w:szCs w:val="17"/>
+              </w:rPr>
+            </w:pPr>
+            <w:r>
+              <w:rPr>
+                <w:rFonts w:ascii="思源黑体 CN Normal" w:eastAsia="思源黑体 CN Normal" w:hAnsi="思源黑体 CN Normal"/>
+                <w:sz w:val="17"/>
+                <w:szCs w:val="17"/>
+              </w:rPr>
+              <w:t>{{</w:t>
             </w:r>
             <w:proofErr w:type="spellStart"/>
             <w:r>
@@ -5054,71 +4634,7 @@
                 <w:sz w:val="17"/>
                 <w:szCs w:val="17"/>
               </w:rPr>
-              <w:t>in</w:t>
-            </w:r>
-            <w:proofErr w:type="spellEnd"/>
-            <w:r>
-              <w:rPr>
-                <w:rFonts w:ascii="思源黑体 CN Normal" w:eastAsia="思源黑体 CN Normal" w:hAnsi="思源黑体 CN Normal"/>
-                <w:sz w:val="17"/>
-                <w:szCs w:val="17"/>
-              </w:rPr>
-              <w:t xml:space="preserve"> (var.var_</w:t>
-            </w:r>
-            <w:proofErr w:type="gramStart"/>
-            <w:r>
-              <w:rPr>
-                <w:rFonts w:ascii="思源黑体 CN Normal" w:eastAsia="思源黑体 CN Normal" w:hAnsi="思源黑体 CN Normal"/>
-                <w:sz w:val="17"/>
-                <w:szCs w:val="17"/>
-              </w:rPr>
-              <w:t>somatic.level</w:t>
-            </w:r>
-            <w:proofErr w:type="gramEnd"/>
-            <w:r>
-              <w:rPr>
-                <w:rFonts w:ascii="思源黑体 CN Normal" w:eastAsia="思源黑体 CN Normal" w:hAnsi="思源黑体 CN Normal"/>
-                <w:sz w:val="17"/>
-                <w:szCs w:val="17"/>
-              </w:rPr>
-              <w:t>_I+var.var_somatic.level_II)|filter_brca_forncfy %}</w:t>
-            </w:r>
-          </w:p>
-          <w:p>
-            <w:pPr>
-              <w:jc w:val="center"/>
-              <w:rPr>
-                <w:rFonts w:ascii="思源黑体 CN Normal" w:eastAsia="思源黑体 CN Normal" w:hAnsi="思源黑体 CN Normal"/>
-                <w:sz w:val="17"/>
-                <w:szCs w:val="17"/>
-              </w:rPr>
-            </w:pPr>
-            <w:r>
-              <w:rPr>
-                <w:rFonts w:ascii="思源黑体 CN Normal" w:eastAsia="思源黑体 CN Normal" w:hAnsi="思源黑体 CN Normal"/>
-                <w:sz w:val="17"/>
-                <w:szCs w:val="17"/>
-              </w:rPr>
-              <w:t>{{</w:t>
-            </w:r>
-            <w:proofErr w:type="spellStart"/>
-            <w:proofErr w:type="gramStart"/>
-            <w:r>
-              <w:rPr>
-                <w:rFonts w:ascii="思源黑体 CN Normal" w:eastAsia="思源黑体 CN Normal" w:hAnsi="思源黑体 CN Normal"/>
-                <w:sz w:val="17"/>
-                <w:szCs w:val="17"/>
-              </w:rPr>
-              <w:t>a.freq</w:t>
-            </w:r>
-            <w:proofErr w:type="gramEnd"/>
-            <w:r>
-              <w:rPr>
-                <w:rFonts w:ascii="思源黑体 CN Normal" w:eastAsia="思源黑体 CN Normal" w:hAnsi="思源黑体 CN Normal"/>
-                <w:sz w:val="17"/>
-                <w:szCs w:val="17"/>
-              </w:rPr>
-              <w:t>_str</w:t>
+              <w:t>a.freq_str</w:t>
             </w:r>
             <w:proofErr w:type="spellEnd"/>
             <w:r>
@@ -5244,25 +4760,7 @@
                 <w:szCs w:val="17"/>
               </w:rPr>
               <w:lastRenderedPageBreak/>
-              <w:t>{%p if (var.var_</w:t>
-            </w:r>
-            <w:proofErr w:type="gramStart"/>
-            <w:r>
-              <w:rPr>
-                <w:rFonts w:ascii="思源黑体 CN Normal" w:eastAsia="思源黑体 CN Normal" w:hAnsi="思源黑体 CN Normal"/>
-                <w:sz w:val="17"/>
-                <w:szCs w:val="17"/>
-              </w:rPr>
-              <w:t>somatic.level</w:t>
-            </w:r>
-            <w:proofErr w:type="gramEnd"/>
-            <w:r>
-              <w:rPr>
-                <w:rFonts w:ascii="思源黑体 CN Normal" w:eastAsia="思源黑体 CN Normal" w:hAnsi="思源黑体 CN Normal"/>
-                <w:sz w:val="17"/>
-                <w:szCs w:val="17"/>
-              </w:rPr>
-              <w:t>_I+var.var_somatic.level_II)|filter_brca_forncfy %}</w:t>
+              <w:t>{%p if (var.var_somatic.level_I+var.var_somatic.level_II)|filter_brca_forncfy %}</w:t>
             </w:r>
           </w:p>
           <w:p>
@@ -5298,25 +4796,7 @@
                 <w:sz w:val="17"/>
                 <w:szCs w:val="17"/>
               </w:rPr>
-              <w:t xml:space="preserve"> (var.var_</w:t>
-            </w:r>
-            <w:proofErr w:type="gramStart"/>
-            <w:r>
-              <w:rPr>
-                <w:rFonts w:ascii="思源黑体 CN Normal" w:eastAsia="思源黑体 CN Normal" w:hAnsi="思源黑体 CN Normal"/>
-                <w:sz w:val="17"/>
-                <w:szCs w:val="17"/>
-              </w:rPr>
-              <w:t>somatic.level</w:t>
-            </w:r>
-            <w:proofErr w:type="gramEnd"/>
-            <w:r>
-              <w:rPr>
-                <w:rFonts w:ascii="思源黑体 CN Normal" w:eastAsia="思源黑体 CN Normal" w:hAnsi="思源黑体 CN Normal"/>
-                <w:sz w:val="17"/>
-                <w:szCs w:val="17"/>
-              </w:rPr>
-              <w:t>_I+var.var_somatic.level_II)|filter_brca_forncfy %}</w:t>
+              <w:t xml:space="preserve"> (var.var_somatic.level_I+var.var_somatic.level_II)|filter_brca_forncfy %}</w:t>
             </w:r>
           </w:p>
           <w:p>
@@ -6327,15 +5807,7 @@
           <w:sz w:val="16"/>
           <w:szCs w:val="16"/>
         </w:rPr>
-        <w:t>ASCO</w:t>
-      </w:r>
-      <w:r>
-        <w:rPr>
-          <w:rFonts w:ascii="思源黑体 CN Normal" w:eastAsia="思源黑体 CN Normal" w:hAnsi="思源黑体 CN Normal"/>
-          <w:sz w:val="16"/>
-          <w:szCs w:val="16"/>
-        </w:rPr>
-        <w:t>_cn</w:t>
+        <w:t>ASCO_cn</w:t>
       </w:r>
       <w:proofErr w:type="spellEnd"/>
       <w:r>
@@ -6876,25 +6348,7 @@
                 <w:sz w:val="17"/>
                 <w:szCs w:val="17"/>
               </w:rPr>
-              <w:t>=</w:t>
-            </w:r>
-            <w:proofErr w:type="gramStart"/>
-            <w:r>
-              <w:rPr>
-                <w:rFonts w:ascii="思源黑体 CN Normal" w:eastAsia="思源黑体 CN Normal" w:hAnsi="思源黑体 CN Normal"/>
-                <w:sz w:val="17"/>
-                <w:szCs w:val="17"/>
-              </w:rPr>
-              <w:t>=”HRD</w:t>
-            </w:r>
-            <w:proofErr w:type="gramEnd"/>
-            <w:r>
-              <w:rPr>
-                <w:rFonts w:ascii="思源黑体 CN Normal" w:eastAsia="思源黑体 CN Normal" w:hAnsi="思源黑体 CN Normal"/>
-                <w:sz w:val="17"/>
-                <w:szCs w:val="17"/>
-              </w:rPr>
-              <w:t>+”%}</w:t>
+              <w:t>==”HRD+”%}</w:t>
             </w:r>
           </w:p>
           <w:p>
@@ -7010,25 +6464,7 @@
                 <w:sz w:val="17"/>
                 <w:szCs w:val="17"/>
               </w:rPr>
-              <w:t>{%p if var.ec_type.BRCA1_level12+var.ec_</w:t>
-            </w:r>
-            <w:proofErr w:type="gramStart"/>
-            <w:r>
-              <w:rPr>
-                <w:rFonts w:ascii="思源黑体 CN Normal" w:eastAsia="思源黑体 CN Normal" w:hAnsi="思源黑体 CN Normal"/>
-                <w:sz w:val="17"/>
-                <w:szCs w:val="17"/>
-              </w:rPr>
-              <w:t>type.BRCA</w:t>
-            </w:r>
-            <w:proofErr w:type="gramEnd"/>
-            <w:r>
-              <w:rPr>
-                <w:rFonts w:ascii="思源黑体 CN Normal" w:eastAsia="思源黑体 CN Normal" w:hAnsi="思源黑体 CN Normal"/>
-                <w:sz w:val="17"/>
-                <w:szCs w:val="17"/>
-              </w:rPr>
-              <w:t>2_level12%}</w:t>
+              <w:t>{%p if var.ec_type.BRCA1_level12+var.ec_type.BRCA2_level12%}</w:t>
             </w:r>
           </w:p>
           <w:p>
@@ -7170,61 +6606,25 @@
                 <w:sz w:val="17"/>
                 <w:szCs w:val="17"/>
               </w:rPr>
-              <w:t>{%p if var.ec_</w:t>
-            </w:r>
-            <w:proofErr w:type="gramStart"/>
-            <w:r>
-              <w:rPr>
-                <w:rFonts w:ascii="思源黑体 CN Normal" w:eastAsia="思源黑体 CN Normal" w:hAnsi="思源黑体 CN Normal"/>
-                <w:sz w:val="17"/>
-                <w:szCs w:val="17"/>
-              </w:rPr>
-              <w:t>type.BRCA</w:t>
-            </w:r>
-            <w:proofErr w:type="gramEnd"/>
-            <w:r>
-              <w:rPr>
-                <w:rFonts w:ascii="思源黑体 CN Normal" w:eastAsia="思源黑体 CN Normal" w:hAnsi="思源黑体 CN Normal"/>
-                <w:sz w:val="17"/>
-                <w:szCs w:val="17"/>
-              </w:rPr>
-              <w:t>1_level12%}</w:t>
-            </w:r>
-          </w:p>
-          <w:p>
-            <w:pPr>
-              <w:jc w:val="center"/>
-              <w:rPr>
-                <w:rFonts w:ascii="思源黑体 CN Normal" w:eastAsia="思源黑体 CN Normal" w:hAnsi="思源黑体 CN Normal"/>
-                <w:sz w:val="17"/>
-                <w:szCs w:val="17"/>
-              </w:rPr>
-            </w:pPr>
-            <w:r>
-              <w:rPr>
-                <w:rFonts w:ascii="思源黑体 CN Normal" w:eastAsia="思源黑体 CN Normal" w:hAnsi="思源黑体 CN Normal"/>
-                <w:sz w:val="17"/>
-                <w:szCs w:val="17"/>
-              </w:rPr>
-              <w:t>{%p for a in var.ec_</w:t>
-            </w:r>
-            <w:proofErr w:type="gramStart"/>
-            <w:r>
-              <w:rPr>
-                <w:rFonts w:ascii="思源黑体 CN Normal" w:eastAsia="思源黑体 CN Normal" w:hAnsi="思源黑体 CN Normal"/>
-                <w:sz w:val="17"/>
-                <w:szCs w:val="17"/>
-              </w:rPr>
-              <w:t>type.BRCA</w:t>
-            </w:r>
-            <w:proofErr w:type="gramEnd"/>
-            <w:r>
-              <w:rPr>
-                <w:rFonts w:ascii="思源黑体 CN Normal" w:eastAsia="思源黑体 CN Normal" w:hAnsi="思源黑体 CN Normal"/>
-                <w:sz w:val="17"/>
-                <w:szCs w:val="17"/>
-              </w:rPr>
-              <w:t>1_level12%}</w:t>
+              <w:t>{%p if var.ec_type.BRCA1_level12%}</w:t>
+            </w:r>
+          </w:p>
+          <w:p>
+            <w:pPr>
+              <w:jc w:val="center"/>
+              <w:rPr>
+                <w:rFonts w:ascii="思源黑体 CN Normal" w:eastAsia="思源黑体 CN Normal" w:hAnsi="思源黑体 CN Normal"/>
+                <w:sz w:val="17"/>
+                <w:szCs w:val="17"/>
+              </w:rPr>
+            </w:pPr>
+            <w:r>
+              <w:rPr>
+                <w:rFonts w:ascii="思源黑体 CN Normal" w:eastAsia="思源黑体 CN Normal" w:hAnsi="思源黑体 CN Normal"/>
+                <w:sz w:val="17"/>
+                <w:szCs w:val="17"/>
+              </w:rPr>
+              <w:t>{%p for a in var.ec_type.BRCA1_level12%}</w:t>
             </w:r>
           </w:p>
           <w:p>
@@ -7245,23 +6645,13 @@
               <w:t>{{</w:t>
             </w:r>
             <w:proofErr w:type="spellStart"/>
-            <w:proofErr w:type="gramStart"/>
-            <w:r>
-              <w:rPr>
-                <w:rFonts w:ascii="思源黑体 CN Normal" w:eastAsia="思源黑体 CN Normal" w:hAnsi="思源黑体 CN Normal"/>
-                <w:sz w:val="17"/>
-                <w:szCs w:val="17"/>
-              </w:rPr>
-              <w:t>a.gene</w:t>
-            </w:r>
-            <w:proofErr w:type="gramEnd"/>
-            <w:r>
-              <w:rPr>
-                <w:rFonts w:ascii="思源黑体 CN Normal" w:eastAsia="思源黑体 CN Normal" w:hAnsi="思源黑体 CN Normal"/>
-                <w:sz w:val="17"/>
-                <w:szCs w:val="17"/>
-              </w:rPr>
-              <w:t>_region</w:t>
+            <w:r>
+              <w:rPr>
+                <w:rFonts w:ascii="思源黑体 CN Normal" w:eastAsia="思源黑体 CN Normal" w:hAnsi="思源黑体 CN Normal"/>
+                <w:sz w:val="17"/>
+                <w:szCs w:val="17"/>
+              </w:rPr>
+              <w:t>a.gene_region</w:t>
             </w:r>
             <w:proofErr w:type="spellEnd"/>
             <w:r>
@@ -7449,7 +6839,6 @@
               <w:t xml:space="preserve">{%p if </w:t>
             </w:r>
             <w:proofErr w:type="spellStart"/>
-            <w:proofErr w:type="gramStart"/>
             <w:r>
               <w:rPr>
                 <w:rFonts w:ascii="思源黑体 CN Normal" w:eastAsia="思源黑体 CN Normal" w:hAnsi="思源黑体 CN Normal" w:cs="思源黑体 CN Light"/>
@@ -7461,7 +6850,6 @@
               <w:t>var.gss.gss.regimen</w:t>
             </w:r>
             <w:proofErr w:type="spellEnd"/>
-            <w:proofErr w:type="gramEnd"/>
             <w:r>
               <w:rPr>
                 <w:rFonts w:ascii="思源黑体 CN Normal" w:eastAsia="思源黑体 CN Normal" w:hAnsi="思源黑体 CN Normal" w:cs="思源黑体 CN Light"/>
@@ -7519,7 +6907,6 @@
               <w:t xml:space="preserve">{%p for a in </w:t>
             </w:r>
             <w:proofErr w:type="spellStart"/>
-            <w:proofErr w:type="gramStart"/>
             <w:r>
               <w:rPr>
                 <w:rFonts w:ascii="思源黑体 CN Normal" w:eastAsia="思源黑体 CN Normal" w:hAnsi="思源黑体 CN Normal" w:cs="思源黑体 CN Light"/>
@@ -7528,18 +6915,7 @@
                 <w:sz w:val="17"/>
                 <w:szCs w:val="17"/>
               </w:rPr>
-              <w:t>var.gss.gss.regimen</w:t>
-            </w:r>
-            <w:proofErr w:type="gramEnd"/>
-            <w:r>
-              <w:rPr>
-                <w:rFonts w:ascii="思源黑体 CN Normal" w:eastAsia="思源黑体 CN Normal" w:hAnsi="思源黑体 CN Normal" w:cs="思源黑体 CN Light"/>
-                <w:bCs/>
-                <w:iCs/>
-                <w:sz w:val="17"/>
-                <w:szCs w:val="17"/>
-              </w:rPr>
-              <w:t>.Predictive</w:t>
+              <w:t>var.gss.gss.regimen.Predictive</w:t>
             </w:r>
             <w:proofErr w:type="spellEnd"/>
             <w:r>
@@ -7870,61 +7246,25 @@
                 <w:sz w:val="17"/>
                 <w:szCs w:val="17"/>
               </w:rPr>
-              <w:t>{%p if var.ec_</w:t>
-            </w:r>
-            <w:proofErr w:type="gramStart"/>
-            <w:r>
-              <w:rPr>
-                <w:rFonts w:ascii="思源黑体 CN Normal" w:eastAsia="思源黑体 CN Normal" w:hAnsi="思源黑体 CN Normal"/>
-                <w:sz w:val="17"/>
-                <w:szCs w:val="17"/>
-              </w:rPr>
-              <w:t>type.BRCA</w:t>
-            </w:r>
-            <w:proofErr w:type="gramEnd"/>
-            <w:r>
-              <w:rPr>
-                <w:rFonts w:ascii="思源黑体 CN Normal" w:eastAsia="思源黑体 CN Normal" w:hAnsi="思源黑体 CN Normal"/>
-                <w:sz w:val="17"/>
-                <w:szCs w:val="17"/>
-              </w:rPr>
-              <w:t>2_level12%}</w:t>
-            </w:r>
-          </w:p>
-          <w:p>
-            <w:pPr>
-              <w:jc w:val="center"/>
-              <w:rPr>
-                <w:rFonts w:ascii="思源黑体 CN Normal" w:eastAsia="思源黑体 CN Normal" w:hAnsi="思源黑体 CN Normal"/>
-                <w:sz w:val="17"/>
-                <w:szCs w:val="17"/>
-              </w:rPr>
-            </w:pPr>
-            <w:r>
-              <w:rPr>
-                <w:rFonts w:ascii="思源黑体 CN Normal" w:eastAsia="思源黑体 CN Normal" w:hAnsi="思源黑体 CN Normal"/>
-                <w:sz w:val="17"/>
-                <w:szCs w:val="17"/>
-              </w:rPr>
-              <w:t>{%p for a in var.ec_</w:t>
-            </w:r>
-            <w:proofErr w:type="gramStart"/>
-            <w:r>
-              <w:rPr>
-                <w:rFonts w:ascii="思源黑体 CN Normal" w:eastAsia="思源黑体 CN Normal" w:hAnsi="思源黑体 CN Normal"/>
-                <w:sz w:val="17"/>
-                <w:szCs w:val="17"/>
-              </w:rPr>
-              <w:t>type.BRCA</w:t>
-            </w:r>
-            <w:proofErr w:type="gramEnd"/>
-            <w:r>
-              <w:rPr>
-                <w:rFonts w:ascii="思源黑体 CN Normal" w:eastAsia="思源黑体 CN Normal" w:hAnsi="思源黑体 CN Normal"/>
-                <w:sz w:val="17"/>
-                <w:szCs w:val="17"/>
-              </w:rPr>
-              <w:t>2_level12%}</w:t>
+              <w:t>{%p if var.ec_type.BRCA2_level12%}</w:t>
+            </w:r>
+          </w:p>
+          <w:p>
+            <w:pPr>
+              <w:jc w:val="center"/>
+              <w:rPr>
+                <w:rFonts w:ascii="思源黑体 CN Normal" w:eastAsia="思源黑体 CN Normal" w:hAnsi="思源黑体 CN Normal"/>
+                <w:sz w:val="17"/>
+                <w:szCs w:val="17"/>
+              </w:rPr>
+            </w:pPr>
+            <w:r>
+              <w:rPr>
+                <w:rFonts w:ascii="思源黑体 CN Normal" w:eastAsia="思源黑体 CN Normal" w:hAnsi="思源黑体 CN Normal"/>
+                <w:sz w:val="17"/>
+                <w:szCs w:val="17"/>
+              </w:rPr>
+              <w:t>{%p for a in var.ec_type.BRCA2_level12%}</w:t>
             </w:r>
           </w:p>
           <w:p>
@@ -7945,23 +7285,13 @@
               <w:t>{{</w:t>
             </w:r>
             <w:proofErr w:type="spellStart"/>
-            <w:proofErr w:type="gramStart"/>
-            <w:r>
-              <w:rPr>
-                <w:rFonts w:ascii="思源黑体 CN Normal" w:eastAsia="思源黑体 CN Normal" w:hAnsi="思源黑体 CN Normal"/>
-                <w:sz w:val="17"/>
-                <w:szCs w:val="17"/>
-              </w:rPr>
-              <w:t>a.gene</w:t>
-            </w:r>
-            <w:proofErr w:type="gramEnd"/>
-            <w:r>
-              <w:rPr>
-                <w:rFonts w:ascii="思源黑体 CN Normal" w:eastAsia="思源黑体 CN Normal" w:hAnsi="思源黑体 CN Normal"/>
-                <w:sz w:val="17"/>
-                <w:szCs w:val="17"/>
-              </w:rPr>
-              <w:t>_region</w:t>
+            <w:r>
+              <w:rPr>
+                <w:rFonts w:ascii="思源黑体 CN Normal" w:eastAsia="思源黑体 CN Normal" w:hAnsi="思源黑体 CN Normal"/>
+                <w:sz w:val="17"/>
+                <w:szCs w:val="17"/>
+              </w:rPr>
+              <w:t>a.gene_region</w:t>
             </w:r>
             <w:proofErr w:type="spellEnd"/>
             <w:r>
@@ -8202,23 +7532,13 @@
               <w:t xml:space="preserve">{%p if </w:t>
             </w:r>
             <w:proofErr w:type="spellStart"/>
-            <w:proofErr w:type="gramStart"/>
-            <w:r>
-              <w:rPr>
-                <w:rFonts w:ascii="思源黑体 CN Normal" w:eastAsia="思源黑体 CN Normal" w:hAnsi="思源黑体 CN Normal"/>
-                <w:sz w:val="17"/>
-                <w:szCs w:val="17"/>
-              </w:rPr>
-              <w:t>var.gss.gss.gsscore</w:t>
-            </w:r>
-            <w:proofErr w:type="gramEnd"/>
-            <w:r>
-              <w:rPr>
-                <w:rFonts w:ascii="思源黑体 CN Normal" w:eastAsia="思源黑体 CN Normal" w:hAnsi="思源黑体 CN Normal"/>
-                <w:sz w:val="17"/>
-                <w:szCs w:val="17"/>
-              </w:rPr>
-              <w:t>|float</w:t>
+            <w:r>
+              <w:rPr>
+                <w:rFonts w:ascii="思源黑体 CN Normal" w:eastAsia="思源黑体 CN Normal" w:hAnsi="思源黑体 CN Normal"/>
+                <w:sz w:val="17"/>
+                <w:szCs w:val="17"/>
+              </w:rPr>
+              <w:t>var.gss.gss.gsscore|float</w:t>
             </w:r>
             <w:proofErr w:type="spellEnd"/>
             <w:r>
@@ -8354,7 +7674,6 @@
               <w:t>{{</w:t>
             </w:r>
             <w:proofErr w:type="spellStart"/>
-            <w:proofErr w:type="gramStart"/>
             <w:r>
               <w:rPr>
                 <w:rFonts w:ascii="思源黑体 CN Normal" w:eastAsia="思源黑体 CN Normal" w:hAnsi="思源黑体 CN Normal"/>
@@ -8364,7 +7683,6 @@
               <w:t>var.gss.gss.gsscore</w:t>
             </w:r>
             <w:proofErr w:type="spellEnd"/>
-            <w:proofErr w:type="gramEnd"/>
             <w:r>
               <w:rPr>
                 <w:rFonts w:ascii="思源黑体 CN Normal" w:eastAsia="思源黑体 CN Normal" w:hAnsi="思源黑体 CN Normal"/>
@@ -8702,29 +8020,7 @@
                 <w:sz w:val="17"/>
                 <w:szCs w:val="17"/>
               </w:rPr>
-              <w:t>var.var_</w:t>
-            </w:r>
-            <w:proofErr w:type="gramStart"/>
-            <w:r>
-              <w:rPr>
-                <w:rFonts w:ascii="思源黑体 CN Normal" w:eastAsia="思源黑体 CN Normal" w:hAnsi="思源黑体 CN Normal" w:cs="思源黑体 CN Light"/>
-                <w:bCs/>
-                <w:iCs/>
-                <w:sz w:val="17"/>
-                <w:szCs w:val="17"/>
-              </w:rPr>
-              <w:t>somatic.level</w:t>
-            </w:r>
-            <w:proofErr w:type="gramEnd"/>
-            <w:r>
-              <w:rPr>
-                <w:rFonts w:ascii="思源黑体 CN Normal" w:eastAsia="思源黑体 CN Normal" w:hAnsi="思源黑体 CN Normal" w:cs="思源黑体 CN Light"/>
-                <w:bCs/>
-                <w:iCs/>
-                <w:sz w:val="17"/>
-                <w:szCs w:val="17"/>
-              </w:rPr>
-              <w:t>_I</w:t>
+              <w:t>var.var_somatic.level_I</w:t>
             </w:r>
             <w:proofErr w:type="spellEnd"/>
             <w:r>
@@ -8804,29 +8100,7 @@
                 <w:sz w:val="17"/>
                 <w:szCs w:val="17"/>
               </w:rPr>
-              <w:t>var.var_</w:t>
-            </w:r>
-            <w:proofErr w:type="gramStart"/>
-            <w:r>
-              <w:rPr>
-                <w:rFonts w:ascii="思源黑体 CN Normal" w:eastAsia="思源黑体 CN Normal" w:hAnsi="思源黑体 CN Normal" w:cs="思源黑体 CN Light"/>
-                <w:bCs/>
-                <w:iCs/>
-                <w:sz w:val="17"/>
-                <w:szCs w:val="17"/>
-              </w:rPr>
-              <w:t>somatic.level</w:t>
-            </w:r>
-            <w:proofErr w:type="gramEnd"/>
-            <w:r>
-              <w:rPr>
-                <w:rFonts w:ascii="思源黑体 CN Normal" w:eastAsia="思源黑体 CN Normal" w:hAnsi="思源黑体 CN Normal" w:cs="思源黑体 CN Light"/>
-                <w:bCs/>
-                <w:iCs/>
-                <w:sz w:val="17"/>
-                <w:szCs w:val="17"/>
-              </w:rPr>
-              <w:t>_I</w:t>
+              <w:t>var.var_somatic.level_I</w:t>
             </w:r>
             <w:proofErr w:type="spellEnd"/>
             <w:r>
@@ -8895,7 +8169,6 @@
               <w:t>{{</w:t>
             </w:r>
             <w:proofErr w:type="spellStart"/>
-            <w:proofErr w:type="gramStart"/>
             <w:r>
               <w:rPr>
                 <w:rFonts w:ascii="思源黑体 CN Normal" w:eastAsia="思源黑体 CN Normal" w:hAnsi="思源黑体 CN Normal"/>
@@ -8904,9 +8177,9 @@
                 <w:sz w:val="17"/>
                 <w:szCs w:val="17"/>
               </w:rPr>
-              <w:t>a.gene</w:t>
-            </w:r>
-            <w:proofErr w:type="gramEnd"/>
+              <w:t>a.gene_symbol</w:t>
+            </w:r>
+            <w:proofErr w:type="spellEnd"/>
             <w:r>
               <w:rPr>
                 <w:rFonts w:ascii="思源黑体 CN Normal" w:eastAsia="思源黑体 CN Normal" w:hAnsi="思源黑体 CN Normal"/>
@@ -8915,24 +8188,295 @@
                 <w:sz w:val="17"/>
                 <w:szCs w:val="17"/>
               </w:rPr>
-              <w:t>_symbol</w:t>
+              <w:t>}}</w:t>
+            </w:r>
+          </w:p>
+        </w:tc>
+        <w:tc>
+          <w:tcPr>
+            <w:tcW w:w="3451" w:type="dxa"/>
+            <w:shd w:val="clear" w:color="auto" w:fill="auto"/>
+          </w:tcPr>
+          <w:p>
+            <w:pPr>
+              <w:jc w:val="center"/>
+              <w:rPr>
+                <w:rFonts w:ascii="思源黑体 CN Normal" w:eastAsia="思源黑体 CN Normal" w:hAnsi="思源黑体 CN Normal"/>
+                <w:sz w:val="17"/>
+                <w:szCs w:val="17"/>
+              </w:rPr>
+            </w:pPr>
+            <w:r>
+              <w:rPr>
+                <w:rFonts w:ascii="思源黑体 CN Normal" w:eastAsia="思源黑体 CN Normal" w:hAnsi="思源黑体 CN Normal"/>
+                <w:sz w:val="17"/>
+                <w:szCs w:val="17"/>
+              </w:rPr>
+              <w:t xml:space="preserve">{%p if </w:t>
+            </w:r>
+            <w:proofErr w:type="spellStart"/>
+            <w:r>
+              <w:rPr>
+                <w:rFonts w:ascii="思源黑体 CN Normal" w:eastAsia="思源黑体 CN Normal" w:hAnsi="思源黑体 CN Normal"/>
+                <w:sz w:val="17"/>
+                <w:szCs w:val="17"/>
+              </w:rPr>
+              <w:t>a.hgvs_p</w:t>
             </w:r>
             <w:proofErr w:type="spellEnd"/>
             <w:r>
               <w:rPr>
                 <w:rFonts w:ascii="思源黑体 CN Normal" w:eastAsia="思源黑体 CN Normal" w:hAnsi="思源黑体 CN Normal"/>
-                <w:i/>
-                <w:iCs/>
+                <w:sz w:val="17"/>
+                <w:szCs w:val="17"/>
+              </w:rPr>
+              <w:t>!=”p.?”%}</w:t>
+            </w:r>
+          </w:p>
+          <w:p>
+            <w:pPr>
+              <w:jc w:val="center"/>
+              <w:rPr>
+                <w:rFonts w:ascii="思源黑体 CN Normal" w:eastAsia="思源黑体 CN Normal" w:hAnsi="思源黑体 CN Normal"/>
+                <w:sz w:val="17"/>
+                <w:szCs w:val="17"/>
+              </w:rPr>
+            </w:pPr>
+            <w:r>
+              <w:rPr>
+                <w:rFonts w:ascii="思源黑体 CN Normal" w:eastAsia="思源黑体 CN Normal" w:hAnsi="思源黑体 CN Normal"/>
+                <w:sz w:val="17"/>
+                <w:szCs w:val="17"/>
+              </w:rPr>
+              <w:t>{{</w:t>
+            </w:r>
+            <w:proofErr w:type="spellStart"/>
+            <w:r>
+              <w:rPr>
+                <w:rFonts w:ascii="思源黑体 CN Normal" w:eastAsia="思源黑体 CN Normal" w:hAnsi="思源黑体 CN Normal"/>
+                <w:sz w:val="17"/>
+                <w:szCs w:val="17"/>
+              </w:rPr>
+              <w:t>a.gene_region</w:t>
+            </w:r>
+            <w:proofErr w:type="spellEnd"/>
+            <w:r>
+              <w:rPr>
+                <w:rFonts w:ascii="思源黑体 CN Normal" w:eastAsia="思源黑体 CN Normal" w:hAnsi="思源黑体 CN Normal"/>
+                <w:sz w:val="17"/>
+                <w:szCs w:val="17"/>
+              </w:rPr>
+              <w:t>}} {{</w:t>
+            </w:r>
+            <w:proofErr w:type="spellStart"/>
+            <w:r>
+              <w:rPr>
+                <w:rFonts w:ascii="思源黑体 CN Normal" w:eastAsia="思源黑体 CN Normal" w:hAnsi="思源黑体 CN Normal"/>
+                <w:sz w:val="17"/>
+                <w:szCs w:val="17"/>
+              </w:rPr>
+              <w:t>a.hgvs_c</w:t>
+            </w:r>
+            <w:proofErr w:type="spellEnd"/>
+            <w:r>
+              <w:rPr>
+                <w:rFonts w:ascii="思源黑体 CN Normal" w:eastAsia="思源黑体 CN Normal" w:hAnsi="思源黑体 CN Normal"/>
+                <w:sz w:val="17"/>
+                <w:szCs w:val="17"/>
+              </w:rPr>
+              <w:t>}} {{</w:t>
+            </w:r>
+            <w:proofErr w:type="spellStart"/>
+            <w:r>
+              <w:rPr>
+                <w:rFonts w:ascii="思源黑体 CN Normal" w:eastAsia="思源黑体 CN Normal" w:hAnsi="思源黑体 CN Normal"/>
+                <w:sz w:val="17"/>
+                <w:szCs w:val="17"/>
+              </w:rPr>
+              <w:t>a.hgvs_p</w:t>
+            </w:r>
+            <w:proofErr w:type="spellEnd"/>
+            <w:r>
+              <w:rPr>
+                <w:rFonts w:ascii="思源黑体 CN Normal" w:eastAsia="思源黑体 CN Normal" w:hAnsi="思源黑体 CN Normal"/>
                 <w:sz w:val="17"/>
                 <w:szCs w:val="17"/>
               </w:rPr>
               <w:t>}}</w:t>
             </w:r>
           </w:p>
-        </w:tc>
-        <w:tc>
-          <w:tcPr>
-            <w:tcW w:w="3451" w:type="dxa"/>
+          <w:p>
+            <w:pPr>
+              <w:jc w:val="center"/>
+              <w:rPr>
+                <w:rFonts w:ascii="思源黑体 CN Normal" w:eastAsia="思源黑体 CN Normal" w:hAnsi="思源黑体 CN Normal"/>
+                <w:sz w:val="17"/>
+                <w:szCs w:val="17"/>
+              </w:rPr>
+            </w:pPr>
+            <w:r>
+              <w:rPr>
+                <w:rFonts w:ascii="思源黑体 CN Normal" w:eastAsia="思源黑体 CN Normal" w:hAnsi="思源黑体 CN Normal"/>
+                <w:sz w:val="17"/>
+                <w:szCs w:val="17"/>
+              </w:rPr>
+              <w:t>{%p else%}</w:t>
+            </w:r>
+          </w:p>
+          <w:p>
+            <w:pPr>
+              <w:jc w:val="center"/>
+              <w:rPr>
+                <w:rFonts w:ascii="思源黑体 CN Normal" w:eastAsia="思源黑体 CN Normal" w:hAnsi="思源黑体 CN Normal"/>
+                <w:sz w:val="17"/>
+                <w:szCs w:val="17"/>
+              </w:rPr>
+            </w:pPr>
+            <w:r>
+              <w:rPr>
+                <w:rFonts w:ascii="思源黑体 CN Normal" w:eastAsia="思源黑体 CN Normal" w:hAnsi="思源黑体 CN Normal"/>
+                <w:sz w:val="17"/>
+                <w:szCs w:val="17"/>
+              </w:rPr>
+              <w:t>{{</w:t>
+            </w:r>
+            <w:proofErr w:type="spellStart"/>
+            <w:r>
+              <w:rPr>
+                <w:rFonts w:ascii="思源黑体 CN Normal" w:eastAsia="思源黑体 CN Normal" w:hAnsi="思源黑体 CN Normal"/>
+                <w:sz w:val="17"/>
+                <w:szCs w:val="17"/>
+              </w:rPr>
+              <w:t>a.gene_region</w:t>
+            </w:r>
+            <w:proofErr w:type="spellEnd"/>
+            <w:r>
+              <w:rPr>
+                <w:rFonts w:ascii="思源黑体 CN Normal" w:eastAsia="思源黑体 CN Normal" w:hAnsi="思源黑体 CN Normal"/>
+                <w:sz w:val="17"/>
+                <w:szCs w:val="17"/>
+              </w:rPr>
+              <w:t>}} {{</w:t>
+            </w:r>
+            <w:proofErr w:type="spellStart"/>
+            <w:r>
+              <w:rPr>
+                <w:rFonts w:ascii="思源黑体 CN Normal" w:eastAsia="思源黑体 CN Normal" w:hAnsi="思源黑体 CN Normal"/>
+                <w:sz w:val="17"/>
+                <w:szCs w:val="17"/>
+              </w:rPr>
+              <w:t>a.hgvs_c</w:t>
+            </w:r>
+            <w:proofErr w:type="spellEnd"/>
+            <w:r>
+              <w:rPr>
+                <w:rFonts w:ascii="思源黑体 CN Normal" w:eastAsia="思源黑体 CN Normal" w:hAnsi="思源黑体 CN Normal"/>
+                <w:sz w:val="17"/>
+                <w:szCs w:val="17"/>
+              </w:rPr>
+              <w:t>}}</w:t>
+            </w:r>
+          </w:p>
+          <w:p>
+            <w:pPr>
+              <w:jc w:val="center"/>
+              <w:rPr>
+                <w:rFonts w:ascii="思源黑体 CN Normal" w:eastAsia="思源黑体 CN Normal" w:hAnsi="思源黑体 CN Normal"/>
+                <w:sz w:val="17"/>
+                <w:szCs w:val="17"/>
+              </w:rPr>
+            </w:pPr>
+            <w:r>
+              <w:rPr>
+                <w:rFonts w:ascii="思源黑体 CN Normal" w:eastAsia="思源黑体 CN Normal" w:hAnsi="思源黑体 CN Normal"/>
+                <w:sz w:val="17"/>
+                <w:szCs w:val="17"/>
+              </w:rPr>
+              <w:t>{%p endif%}</w:t>
+            </w:r>
+          </w:p>
+          <w:p>
+            <w:pPr>
+              <w:jc w:val="center"/>
+              <w:rPr>
+                <w:rFonts w:ascii="思源黑体 CN Normal" w:eastAsia="思源黑体 CN Normal" w:hAnsi="思源黑体 CN Normal"/>
+                <w:sz w:val="17"/>
+                <w:szCs w:val="17"/>
+              </w:rPr>
+            </w:pPr>
+            <w:r>
+              <w:rPr>
+                <w:rFonts w:ascii="思源黑体 CN Normal" w:eastAsia="思源黑体 CN Normal" w:hAnsi="思源黑体 CN Normal"/>
+                <w:sz w:val="17"/>
+                <w:szCs w:val="17"/>
+              </w:rPr>
+              <w:t>{{</w:t>
+            </w:r>
+            <w:proofErr w:type="spellStart"/>
+            <w:r>
+              <w:rPr>
+                <w:rFonts w:ascii="思源黑体 CN Normal" w:eastAsia="思源黑体 CN Normal" w:hAnsi="思源黑体 CN Normal"/>
+                <w:sz w:val="17"/>
+                <w:szCs w:val="17"/>
+              </w:rPr>
+              <w:t>a.transcript_primary</w:t>
+            </w:r>
+            <w:proofErr w:type="spellEnd"/>
+            <w:r>
+              <w:rPr>
+                <w:rFonts w:ascii="思源黑体 CN Normal" w:eastAsia="思源黑体 CN Normal" w:hAnsi="思源黑体 CN Normal"/>
+                <w:sz w:val="17"/>
+                <w:szCs w:val="17"/>
+              </w:rPr>
+              <w:t>}}</w:t>
+            </w:r>
+          </w:p>
+        </w:tc>
+        <w:tc>
+          <w:tcPr>
+            <w:tcW w:w="942" w:type="dxa"/>
+            <w:shd w:val="clear" w:color="auto" w:fill="auto"/>
+          </w:tcPr>
+          <w:p>
+            <w:pPr>
+              <w:jc w:val="center"/>
+              <w:rPr>
+                <w:rFonts w:ascii="思源黑体 CN Normal" w:eastAsia="思源黑体 CN Normal" w:hAnsi="思源黑体 CN Normal"/>
+                <w:sz w:val="17"/>
+                <w:szCs w:val="17"/>
+              </w:rPr>
+            </w:pPr>
+            <w:r>
+              <w:rPr>
+                <w:rFonts w:ascii="思源黑体 CN Normal" w:eastAsia="思源黑体 CN Normal" w:hAnsi="思源黑体 CN Normal"/>
+                <w:sz w:val="17"/>
+                <w:szCs w:val="17"/>
+              </w:rPr>
+              <w:t>{{</w:t>
+            </w:r>
+            <w:proofErr w:type="spellStart"/>
+            <w:r>
+              <w:rPr>
+                <w:rFonts w:ascii="思源黑体 CN Normal" w:eastAsia="思源黑体 CN Normal" w:hAnsi="思源黑体 CN Normal"/>
+                <w:sz w:val="17"/>
+                <w:szCs w:val="17"/>
+              </w:rPr>
+              <w:t>a.freq_str</w:t>
+            </w:r>
+            <w:proofErr w:type="spellEnd"/>
+            <w:r>
+              <w:rPr>
+                <w:rFonts w:ascii="思源黑体 CN Normal" w:eastAsia="思源黑体 CN Normal" w:hAnsi="思源黑体 CN Normal"/>
+                <w:sz w:val="17"/>
+                <w:szCs w:val="17"/>
+              </w:rPr>
+              <w:t>}}</w:t>
+            </w:r>
+          </w:p>
+        </w:tc>
+        <w:tc>
+          <w:tcPr>
+            <w:tcW w:w="1253" w:type="dxa"/>
             <w:shd w:val="clear" w:color="auto" w:fill="auto"/>
           </w:tcPr>
           <w:p>
@@ -8953,355 +8497,13 @@
               <w:t xml:space="preserve">{%p if </w:t>
             </w:r>
             <w:proofErr w:type="spellStart"/>
-            <w:proofErr w:type="gramStart"/>
-            <w:r>
-              <w:rPr>
-                <w:rFonts w:ascii="思源黑体 CN Normal" w:eastAsia="思源黑体 CN Normal" w:hAnsi="思源黑体 CN Normal"/>
-                <w:sz w:val="17"/>
-                <w:szCs w:val="17"/>
-              </w:rPr>
-              <w:t>a.hgvs</w:t>
-            </w:r>
-            <w:proofErr w:type="gramEnd"/>
-            <w:r>
-              <w:rPr>
-                <w:rFonts w:ascii="思源黑体 CN Normal" w:eastAsia="思源黑体 CN Normal" w:hAnsi="思源黑体 CN Normal"/>
-                <w:sz w:val="17"/>
-                <w:szCs w:val="17"/>
-              </w:rPr>
-              <w:t>_p</w:t>
-            </w:r>
-            <w:proofErr w:type="spellEnd"/>
-            <w:r>
-              <w:rPr>
-                <w:rFonts w:ascii="思源黑体 CN Normal" w:eastAsia="思源黑体 CN Normal" w:hAnsi="思源黑体 CN Normal"/>
-                <w:sz w:val="17"/>
-                <w:szCs w:val="17"/>
-              </w:rPr>
-              <w:t>!=”p.?”%}</w:t>
-            </w:r>
-          </w:p>
-          <w:p>
-            <w:pPr>
-              <w:jc w:val="center"/>
-              <w:rPr>
-                <w:rFonts w:ascii="思源黑体 CN Normal" w:eastAsia="思源黑体 CN Normal" w:hAnsi="思源黑体 CN Normal"/>
-                <w:sz w:val="17"/>
-                <w:szCs w:val="17"/>
-              </w:rPr>
-            </w:pPr>
-            <w:r>
-              <w:rPr>
-                <w:rFonts w:ascii="思源黑体 CN Normal" w:eastAsia="思源黑体 CN Normal" w:hAnsi="思源黑体 CN Normal"/>
-                <w:sz w:val="17"/>
-                <w:szCs w:val="17"/>
-              </w:rPr>
-              <w:t>{{</w:t>
-            </w:r>
-            <w:proofErr w:type="spellStart"/>
-            <w:proofErr w:type="gramStart"/>
-            <w:r>
-              <w:rPr>
-                <w:rFonts w:ascii="思源黑体 CN Normal" w:eastAsia="思源黑体 CN Normal" w:hAnsi="思源黑体 CN Normal"/>
-                <w:sz w:val="17"/>
-                <w:szCs w:val="17"/>
-              </w:rPr>
-              <w:t>a.gene</w:t>
-            </w:r>
-            <w:proofErr w:type="gramEnd"/>
-            <w:r>
-              <w:rPr>
-                <w:rFonts w:ascii="思源黑体 CN Normal" w:eastAsia="思源黑体 CN Normal" w:hAnsi="思源黑体 CN Normal"/>
-                <w:sz w:val="17"/>
-                <w:szCs w:val="17"/>
-              </w:rPr>
-              <w:t>_region</w:t>
-            </w:r>
-            <w:proofErr w:type="spellEnd"/>
-            <w:r>
-              <w:rPr>
-                <w:rFonts w:ascii="思源黑体 CN Normal" w:eastAsia="思源黑体 CN Normal" w:hAnsi="思源黑体 CN Normal"/>
-                <w:sz w:val="17"/>
-                <w:szCs w:val="17"/>
-              </w:rPr>
-              <w:t>}} {{</w:t>
-            </w:r>
-            <w:proofErr w:type="spellStart"/>
-            <w:r>
-              <w:rPr>
-                <w:rFonts w:ascii="思源黑体 CN Normal" w:eastAsia="思源黑体 CN Normal" w:hAnsi="思源黑体 CN Normal"/>
-                <w:sz w:val="17"/>
-                <w:szCs w:val="17"/>
-              </w:rPr>
-              <w:t>a.hgvs_c</w:t>
-            </w:r>
-            <w:proofErr w:type="spellEnd"/>
-            <w:r>
-              <w:rPr>
-                <w:rFonts w:ascii="思源黑体 CN Normal" w:eastAsia="思源黑体 CN Normal" w:hAnsi="思源黑体 CN Normal"/>
-                <w:sz w:val="17"/>
-                <w:szCs w:val="17"/>
-              </w:rPr>
-              <w:t>}} {{</w:t>
-            </w:r>
-            <w:proofErr w:type="spellStart"/>
-            <w:r>
-              <w:rPr>
-                <w:rFonts w:ascii="思源黑体 CN Normal" w:eastAsia="思源黑体 CN Normal" w:hAnsi="思源黑体 CN Normal"/>
-                <w:sz w:val="17"/>
-                <w:szCs w:val="17"/>
-              </w:rPr>
-              <w:t>a.hgvs_p</w:t>
-            </w:r>
-            <w:proofErr w:type="spellEnd"/>
-            <w:r>
-              <w:rPr>
-                <w:rFonts w:ascii="思源黑体 CN Normal" w:eastAsia="思源黑体 CN Normal" w:hAnsi="思源黑体 CN Normal"/>
-                <w:sz w:val="17"/>
-                <w:szCs w:val="17"/>
-              </w:rPr>
-              <w:t>}}</w:t>
-            </w:r>
-          </w:p>
-          <w:p>
-            <w:pPr>
-              <w:jc w:val="center"/>
-              <w:rPr>
-                <w:rFonts w:ascii="思源黑体 CN Normal" w:eastAsia="思源黑体 CN Normal" w:hAnsi="思源黑体 CN Normal"/>
-                <w:sz w:val="17"/>
-                <w:szCs w:val="17"/>
-              </w:rPr>
-            </w:pPr>
-            <w:r>
-              <w:rPr>
-                <w:rFonts w:ascii="思源黑体 CN Normal" w:eastAsia="思源黑体 CN Normal" w:hAnsi="思源黑体 CN Normal"/>
-                <w:sz w:val="17"/>
-                <w:szCs w:val="17"/>
-              </w:rPr>
-              <w:t>{%p else%}</w:t>
-            </w:r>
-          </w:p>
-          <w:p>
-            <w:pPr>
-              <w:jc w:val="center"/>
-              <w:rPr>
-                <w:rFonts w:ascii="思源黑体 CN Normal" w:eastAsia="思源黑体 CN Normal" w:hAnsi="思源黑体 CN Normal"/>
-                <w:sz w:val="17"/>
-                <w:szCs w:val="17"/>
-              </w:rPr>
-            </w:pPr>
-            <w:r>
-              <w:rPr>
-                <w:rFonts w:ascii="思源黑体 CN Normal" w:eastAsia="思源黑体 CN Normal" w:hAnsi="思源黑体 CN Normal"/>
-                <w:sz w:val="17"/>
-                <w:szCs w:val="17"/>
-              </w:rPr>
-              <w:t>{{</w:t>
-            </w:r>
-            <w:proofErr w:type="spellStart"/>
-            <w:proofErr w:type="gramStart"/>
-            <w:r>
-              <w:rPr>
-                <w:rFonts w:ascii="思源黑体 CN Normal" w:eastAsia="思源黑体 CN Normal" w:hAnsi="思源黑体 CN Normal"/>
-                <w:sz w:val="17"/>
-                <w:szCs w:val="17"/>
-              </w:rPr>
-              <w:t>a.gene</w:t>
-            </w:r>
-            <w:proofErr w:type="gramEnd"/>
-            <w:r>
-              <w:rPr>
-                <w:rFonts w:ascii="思源黑体 CN Normal" w:eastAsia="思源黑体 CN Normal" w:hAnsi="思源黑体 CN Normal"/>
-                <w:sz w:val="17"/>
-                <w:szCs w:val="17"/>
-              </w:rPr>
-              <w:t>_region</w:t>
-            </w:r>
-            <w:proofErr w:type="spellEnd"/>
-            <w:r>
-              <w:rPr>
-                <w:rFonts w:ascii="思源黑体 CN Normal" w:eastAsia="思源黑体 CN Normal" w:hAnsi="思源黑体 CN Normal"/>
-                <w:sz w:val="17"/>
-                <w:szCs w:val="17"/>
-              </w:rPr>
-              <w:t>}} {{</w:t>
-            </w:r>
-            <w:proofErr w:type="spellStart"/>
-            <w:r>
-              <w:rPr>
-                <w:rFonts w:ascii="思源黑体 CN Normal" w:eastAsia="思源黑体 CN Normal" w:hAnsi="思源黑体 CN Normal"/>
-                <w:sz w:val="17"/>
-                <w:szCs w:val="17"/>
-              </w:rPr>
-              <w:t>a.hgvs_c</w:t>
-            </w:r>
-            <w:proofErr w:type="spellEnd"/>
-            <w:r>
-              <w:rPr>
-                <w:rFonts w:ascii="思源黑体 CN Normal" w:eastAsia="思源黑体 CN Normal" w:hAnsi="思源黑体 CN Normal"/>
-                <w:sz w:val="17"/>
-                <w:szCs w:val="17"/>
-              </w:rPr>
-              <w:t>}}</w:t>
-            </w:r>
-          </w:p>
-          <w:p>
-            <w:pPr>
-              <w:jc w:val="center"/>
-              <w:rPr>
-                <w:rFonts w:ascii="思源黑体 CN Normal" w:eastAsia="思源黑体 CN Normal" w:hAnsi="思源黑体 CN Normal"/>
-                <w:sz w:val="17"/>
-                <w:szCs w:val="17"/>
-              </w:rPr>
-            </w:pPr>
-            <w:r>
-              <w:rPr>
-                <w:rFonts w:ascii="思源黑体 CN Normal" w:eastAsia="思源黑体 CN Normal" w:hAnsi="思源黑体 CN Normal"/>
-                <w:sz w:val="17"/>
-                <w:szCs w:val="17"/>
-              </w:rPr>
-              <w:t>{%p endif%}</w:t>
-            </w:r>
-          </w:p>
-          <w:p>
-            <w:pPr>
-              <w:jc w:val="center"/>
-              <w:rPr>
-                <w:rFonts w:ascii="思源黑体 CN Normal" w:eastAsia="思源黑体 CN Normal" w:hAnsi="思源黑体 CN Normal"/>
-                <w:sz w:val="17"/>
-                <w:szCs w:val="17"/>
-              </w:rPr>
-            </w:pPr>
-            <w:r>
-              <w:rPr>
-                <w:rFonts w:ascii="思源黑体 CN Normal" w:eastAsia="思源黑体 CN Normal" w:hAnsi="思源黑体 CN Normal"/>
-                <w:sz w:val="17"/>
-                <w:szCs w:val="17"/>
-              </w:rPr>
-              <w:t>{{</w:t>
-            </w:r>
-            <w:proofErr w:type="spellStart"/>
-            <w:proofErr w:type="gramStart"/>
-            <w:r>
-              <w:rPr>
-                <w:rFonts w:ascii="思源黑体 CN Normal" w:eastAsia="思源黑体 CN Normal" w:hAnsi="思源黑体 CN Normal"/>
-                <w:sz w:val="17"/>
-                <w:szCs w:val="17"/>
-              </w:rPr>
-              <w:t>a.transcript</w:t>
-            </w:r>
-            <w:proofErr w:type="gramEnd"/>
-            <w:r>
-              <w:rPr>
-                <w:rFonts w:ascii="思源黑体 CN Normal" w:eastAsia="思源黑体 CN Normal" w:hAnsi="思源黑体 CN Normal"/>
-                <w:sz w:val="17"/>
-                <w:szCs w:val="17"/>
-              </w:rPr>
-              <w:t>_primary</w:t>
-            </w:r>
-            <w:proofErr w:type="spellEnd"/>
-            <w:r>
-              <w:rPr>
-                <w:rFonts w:ascii="思源黑体 CN Normal" w:eastAsia="思源黑体 CN Normal" w:hAnsi="思源黑体 CN Normal"/>
-                <w:sz w:val="17"/>
-                <w:szCs w:val="17"/>
-              </w:rPr>
-              <w:t>}}</w:t>
-            </w:r>
-          </w:p>
-        </w:tc>
-        <w:tc>
-          <w:tcPr>
-            <w:tcW w:w="942" w:type="dxa"/>
-            <w:shd w:val="clear" w:color="auto" w:fill="auto"/>
-          </w:tcPr>
-          <w:p>
-            <w:pPr>
-              <w:jc w:val="center"/>
-              <w:rPr>
-                <w:rFonts w:ascii="思源黑体 CN Normal" w:eastAsia="思源黑体 CN Normal" w:hAnsi="思源黑体 CN Normal"/>
-                <w:sz w:val="17"/>
-                <w:szCs w:val="17"/>
-              </w:rPr>
-            </w:pPr>
-            <w:r>
-              <w:rPr>
-                <w:rFonts w:ascii="思源黑体 CN Normal" w:eastAsia="思源黑体 CN Normal" w:hAnsi="思源黑体 CN Normal"/>
-                <w:sz w:val="17"/>
-                <w:szCs w:val="17"/>
-              </w:rPr>
-              <w:t>{{</w:t>
-            </w:r>
-            <w:proofErr w:type="spellStart"/>
-            <w:proofErr w:type="gramStart"/>
-            <w:r>
-              <w:rPr>
-                <w:rFonts w:ascii="思源黑体 CN Normal" w:eastAsia="思源黑体 CN Normal" w:hAnsi="思源黑体 CN Normal"/>
-                <w:sz w:val="17"/>
-                <w:szCs w:val="17"/>
-              </w:rPr>
-              <w:t>a.freq</w:t>
-            </w:r>
-            <w:proofErr w:type="gramEnd"/>
-            <w:r>
-              <w:rPr>
-                <w:rFonts w:ascii="思源黑体 CN Normal" w:eastAsia="思源黑体 CN Normal" w:hAnsi="思源黑体 CN Normal"/>
-                <w:sz w:val="17"/>
-                <w:szCs w:val="17"/>
-              </w:rPr>
-              <w:t>_str</w:t>
-            </w:r>
-            <w:proofErr w:type="spellEnd"/>
-            <w:r>
-              <w:rPr>
-                <w:rFonts w:ascii="思源黑体 CN Normal" w:eastAsia="思源黑体 CN Normal" w:hAnsi="思源黑体 CN Normal"/>
-                <w:sz w:val="17"/>
-                <w:szCs w:val="17"/>
-              </w:rPr>
-              <w:t>}}</w:t>
-            </w:r>
-          </w:p>
-        </w:tc>
-        <w:tc>
-          <w:tcPr>
-            <w:tcW w:w="1253" w:type="dxa"/>
-            <w:shd w:val="clear" w:color="auto" w:fill="auto"/>
-          </w:tcPr>
-          <w:p>
-            <w:pPr>
-              <w:jc w:val="center"/>
-              <w:rPr>
-                <w:rFonts w:ascii="思源黑体 CN Normal" w:eastAsia="思源黑体 CN Normal" w:hAnsi="思源黑体 CN Normal"/>
-                <w:sz w:val="17"/>
-                <w:szCs w:val="17"/>
-              </w:rPr>
-            </w:pPr>
-            <w:r>
-              <w:rPr>
-                <w:rFonts w:ascii="思源黑体 CN Normal" w:eastAsia="思源黑体 CN Normal" w:hAnsi="思源黑体 CN Normal"/>
-                <w:sz w:val="17"/>
-                <w:szCs w:val="17"/>
-              </w:rPr>
-              <w:t xml:space="preserve">{%p if </w:t>
-            </w:r>
-            <w:proofErr w:type="spellStart"/>
-            <w:proofErr w:type="gramStart"/>
-            <w:r>
-              <w:rPr>
-                <w:rFonts w:ascii="思源黑体 CN Normal" w:eastAsia="思源黑体 CN Normal" w:hAnsi="思源黑体 CN Normal"/>
-                <w:sz w:val="17"/>
-                <w:szCs w:val="17"/>
-              </w:rPr>
-              <w:t>a.clinic</w:t>
-            </w:r>
-            <w:proofErr w:type="gramEnd"/>
-            <w:r>
-              <w:rPr>
-                <w:rFonts w:ascii="思源黑体 CN Normal" w:eastAsia="思源黑体 CN Normal" w:hAnsi="思源黑体 CN Normal"/>
-                <w:sz w:val="17"/>
-                <w:szCs w:val="17"/>
-              </w:rPr>
-              <w:t>_num_s</w:t>
+            <w:r>
+              <w:rPr>
+                <w:rFonts w:ascii="思源黑体 CN Normal" w:eastAsia="思源黑体 CN Normal" w:hAnsi="思源黑体 CN Normal"/>
+                <w:sz w:val="17"/>
+                <w:szCs w:val="17"/>
+              </w:rPr>
+              <w:t>a.clinic_num_s</w:t>
             </w:r>
             <w:proofErr w:type="spellEnd"/>
             <w:r>
@@ -9423,21 +8625,9 @@
                 <w:sz w:val="17"/>
                 <w:szCs w:val="17"/>
               </w:rPr>
-              <w:t>a.evi_sum.evi_</w:t>
-            </w:r>
-            <w:proofErr w:type="gramStart"/>
-            <w:r>
-              <w:rPr>
-                <w:rFonts w:ascii="思源黑体 CN Normal" w:eastAsia="思源黑体 CN Normal" w:hAnsi="思源黑体 CN Normal" w:cs="思源黑体 CN Light"/>
-                <w:bCs/>
-                <w:iCs/>
-                <w:sz w:val="17"/>
-                <w:szCs w:val="17"/>
-              </w:rPr>
-              <w:t>split.Predictive</w:t>
+              <w:t>a.evi_sum.evi_split.Predictive</w:t>
             </w:r>
             <w:proofErr w:type="spellEnd"/>
-            <w:proofErr w:type="gramEnd"/>
             <w:r>
               <w:rPr>
                 <w:rFonts w:ascii="思源黑体 CN Normal" w:eastAsia="思源黑体 CN Normal" w:hAnsi="思源黑体 CN Normal" w:cs="思源黑体 CN Light"/>
@@ -9481,21 +8671,9 @@
                 <w:sz w:val="17"/>
                 <w:szCs w:val="17"/>
               </w:rPr>
-              <w:t>a.evi_sum.evi_</w:t>
-            </w:r>
-            <w:proofErr w:type="gramStart"/>
-            <w:r>
-              <w:rPr>
-                <w:rFonts w:ascii="思源黑体 CN Normal" w:eastAsia="思源黑体 CN Normal" w:hAnsi="思源黑体 CN Normal" w:cs="思源黑体 CN Light"/>
-                <w:bCs/>
-                <w:iCs/>
-                <w:sz w:val="17"/>
-                <w:szCs w:val="17"/>
-              </w:rPr>
-              <w:t>split.Predictive</w:t>
+              <w:t>a.evi_sum.evi_split.Predictive</w:t>
             </w:r>
             <w:proofErr w:type="spellEnd"/>
-            <w:proofErr w:type="gramEnd"/>
             <w:r>
               <w:rPr>
                 <w:rFonts w:ascii="思源黑体 CN Normal" w:eastAsia="思源黑体 CN Normal" w:hAnsi="思源黑体 CN Normal" w:cs="思源黑体 CN Light"/>
@@ -9699,21 +8877,9 @@
                 <w:sz w:val="17"/>
                 <w:szCs w:val="17"/>
               </w:rPr>
-              <w:t>a.evi_sum.evi_</w:t>
-            </w:r>
-            <w:proofErr w:type="gramStart"/>
-            <w:r>
-              <w:rPr>
-                <w:rFonts w:ascii="思源黑体 CN Normal" w:eastAsia="思源黑体 CN Normal" w:hAnsi="思源黑体 CN Normal" w:cs="思源黑体 CN Light"/>
-                <w:bCs/>
-                <w:iCs/>
-                <w:sz w:val="17"/>
-                <w:szCs w:val="17"/>
-              </w:rPr>
-              <w:t>split.Prognostic</w:t>
+              <w:t>a.evi_sum.evi_split.Prognostic</w:t>
             </w:r>
             <w:proofErr w:type="spellEnd"/>
-            <w:proofErr w:type="gramEnd"/>
             <w:r>
               <w:rPr>
                 <w:rFonts w:ascii="思源黑体 CN Normal" w:eastAsia="思源黑体 CN Normal" w:hAnsi="思源黑体 CN Normal" w:cs="思源黑体 CN Light"/>
@@ -9757,21 +8923,9 @@
                 <w:sz w:val="17"/>
                 <w:szCs w:val="17"/>
               </w:rPr>
-              <w:t>a.evi_sum.evi_</w:t>
-            </w:r>
-            <w:proofErr w:type="gramStart"/>
-            <w:r>
-              <w:rPr>
-                <w:rFonts w:ascii="思源黑体 CN Normal" w:eastAsia="思源黑体 CN Normal" w:hAnsi="思源黑体 CN Normal" w:cs="思源黑体 CN Light"/>
-                <w:bCs/>
-                <w:iCs/>
-                <w:sz w:val="17"/>
-                <w:szCs w:val="17"/>
-              </w:rPr>
-              <w:t>split.Prognostic</w:t>
+              <w:t>a.evi_sum.evi_split.Prognostic</w:t>
             </w:r>
             <w:proofErr w:type="spellEnd"/>
-            <w:proofErr w:type="gramEnd"/>
             <w:r>
               <w:rPr>
                 <w:rFonts w:ascii="思源黑体 CN Normal" w:eastAsia="思源黑体 CN Normal" w:hAnsi="思源黑体 CN Normal" w:cs="思源黑体 CN Light"/>
@@ -9963,21 +9117,9 @@
                 <w:sz w:val="17"/>
                 <w:szCs w:val="17"/>
               </w:rPr>
-              <w:t>a.evi_sum.evi_</w:t>
-            </w:r>
-            <w:proofErr w:type="gramStart"/>
-            <w:r>
-              <w:rPr>
-                <w:rFonts w:ascii="思源黑体 CN Normal" w:eastAsia="思源黑体 CN Normal" w:hAnsi="思源黑体 CN Normal" w:cs="思源黑体 CN Light"/>
-                <w:bCs/>
-                <w:iCs/>
-                <w:sz w:val="17"/>
-                <w:szCs w:val="17"/>
-              </w:rPr>
-              <w:t>split.Diagnostic</w:t>
+              <w:t>a.evi_sum.evi_split.Diagnostic</w:t>
             </w:r>
             <w:proofErr w:type="spellEnd"/>
-            <w:proofErr w:type="gramEnd"/>
             <w:r>
               <w:rPr>
                 <w:rFonts w:ascii="思源黑体 CN Normal" w:eastAsia="思源黑体 CN Normal" w:hAnsi="思源黑体 CN Normal" w:cs="思源黑体 CN Light"/>
@@ -10021,21 +9163,9 @@
                 <w:sz w:val="17"/>
                 <w:szCs w:val="17"/>
               </w:rPr>
-              <w:t>a.evi_sum.evi_</w:t>
-            </w:r>
-            <w:proofErr w:type="gramStart"/>
-            <w:r>
-              <w:rPr>
-                <w:rFonts w:ascii="思源黑体 CN Normal" w:eastAsia="思源黑体 CN Normal" w:hAnsi="思源黑体 CN Normal" w:cs="思源黑体 CN Light"/>
-                <w:bCs/>
-                <w:iCs/>
-                <w:sz w:val="17"/>
-                <w:szCs w:val="17"/>
-              </w:rPr>
-              <w:t>split.Diagnostic</w:t>
+              <w:t>a.evi_sum.evi_split.Diagnostic</w:t>
             </w:r>
             <w:proofErr w:type="spellEnd"/>
-            <w:proofErr w:type="gramEnd"/>
             <w:r>
               <w:rPr>
                 <w:rFonts w:ascii="思源黑体 CN Normal" w:eastAsia="思源黑体 CN Normal" w:hAnsi="思源黑体 CN Normal" w:cs="思源黑体 CN Light"/>
@@ -10588,25 +9718,7 @@
                 <w:sz w:val="17"/>
                 <w:szCs w:val="17"/>
               </w:rPr>
-              <w:t>var.var_</w:t>
-            </w:r>
-            <w:proofErr w:type="gramStart"/>
-            <w:r>
-              <w:rPr>
-                <w:rFonts w:ascii="思源黑体 CN Normal" w:eastAsia="思源黑体 CN Normal" w:hAnsi="思源黑体 CN Normal"/>
-                <w:sz w:val="17"/>
-                <w:szCs w:val="17"/>
-              </w:rPr>
-              <w:t>somatic.level</w:t>
-            </w:r>
-            <w:proofErr w:type="gramEnd"/>
-            <w:r>
-              <w:rPr>
-                <w:rFonts w:ascii="思源黑体 CN Normal" w:eastAsia="思源黑体 CN Normal" w:hAnsi="思源黑体 CN Normal"/>
-                <w:sz w:val="17"/>
-                <w:szCs w:val="17"/>
-              </w:rPr>
-              <w:t>_onco_nodrug</w:t>
+              <w:t>var.var_somatic.level_onco_nodrug</w:t>
             </w:r>
             <w:proofErr w:type="spellEnd"/>
             <w:r>
@@ -10654,25 +9766,7 @@
                 <w:sz w:val="17"/>
                 <w:szCs w:val="17"/>
               </w:rPr>
-              <w:t>var.var_</w:t>
-            </w:r>
-            <w:proofErr w:type="gramStart"/>
-            <w:r>
-              <w:rPr>
-                <w:rFonts w:ascii="思源黑体 CN Normal" w:eastAsia="思源黑体 CN Normal" w:hAnsi="思源黑体 CN Normal"/>
-                <w:sz w:val="17"/>
-                <w:szCs w:val="17"/>
-              </w:rPr>
-              <w:t>somatic.level</w:t>
-            </w:r>
-            <w:proofErr w:type="gramEnd"/>
-            <w:r>
-              <w:rPr>
-                <w:rFonts w:ascii="思源黑体 CN Normal" w:eastAsia="思源黑体 CN Normal" w:hAnsi="思源黑体 CN Normal"/>
-                <w:sz w:val="17"/>
-                <w:szCs w:val="17"/>
-              </w:rPr>
-              <w:t>_onco_nodrug</w:t>
+              <w:t>var.var_somatic.level_onco_nodrug</w:t>
             </w:r>
             <w:proofErr w:type="spellEnd"/>
             <w:r>
@@ -10714,7 +9808,6 @@
               <w:t>{{</w:t>
             </w:r>
             <w:proofErr w:type="spellStart"/>
-            <w:proofErr w:type="gramStart"/>
             <w:r>
               <w:rPr>
                 <w:rFonts w:ascii="思源黑体 CN Normal" w:eastAsia="思源黑体 CN Normal" w:hAnsi="思源黑体 CN Normal"/>
@@ -10722,9 +9815,9 @@
                 <w:sz w:val="17"/>
                 <w:szCs w:val="17"/>
               </w:rPr>
-              <w:t>a.gene</w:t>
-            </w:r>
-            <w:proofErr w:type="gramEnd"/>
+              <w:t>a.gene_symbol</w:t>
+            </w:r>
+            <w:proofErr w:type="spellEnd"/>
             <w:r>
               <w:rPr>
                 <w:rFonts w:ascii="思源黑体 CN Normal" w:eastAsia="思源黑体 CN Normal" w:hAnsi="思源黑体 CN Normal"/>
@@ -10732,60 +9825,166 @@
                 <w:sz w:val="17"/>
                 <w:szCs w:val="17"/>
               </w:rPr>
-              <w:t>_symbol</w:t>
+              <w:t>}}</w:t>
+            </w:r>
+          </w:p>
+        </w:tc>
+        <w:tc>
+          <w:tcPr>
+            <w:tcW w:w="6246" w:type="dxa"/>
+            <w:shd w:val="clear" w:color="auto" w:fill="auto"/>
+          </w:tcPr>
+          <w:p>
+            <w:pPr>
+              <w:jc w:val="center"/>
+              <w:rPr>
+                <w:rFonts w:ascii="思源黑体 CN Normal" w:eastAsia="思源黑体 CN Normal" w:hAnsi="思源黑体 CN Normal"/>
+                <w:sz w:val="17"/>
+                <w:szCs w:val="17"/>
+              </w:rPr>
+            </w:pPr>
+            <w:r>
+              <w:rPr>
+                <w:rFonts w:ascii="思源黑体 CN Normal" w:eastAsia="思源黑体 CN Normal" w:hAnsi="思源黑体 CN Normal"/>
+                <w:sz w:val="17"/>
+                <w:szCs w:val="17"/>
+              </w:rPr>
+              <w:t xml:space="preserve">{%p if </w:t>
+            </w:r>
+            <w:proofErr w:type="spellStart"/>
+            <w:r>
+              <w:rPr>
+                <w:rFonts w:ascii="思源黑体 CN Normal" w:eastAsia="思源黑体 CN Normal" w:hAnsi="思源黑体 CN Normal"/>
+                <w:sz w:val="17"/>
+                <w:szCs w:val="17"/>
+              </w:rPr>
+              <w:t>a.hgvs_p</w:t>
             </w:r>
             <w:proofErr w:type="spellEnd"/>
             <w:r>
               <w:rPr>
                 <w:rFonts w:ascii="思源黑体 CN Normal" w:eastAsia="思源黑体 CN Normal" w:hAnsi="思源黑体 CN Normal"/>
-                <w:i/>
+                <w:sz w:val="17"/>
+                <w:szCs w:val="17"/>
+              </w:rPr>
+              <w:t>!=”p.?”%}</w:t>
+            </w:r>
+          </w:p>
+          <w:p>
+            <w:pPr>
+              <w:jc w:val="center"/>
+              <w:rPr>
+                <w:rFonts w:ascii="思源黑体 CN Normal" w:eastAsia="思源黑体 CN Normal" w:hAnsi="思源黑体 CN Normal"/>
+                <w:sz w:val="17"/>
+                <w:szCs w:val="17"/>
+              </w:rPr>
+            </w:pPr>
+            <w:r>
+              <w:rPr>
+                <w:rFonts w:ascii="思源黑体 CN Normal" w:eastAsia="思源黑体 CN Normal" w:hAnsi="思源黑体 CN Normal"/>
+                <w:sz w:val="17"/>
+                <w:szCs w:val="17"/>
+              </w:rPr>
+              <w:t>{{</w:t>
+            </w:r>
+            <w:proofErr w:type="spellStart"/>
+            <w:r>
+              <w:rPr>
+                <w:rFonts w:ascii="思源黑体 CN Normal" w:eastAsia="思源黑体 CN Normal" w:hAnsi="思源黑体 CN Normal"/>
+                <w:sz w:val="17"/>
+                <w:szCs w:val="17"/>
+              </w:rPr>
+              <w:t>a.gene_region</w:t>
+            </w:r>
+            <w:proofErr w:type="spellEnd"/>
+            <w:r>
+              <w:rPr>
+                <w:rFonts w:ascii="思源黑体 CN Normal" w:eastAsia="思源黑体 CN Normal" w:hAnsi="思源黑体 CN Normal"/>
+                <w:sz w:val="17"/>
+                <w:szCs w:val="17"/>
+              </w:rPr>
+              <w:t>}} {{</w:t>
+            </w:r>
+            <w:proofErr w:type="spellStart"/>
+            <w:r>
+              <w:rPr>
+                <w:rFonts w:ascii="思源黑体 CN Normal" w:eastAsia="思源黑体 CN Normal" w:hAnsi="思源黑体 CN Normal"/>
+                <w:sz w:val="17"/>
+                <w:szCs w:val="17"/>
+              </w:rPr>
+              <w:t>a.hgvs_c</w:t>
+            </w:r>
+            <w:proofErr w:type="spellEnd"/>
+            <w:r>
+              <w:rPr>
+                <w:rFonts w:ascii="思源黑体 CN Normal" w:eastAsia="思源黑体 CN Normal" w:hAnsi="思源黑体 CN Normal"/>
+                <w:sz w:val="17"/>
+                <w:szCs w:val="17"/>
+              </w:rPr>
+              <w:t>}} {{</w:t>
+            </w:r>
+            <w:proofErr w:type="spellStart"/>
+            <w:r>
+              <w:rPr>
+                <w:rFonts w:ascii="思源黑体 CN Normal" w:eastAsia="思源黑体 CN Normal" w:hAnsi="思源黑体 CN Normal"/>
+                <w:sz w:val="17"/>
+                <w:szCs w:val="17"/>
+              </w:rPr>
+              <w:t>a.hgvs_p</w:t>
+            </w:r>
+            <w:proofErr w:type="spellEnd"/>
+            <w:r>
+              <w:rPr>
+                <w:rFonts w:ascii="思源黑体 CN Normal" w:eastAsia="思源黑体 CN Normal" w:hAnsi="思源黑体 CN Normal"/>
                 <w:sz w:val="17"/>
                 <w:szCs w:val="17"/>
               </w:rPr>
               <w:t>}}</w:t>
             </w:r>
           </w:p>
-        </w:tc>
-        <w:tc>
-          <w:tcPr>
-            <w:tcW w:w="6246" w:type="dxa"/>
-            <w:shd w:val="clear" w:color="auto" w:fill="auto"/>
-          </w:tcPr>
-          <w:p>
-            <w:pPr>
-              <w:jc w:val="center"/>
-              <w:rPr>
-                <w:rFonts w:ascii="思源黑体 CN Normal" w:eastAsia="思源黑体 CN Normal" w:hAnsi="思源黑体 CN Normal"/>
-                <w:sz w:val="17"/>
-                <w:szCs w:val="17"/>
-              </w:rPr>
-            </w:pPr>
-            <w:r>
-              <w:rPr>
-                <w:rFonts w:ascii="思源黑体 CN Normal" w:eastAsia="思源黑体 CN Normal" w:hAnsi="思源黑体 CN Normal"/>
-                <w:sz w:val="17"/>
-                <w:szCs w:val="17"/>
-              </w:rPr>
-              <w:t xml:space="preserve">{%p if </w:t>
+          <w:p>
+            <w:pPr>
+              <w:jc w:val="center"/>
+              <w:rPr>
+                <w:rFonts w:ascii="思源黑体 CN Normal" w:eastAsia="思源黑体 CN Normal" w:hAnsi="思源黑体 CN Normal"/>
+                <w:sz w:val="17"/>
+                <w:szCs w:val="17"/>
+              </w:rPr>
+            </w:pPr>
+            <w:r>
+              <w:rPr>
+                <w:rFonts w:ascii="思源黑体 CN Normal" w:eastAsia="思源黑体 CN Normal" w:hAnsi="思源黑体 CN Normal"/>
+                <w:sz w:val="17"/>
+                <w:szCs w:val="17"/>
+              </w:rPr>
+              <w:t>{%p else%}</w:t>
+            </w:r>
+          </w:p>
+          <w:p>
+            <w:pPr>
+              <w:jc w:val="center"/>
+              <w:rPr>
+                <w:rFonts w:ascii="思源黑体 CN Normal" w:eastAsia="思源黑体 CN Normal" w:hAnsi="思源黑体 CN Normal"/>
+                <w:sz w:val="17"/>
+                <w:szCs w:val="17"/>
+              </w:rPr>
+            </w:pPr>
+            <w:r>
+              <w:rPr>
+                <w:rFonts w:ascii="思源黑体 CN Normal" w:eastAsia="思源黑体 CN Normal" w:hAnsi="思源黑体 CN Normal"/>
+                <w:sz w:val="17"/>
+                <w:szCs w:val="17"/>
+              </w:rPr>
+              <w:t>{{</w:t>
             </w:r>
             <w:proofErr w:type="spellStart"/>
-            <w:proofErr w:type="gramStart"/>
-            <w:r>
-              <w:rPr>
-                <w:rFonts w:ascii="思源黑体 CN Normal" w:eastAsia="思源黑体 CN Normal" w:hAnsi="思源黑体 CN Normal"/>
-                <w:sz w:val="17"/>
-                <w:szCs w:val="17"/>
-              </w:rPr>
-              <w:t>a.hgvs</w:t>
-            </w:r>
-            <w:proofErr w:type="gramEnd"/>
-            <w:r>
-              <w:rPr>
-                <w:rFonts w:ascii="思源黑体 CN Normal" w:eastAsia="思源黑体 CN Normal" w:hAnsi="思源黑体 CN Normal"/>
-                <w:sz w:val="17"/>
-                <w:szCs w:val="17"/>
-              </w:rPr>
-              <w:t>_p</w:t>
+            <w:r>
+              <w:rPr>
+                <w:rFonts w:ascii="思源黑体 CN Normal" w:eastAsia="思源黑体 CN Normal" w:hAnsi="思源黑体 CN Normal"/>
+                <w:sz w:val="17"/>
+                <w:szCs w:val="17"/>
+              </w:rPr>
+              <w:t>a.gene_region</w:t>
             </w:r>
             <w:proofErr w:type="spellEnd"/>
             <w:r>
@@ -10794,7 +9993,43 @@
                 <w:sz w:val="17"/>
                 <w:szCs w:val="17"/>
               </w:rPr>
-              <w:t>!=”p.?”%}</w:t>
+              <w:t>}} {{</w:t>
+            </w:r>
+            <w:proofErr w:type="spellStart"/>
+            <w:r>
+              <w:rPr>
+                <w:rFonts w:ascii="思源黑体 CN Normal" w:eastAsia="思源黑体 CN Normal" w:hAnsi="思源黑体 CN Normal"/>
+                <w:sz w:val="17"/>
+                <w:szCs w:val="17"/>
+              </w:rPr>
+              <w:t>a.hgvs_c</w:t>
+            </w:r>
+            <w:proofErr w:type="spellEnd"/>
+            <w:r>
+              <w:rPr>
+                <w:rFonts w:ascii="思源黑体 CN Normal" w:eastAsia="思源黑体 CN Normal" w:hAnsi="思源黑体 CN Normal"/>
+                <w:sz w:val="17"/>
+                <w:szCs w:val="17"/>
+              </w:rPr>
+              <w:t>}}</w:t>
+            </w:r>
+          </w:p>
+          <w:p>
+            <w:pPr>
+              <w:jc w:val="center"/>
+              <w:rPr>
+                <w:rFonts w:ascii="思源黑体 CN Normal" w:eastAsia="思源黑体 CN Normal" w:hAnsi="思源黑体 CN Normal"/>
+                <w:sz w:val="17"/>
+                <w:szCs w:val="17"/>
+              </w:rPr>
+            </w:pPr>
+            <w:r>
+              <w:rPr>
+                <w:rFonts w:ascii="思源黑体 CN Normal" w:eastAsia="思源黑体 CN Normal" w:hAnsi="思源黑体 CN Normal"/>
+                <w:sz w:val="17"/>
+                <w:szCs w:val="17"/>
+              </w:rPr>
+              <w:t>{%p endif%}</w:t>
             </w:r>
           </w:p>
           <w:p>
@@ -10815,23 +10050,13 @@
               <w:t>{{</w:t>
             </w:r>
             <w:proofErr w:type="spellStart"/>
-            <w:proofErr w:type="gramStart"/>
-            <w:r>
-              <w:rPr>
-                <w:rFonts w:ascii="思源黑体 CN Normal" w:eastAsia="思源黑体 CN Normal" w:hAnsi="思源黑体 CN Normal"/>
-                <w:sz w:val="17"/>
-                <w:szCs w:val="17"/>
-              </w:rPr>
-              <w:t>a.gene</w:t>
-            </w:r>
-            <w:proofErr w:type="gramEnd"/>
-            <w:r>
-              <w:rPr>
-                <w:rFonts w:ascii="思源黑体 CN Normal" w:eastAsia="思源黑体 CN Normal" w:hAnsi="思源黑体 CN Normal"/>
-                <w:sz w:val="17"/>
-                <w:szCs w:val="17"/>
-              </w:rPr>
-              <w:t>_region</w:t>
+            <w:r>
+              <w:rPr>
+                <w:rFonts w:ascii="思源黑体 CN Normal" w:eastAsia="思源黑体 CN Normal" w:hAnsi="思源黑体 CN Normal"/>
+                <w:sz w:val="17"/>
+                <w:szCs w:val="17"/>
+              </w:rPr>
+              <w:t>a.transcript_primary</w:t>
             </w:r>
             <w:proofErr w:type="spellEnd"/>
             <w:r>
@@ -10840,7 +10065,31 @@
                 <w:sz w:val="17"/>
                 <w:szCs w:val="17"/>
               </w:rPr>
-              <w:t>}} {{</w:t>
+              <w:t>}}</w:t>
+            </w:r>
+          </w:p>
+        </w:tc>
+        <w:tc>
+          <w:tcPr>
+            <w:tcW w:w="1833" w:type="dxa"/>
+            <w:shd w:val="clear" w:color="auto" w:fill="auto"/>
+          </w:tcPr>
+          <w:p>
+            <w:pPr>
+              <w:jc w:val="center"/>
+              <w:rPr>
+                <w:rFonts w:ascii="思源黑体 CN Normal" w:eastAsia="思源黑体 CN Normal" w:hAnsi="思源黑体 CN Normal"/>
+                <w:sz w:val="17"/>
+                <w:szCs w:val="17"/>
+              </w:rPr>
+            </w:pPr>
+            <w:r>
+              <w:rPr>
+                <w:rFonts w:ascii="思源黑体 CN Normal" w:eastAsia="思源黑体 CN Normal" w:hAnsi="思源黑体 CN Normal"/>
+                <w:sz w:val="17"/>
+                <w:szCs w:val="17"/>
+              </w:rPr>
+              <w:t>{{</w:t>
             </w:r>
             <w:proofErr w:type="spellStart"/>
             <w:r>
@@ -10849,223 +10098,7 @@
                 <w:sz w:val="17"/>
                 <w:szCs w:val="17"/>
               </w:rPr>
-              <w:t>a.hgvs_c</w:t>
-            </w:r>
-            <w:proofErr w:type="spellEnd"/>
-            <w:r>
-              <w:rPr>
-                <w:rFonts w:ascii="思源黑体 CN Normal" w:eastAsia="思源黑体 CN Normal" w:hAnsi="思源黑体 CN Normal"/>
-                <w:sz w:val="17"/>
-                <w:szCs w:val="17"/>
-              </w:rPr>
-              <w:t>}} {{</w:t>
-            </w:r>
-            <w:proofErr w:type="spellStart"/>
-            <w:r>
-              <w:rPr>
-                <w:rFonts w:ascii="思源黑体 CN Normal" w:eastAsia="思源黑体 CN Normal" w:hAnsi="思源黑体 CN Normal"/>
-                <w:sz w:val="17"/>
-                <w:szCs w:val="17"/>
-              </w:rPr>
-              <w:t>a.hgvs_p</w:t>
-            </w:r>
-            <w:proofErr w:type="spellEnd"/>
-            <w:r>
-              <w:rPr>
-                <w:rFonts w:ascii="思源黑体 CN Normal" w:eastAsia="思源黑体 CN Normal" w:hAnsi="思源黑体 CN Normal"/>
-                <w:sz w:val="17"/>
-                <w:szCs w:val="17"/>
-              </w:rPr>
-              <w:t>}}</w:t>
-            </w:r>
-          </w:p>
-          <w:p>
-            <w:pPr>
-              <w:jc w:val="center"/>
-              <w:rPr>
-                <w:rFonts w:ascii="思源黑体 CN Normal" w:eastAsia="思源黑体 CN Normal" w:hAnsi="思源黑体 CN Normal"/>
-                <w:sz w:val="17"/>
-                <w:szCs w:val="17"/>
-              </w:rPr>
-            </w:pPr>
-            <w:r>
-              <w:rPr>
-                <w:rFonts w:ascii="思源黑体 CN Normal" w:eastAsia="思源黑体 CN Normal" w:hAnsi="思源黑体 CN Normal"/>
-                <w:sz w:val="17"/>
-                <w:szCs w:val="17"/>
-              </w:rPr>
-              <w:t>{%p else%}</w:t>
-            </w:r>
-          </w:p>
-          <w:p>
-            <w:pPr>
-              <w:jc w:val="center"/>
-              <w:rPr>
-                <w:rFonts w:ascii="思源黑体 CN Normal" w:eastAsia="思源黑体 CN Normal" w:hAnsi="思源黑体 CN Normal"/>
-                <w:sz w:val="17"/>
-                <w:szCs w:val="17"/>
-              </w:rPr>
-            </w:pPr>
-            <w:r>
-              <w:rPr>
-                <w:rFonts w:ascii="思源黑体 CN Normal" w:eastAsia="思源黑体 CN Normal" w:hAnsi="思源黑体 CN Normal"/>
-                <w:sz w:val="17"/>
-                <w:szCs w:val="17"/>
-              </w:rPr>
-              <w:t>{{</w:t>
-            </w:r>
-            <w:proofErr w:type="spellStart"/>
-            <w:proofErr w:type="gramStart"/>
-            <w:r>
-              <w:rPr>
-                <w:rFonts w:ascii="思源黑体 CN Normal" w:eastAsia="思源黑体 CN Normal" w:hAnsi="思源黑体 CN Normal"/>
-                <w:sz w:val="17"/>
-                <w:szCs w:val="17"/>
-              </w:rPr>
-              <w:t>a.gene</w:t>
-            </w:r>
-            <w:proofErr w:type="gramEnd"/>
-            <w:r>
-              <w:rPr>
-                <w:rFonts w:ascii="思源黑体 CN Normal" w:eastAsia="思源黑体 CN Normal" w:hAnsi="思源黑体 CN Normal"/>
-                <w:sz w:val="17"/>
-                <w:szCs w:val="17"/>
-              </w:rPr>
-              <w:t>_region</w:t>
-            </w:r>
-            <w:proofErr w:type="spellEnd"/>
-            <w:r>
-              <w:rPr>
-                <w:rFonts w:ascii="思源黑体 CN Normal" w:eastAsia="思源黑体 CN Normal" w:hAnsi="思源黑体 CN Normal"/>
-                <w:sz w:val="17"/>
-                <w:szCs w:val="17"/>
-              </w:rPr>
-              <w:t>}} {{</w:t>
-            </w:r>
-            <w:proofErr w:type="spellStart"/>
-            <w:r>
-              <w:rPr>
-                <w:rFonts w:ascii="思源黑体 CN Normal" w:eastAsia="思源黑体 CN Normal" w:hAnsi="思源黑体 CN Normal"/>
-                <w:sz w:val="17"/>
-                <w:szCs w:val="17"/>
-              </w:rPr>
-              <w:t>a.hgvs_c</w:t>
-            </w:r>
-            <w:proofErr w:type="spellEnd"/>
-            <w:r>
-              <w:rPr>
-                <w:rFonts w:ascii="思源黑体 CN Normal" w:eastAsia="思源黑体 CN Normal" w:hAnsi="思源黑体 CN Normal"/>
-                <w:sz w:val="17"/>
-                <w:szCs w:val="17"/>
-              </w:rPr>
-              <w:t>}}</w:t>
-            </w:r>
-          </w:p>
-          <w:p>
-            <w:pPr>
-              <w:jc w:val="center"/>
-              <w:rPr>
-                <w:rFonts w:ascii="思源黑体 CN Normal" w:eastAsia="思源黑体 CN Normal" w:hAnsi="思源黑体 CN Normal"/>
-                <w:sz w:val="17"/>
-                <w:szCs w:val="17"/>
-              </w:rPr>
-            </w:pPr>
-            <w:r>
-              <w:rPr>
-                <w:rFonts w:ascii="思源黑体 CN Normal" w:eastAsia="思源黑体 CN Normal" w:hAnsi="思源黑体 CN Normal"/>
-                <w:sz w:val="17"/>
-                <w:szCs w:val="17"/>
-              </w:rPr>
-              <w:t>{%p endif%}</w:t>
-            </w:r>
-          </w:p>
-          <w:p>
-            <w:pPr>
-              <w:jc w:val="center"/>
-              <w:rPr>
-                <w:rFonts w:ascii="思源黑体 CN Normal" w:eastAsia="思源黑体 CN Normal" w:hAnsi="思源黑体 CN Normal"/>
-                <w:sz w:val="17"/>
-                <w:szCs w:val="17"/>
-              </w:rPr>
-            </w:pPr>
-            <w:r>
-              <w:rPr>
-                <w:rFonts w:ascii="思源黑体 CN Normal" w:eastAsia="思源黑体 CN Normal" w:hAnsi="思源黑体 CN Normal"/>
-                <w:sz w:val="17"/>
-                <w:szCs w:val="17"/>
-              </w:rPr>
-              <w:t>{{</w:t>
-            </w:r>
-            <w:proofErr w:type="spellStart"/>
-            <w:proofErr w:type="gramStart"/>
-            <w:r>
-              <w:rPr>
-                <w:rFonts w:ascii="思源黑体 CN Normal" w:eastAsia="思源黑体 CN Normal" w:hAnsi="思源黑体 CN Normal"/>
-                <w:sz w:val="17"/>
-                <w:szCs w:val="17"/>
-              </w:rPr>
-              <w:t>a.transcript</w:t>
-            </w:r>
-            <w:proofErr w:type="gramEnd"/>
-            <w:r>
-              <w:rPr>
-                <w:rFonts w:ascii="思源黑体 CN Normal" w:eastAsia="思源黑体 CN Normal" w:hAnsi="思源黑体 CN Normal"/>
-                <w:sz w:val="17"/>
-                <w:szCs w:val="17"/>
-              </w:rPr>
-              <w:t>_primary</w:t>
-            </w:r>
-            <w:proofErr w:type="spellEnd"/>
-            <w:r>
-              <w:rPr>
-                <w:rFonts w:ascii="思源黑体 CN Normal" w:eastAsia="思源黑体 CN Normal" w:hAnsi="思源黑体 CN Normal"/>
-                <w:sz w:val="17"/>
-                <w:szCs w:val="17"/>
-              </w:rPr>
-              <w:t>}}</w:t>
-            </w:r>
-          </w:p>
-        </w:tc>
-        <w:tc>
-          <w:tcPr>
-            <w:tcW w:w="1833" w:type="dxa"/>
-            <w:shd w:val="clear" w:color="auto" w:fill="auto"/>
-          </w:tcPr>
-          <w:p>
-            <w:pPr>
-              <w:jc w:val="center"/>
-              <w:rPr>
-                <w:rFonts w:ascii="思源黑体 CN Normal" w:eastAsia="思源黑体 CN Normal" w:hAnsi="思源黑体 CN Normal"/>
-                <w:sz w:val="17"/>
-                <w:szCs w:val="17"/>
-              </w:rPr>
-            </w:pPr>
-            <w:r>
-              <w:rPr>
-                <w:rFonts w:ascii="思源黑体 CN Normal" w:eastAsia="思源黑体 CN Normal" w:hAnsi="思源黑体 CN Normal"/>
-                <w:sz w:val="17"/>
-                <w:szCs w:val="17"/>
-              </w:rPr>
-              <w:t>{{</w:t>
-            </w:r>
-            <w:proofErr w:type="spellStart"/>
-            <w:proofErr w:type="gramStart"/>
-            <w:r>
-              <w:rPr>
-                <w:rFonts w:ascii="思源黑体 CN Normal" w:eastAsia="思源黑体 CN Normal" w:hAnsi="思源黑体 CN Normal"/>
-                <w:sz w:val="17"/>
-                <w:szCs w:val="17"/>
-              </w:rPr>
-              <w:t>a.freq</w:t>
-            </w:r>
-            <w:proofErr w:type="gramEnd"/>
-            <w:r>
-              <w:rPr>
-                <w:rFonts w:ascii="思源黑体 CN Normal" w:eastAsia="思源黑体 CN Normal" w:hAnsi="思源黑体 CN Normal"/>
-                <w:sz w:val="17"/>
-                <w:szCs w:val="17"/>
-              </w:rPr>
-              <w:t>_str</w:t>
+              <w:t>a.freq_str</w:t>
             </w:r>
             <w:proofErr w:type="spellEnd"/>
             <w:r>
@@ -11451,25 +10484,7 @@
                 <w:sz w:val="17"/>
                 <w:szCs w:val="17"/>
               </w:rPr>
-              <w:t>var.var_</w:t>
-            </w:r>
-            <w:proofErr w:type="gramStart"/>
-            <w:r>
-              <w:rPr>
-                <w:rFonts w:ascii="思源黑体 CN Normal" w:eastAsia="思源黑体 CN Normal" w:hAnsi="思源黑体 CN Normal"/>
-                <w:sz w:val="17"/>
-                <w:szCs w:val="17"/>
-              </w:rPr>
-              <w:t>somatic.level</w:t>
-            </w:r>
-            <w:proofErr w:type="gramEnd"/>
-            <w:r>
-              <w:rPr>
-                <w:rFonts w:ascii="思源黑体 CN Normal" w:eastAsia="思源黑体 CN Normal" w:hAnsi="思源黑体 CN Normal"/>
-                <w:sz w:val="17"/>
-                <w:szCs w:val="17"/>
-              </w:rPr>
-              <w:t>_III</w:t>
+              <w:t>var.var_somatic.level_III</w:t>
             </w:r>
             <w:proofErr w:type="spellEnd"/>
             <w:r>
@@ -11517,25 +10532,7 @@
                 <w:sz w:val="17"/>
                 <w:szCs w:val="17"/>
               </w:rPr>
-              <w:t>var.var_</w:t>
-            </w:r>
-            <w:proofErr w:type="gramStart"/>
-            <w:r>
-              <w:rPr>
-                <w:rFonts w:ascii="思源黑体 CN Normal" w:eastAsia="思源黑体 CN Normal" w:hAnsi="思源黑体 CN Normal"/>
-                <w:sz w:val="17"/>
-                <w:szCs w:val="17"/>
-              </w:rPr>
-              <w:t>somatic.level</w:t>
-            </w:r>
-            <w:proofErr w:type="gramEnd"/>
-            <w:r>
-              <w:rPr>
-                <w:rFonts w:ascii="思源黑体 CN Normal" w:eastAsia="思源黑体 CN Normal" w:hAnsi="思源黑体 CN Normal"/>
-                <w:sz w:val="17"/>
-                <w:szCs w:val="17"/>
-              </w:rPr>
-              <w:t>_III</w:t>
+              <w:t>var.var_somatic.level_III</w:t>
             </w:r>
             <w:proofErr w:type="spellEnd"/>
             <w:r>
@@ -11577,7 +10574,6 @@
               <w:t>{{</w:t>
             </w:r>
             <w:proofErr w:type="spellStart"/>
-            <w:proofErr w:type="gramStart"/>
             <w:r>
               <w:rPr>
                 <w:rFonts w:ascii="思源黑体 CN Normal" w:eastAsia="思源黑体 CN Normal" w:hAnsi="思源黑体 CN Normal"/>
@@ -11585,9 +10581,9 @@
                 <w:sz w:val="17"/>
                 <w:szCs w:val="17"/>
               </w:rPr>
-              <w:t>a.gene</w:t>
-            </w:r>
-            <w:proofErr w:type="gramEnd"/>
+              <w:t>a.gene_symbol</w:t>
+            </w:r>
+            <w:proofErr w:type="spellEnd"/>
             <w:r>
               <w:rPr>
                 <w:rFonts w:ascii="思源黑体 CN Normal" w:eastAsia="思源黑体 CN Normal" w:hAnsi="思源黑体 CN Normal"/>
@@ -11595,60 +10591,166 @@
                 <w:sz w:val="17"/>
                 <w:szCs w:val="17"/>
               </w:rPr>
-              <w:t>_symbol</w:t>
+              <w:t>}}</w:t>
+            </w:r>
+          </w:p>
+        </w:tc>
+        <w:tc>
+          <w:tcPr>
+            <w:tcW w:w="6246" w:type="dxa"/>
+            <w:shd w:val="clear" w:color="auto" w:fill="auto"/>
+          </w:tcPr>
+          <w:p>
+            <w:pPr>
+              <w:jc w:val="center"/>
+              <w:rPr>
+                <w:rFonts w:ascii="思源黑体 CN Normal" w:eastAsia="思源黑体 CN Normal" w:hAnsi="思源黑体 CN Normal"/>
+                <w:sz w:val="17"/>
+                <w:szCs w:val="17"/>
+              </w:rPr>
+            </w:pPr>
+            <w:r>
+              <w:rPr>
+                <w:rFonts w:ascii="思源黑体 CN Normal" w:eastAsia="思源黑体 CN Normal" w:hAnsi="思源黑体 CN Normal"/>
+                <w:sz w:val="17"/>
+                <w:szCs w:val="17"/>
+              </w:rPr>
+              <w:t xml:space="preserve">{%p if </w:t>
+            </w:r>
+            <w:proofErr w:type="spellStart"/>
+            <w:r>
+              <w:rPr>
+                <w:rFonts w:ascii="思源黑体 CN Normal" w:eastAsia="思源黑体 CN Normal" w:hAnsi="思源黑体 CN Normal"/>
+                <w:sz w:val="17"/>
+                <w:szCs w:val="17"/>
+              </w:rPr>
+              <w:t>a.hgvs_p</w:t>
             </w:r>
             <w:proofErr w:type="spellEnd"/>
             <w:r>
               <w:rPr>
                 <w:rFonts w:ascii="思源黑体 CN Normal" w:eastAsia="思源黑体 CN Normal" w:hAnsi="思源黑体 CN Normal"/>
-                <w:i/>
+                <w:sz w:val="17"/>
+                <w:szCs w:val="17"/>
+              </w:rPr>
+              <w:t>!=”p.?”%}</w:t>
+            </w:r>
+          </w:p>
+          <w:p>
+            <w:pPr>
+              <w:jc w:val="center"/>
+              <w:rPr>
+                <w:rFonts w:ascii="思源黑体 CN Normal" w:eastAsia="思源黑体 CN Normal" w:hAnsi="思源黑体 CN Normal"/>
+                <w:sz w:val="17"/>
+                <w:szCs w:val="17"/>
+              </w:rPr>
+            </w:pPr>
+            <w:r>
+              <w:rPr>
+                <w:rFonts w:ascii="思源黑体 CN Normal" w:eastAsia="思源黑体 CN Normal" w:hAnsi="思源黑体 CN Normal"/>
+                <w:sz w:val="17"/>
+                <w:szCs w:val="17"/>
+              </w:rPr>
+              <w:t>{{</w:t>
+            </w:r>
+            <w:proofErr w:type="spellStart"/>
+            <w:r>
+              <w:rPr>
+                <w:rFonts w:ascii="思源黑体 CN Normal" w:eastAsia="思源黑体 CN Normal" w:hAnsi="思源黑体 CN Normal"/>
+                <w:sz w:val="17"/>
+                <w:szCs w:val="17"/>
+              </w:rPr>
+              <w:t>a.gene_region</w:t>
+            </w:r>
+            <w:proofErr w:type="spellEnd"/>
+            <w:r>
+              <w:rPr>
+                <w:rFonts w:ascii="思源黑体 CN Normal" w:eastAsia="思源黑体 CN Normal" w:hAnsi="思源黑体 CN Normal"/>
+                <w:sz w:val="17"/>
+                <w:szCs w:val="17"/>
+              </w:rPr>
+              <w:t>}} {{</w:t>
+            </w:r>
+            <w:proofErr w:type="spellStart"/>
+            <w:r>
+              <w:rPr>
+                <w:rFonts w:ascii="思源黑体 CN Normal" w:eastAsia="思源黑体 CN Normal" w:hAnsi="思源黑体 CN Normal"/>
+                <w:sz w:val="17"/>
+                <w:szCs w:val="17"/>
+              </w:rPr>
+              <w:t>a.hgvs_c</w:t>
+            </w:r>
+            <w:proofErr w:type="spellEnd"/>
+            <w:r>
+              <w:rPr>
+                <w:rFonts w:ascii="思源黑体 CN Normal" w:eastAsia="思源黑体 CN Normal" w:hAnsi="思源黑体 CN Normal"/>
+                <w:sz w:val="17"/>
+                <w:szCs w:val="17"/>
+              </w:rPr>
+              <w:t>}} {{</w:t>
+            </w:r>
+            <w:proofErr w:type="spellStart"/>
+            <w:r>
+              <w:rPr>
+                <w:rFonts w:ascii="思源黑体 CN Normal" w:eastAsia="思源黑体 CN Normal" w:hAnsi="思源黑体 CN Normal"/>
+                <w:sz w:val="17"/>
+                <w:szCs w:val="17"/>
+              </w:rPr>
+              <w:t>a.hgvs_p</w:t>
+            </w:r>
+            <w:proofErr w:type="spellEnd"/>
+            <w:r>
+              <w:rPr>
+                <w:rFonts w:ascii="思源黑体 CN Normal" w:eastAsia="思源黑体 CN Normal" w:hAnsi="思源黑体 CN Normal"/>
                 <w:sz w:val="17"/>
                 <w:szCs w:val="17"/>
               </w:rPr>
               <w:t>}}</w:t>
             </w:r>
           </w:p>
-        </w:tc>
-        <w:tc>
-          <w:tcPr>
-            <w:tcW w:w="6246" w:type="dxa"/>
-            <w:shd w:val="clear" w:color="auto" w:fill="auto"/>
-          </w:tcPr>
-          <w:p>
-            <w:pPr>
-              <w:jc w:val="center"/>
-              <w:rPr>
-                <w:rFonts w:ascii="思源黑体 CN Normal" w:eastAsia="思源黑体 CN Normal" w:hAnsi="思源黑体 CN Normal"/>
-                <w:sz w:val="17"/>
-                <w:szCs w:val="17"/>
-              </w:rPr>
-            </w:pPr>
-            <w:r>
-              <w:rPr>
-                <w:rFonts w:ascii="思源黑体 CN Normal" w:eastAsia="思源黑体 CN Normal" w:hAnsi="思源黑体 CN Normal"/>
-                <w:sz w:val="17"/>
-                <w:szCs w:val="17"/>
-              </w:rPr>
-              <w:t xml:space="preserve">{%p if </w:t>
+          <w:p>
+            <w:pPr>
+              <w:jc w:val="center"/>
+              <w:rPr>
+                <w:rFonts w:ascii="思源黑体 CN Normal" w:eastAsia="思源黑体 CN Normal" w:hAnsi="思源黑体 CN Normal"/>
+                <w:sz w:val="17"/>
+                <w:szCs w:val="17"/>
+              </w:rPr>
+            </w:pPr>
+            <w:r>
+              <w:rPr>
+                <w:rFonts w:ascii="思源黑体 CN Normal" w:eastAsia="思源黑体 CN Normal" w:hAnsi="思源黑体 CN Normal"/>
+                <w:sz w:val="17"/>
+                <w:szCs w:val="17"/>
+              </w:rPr>
+              <w:t>{%p else%}</w:t>
+            </w:r>
+          </w:p>
+          <w:p>
+            <w:pPr>
+              <w:jc w:val="center"/>
+              <w:rPr>
+                <w:rFonts w:ascii="思源黑体 CN Normal" w:eastAsia="思源黑体 CN Normal" w:hAnsi="思源黑体 CN Normal"/>
+                <w:sz w:val="17"/>
+                <w:szCs w:val="17"/>
+              </w:rPr>
+            </w:pPr>
+            <w:r>
+              <w:rPr>
+                <w:rFonts w:ascii="思源黑体 CN Normal" w:eastAsia="思源黑体 CN Normal" w:hAnsi="思源黑体 CN Normal"/>
+                <w:sz w:val="17"/>
+                <w:szCs w:val="17"/>
+              </w:rPr>
+              <w:t>{{</w:t>
             </w:r>
             <w:proofErr w:type="spellStart"/>
-            <w:proofErr w:type="gramStart"/>
-            <w:r>
-              <w:rPr>
-                <w:rFonts w:ascii="思源黑体 CN Normal" w:eastAsia="思源黑体 CN Normal" w:hAnsi="思源黑体 CN Normal"/>
-                <w:sz w:val="17"/>
-                <w:szCs w:val="17"/>
-              </w:rPr>
-              <w:t>a.hgvs</w:t>
-            </w:r>
-            <w:proofErr w:type="gramEnd"/>
-            <w:r>
-              <w:rPr>
-                <w:rFonts w:ascii="思源黑体 CN Normal" w:eastAsia="思源黑体 CN Normal" w:hAnsi="思源黑体 CN Normal"/>
-                <w:sz w:val="17"/>
-                <w:szCs w:val="17"/>
-              </w:rPr>
-              <w:t>_p</w:t>
+            <w:r>
+              <w:rPr>
+                <w:rFonts w:ascii="思源黑体 CN Normal" w:eastAsia="思源黑体 CN Normal" w:hAnsi="思源黑体 CN Normal"/>
+                <w:sz w:val="17"/>
+                <w:szCs w:val="17"/>
+              </w:rPr>
+              <w:t>a.gene_region</w:t>
             </w:r>
             <w:proofErr w:type="spellEnd"/>
             <w:r>
@@ -11657,7 +10759,43 @@
                 <w:sz w:val="17"/>
                 <w:szCs w:val="17"/>
               </w:rPr>
-              <w:t>!=”p.?”%}</w:t>
+              <w:t>}} {{</w:t>
+            </w:r>
+            <w:proofErr w:type="spellStart"/>
+            <w:r>
+              <w:rPr>
+                <w:rFonts w:ascii="思源黑体 CN Normal" w:eastAsia="思源黑体 CN Normal" w:hAnsi="思源黑体 CN Normal"/>
+                <w:sz w:val="17"/>
+                <w:szCs w:val="17"/>
+              </w:rPr>
+              <w:t>a.hgvs_c</w:t>
+            </w:r>
+            <w:proofErr w:type="spellEnd"/>
+            <w:r>
+              <w:rPr>
+                <w:rFonts w:ascii="思源黑体 CN Normal" w:eastAsia="思源黑体 CN Normal" w:hAnsi="思源黑体 CN Normal"/>
+                <w:sz w:val="17"/>
+                <w:szCs w:val="17"/>
+              </w:rPr>
+              <w:t>}}</w:t>
+            </w:r>
+          </w:p>
+          <w:p>
+            <w:pPr>
+              <w:jc w:val="center"/>
+              <w:rPr>
+                <w:rFonts w:ascii="思源黑体 CN Normal" w:eastAsia="思源黑体 CN Normal" w:hAnsi="思源黑体 CN Normal"/>
+                <w:sz w:val="17"/>
+                <w:szCs w:val="17"/>
+              </w:rPr>
+            </w:pPr>
+            <w:r>
+              <w:rPr>
+                <w:rFonts w:ascii="思源黑体 CN Normal" w:eastAsia="思源黑体 CN Normal" w:hAnsi="思源黑体 CN Normal"/>
+                <w:sz w:val="17"/>
+                <w:szCs w:val="17"/>
+              </w:rPr>
+              <w:t>{%p endif%}</w:t>
             </w:r>
           </w:p>
           <w:p>
@@ -11678,23 +10816,13 @@
               <w:t>{{</w:t>
             </w:r>
             <w:proofErr w:type="spellStart"/>
-            <w:proofErr w:type="gramStart"/>
-            <w:r>
-              <w:rPr>
-                <w:rFonts w:ascii="思源黑体 CN Normal" w:eastAsia="思源黑体 CN Normal" w:hAnsi="思源黑体 CN Normal"/>
-                <w:sz w:val="17"/>
-                <w:szCs w:val="17"/>
-              </w:rPr>
-              <w:t>a.gene</w:t>
-            </w:r>
-            <w:proofErr w:type="gramEnd"/>
-            <w:r>
-              <w:rPr>
-                <w:rFonts w:ascii="思源黑体 CN Normal" w:eastAsia="思源黑体 CN Normal" w:hAnsi="思源黑体 CN Normal"/>
-                <w:sz w:val="17"/>
-                <w:szCs w:val="17"/>
-              </w:rPr>
-              <w:t>_region</w:t>
+            <w:r>
+              <w:rPr>
+                <w:rFonts w:ascii="思源黑体 CN Normal" w:eastAsia="思源黑体 CN Normal" w:hAnsi="思源黑体 CN Normal"/>
+                <w:sz w:val="17"/>
+                <w:szCs w:val="17"/>
+              </w:rPr>
+              <w:t>a.transcript_primary</w:t>
             </w:r>
             <w:proofErr w:type="spellEnd"/>
             <w:r>
@@ -11703,7 +10831,31 @@
                 <w:sz w:val="17"/>
                 <w:szCs w:val="17"/>
               </w:rPr>
-              <w:t>}} {{</w:t>
+              <w:t>}}</w:t>
+            </w:r>
+          </w:p>
+        </w:tc>
+        <w:tc>
+          <w:tcPr>
+            <w:tcW w:w="1833" w:type="dxa"/>
+            <w:shd w:val="clear" w:color="auto" w:fill="auto"/>
+          </w:tcPr>
+          <w:p>
+            <w:pPr>
+              <w:jc w:val="center"/>
+              <w:rPr>
+                <w:rFonts w:ascii="思源黑体 CN Normal" w:eastAsia="思源黑体 CN Normal" w:hAnsi="思源黑体 CN Normal"/>
+                <w:sz w:val="17"/>
+                <w:szCs w:val="17"/>
+              </w:rPr>
+            </w:pPr>
+            <w:r>
+              <w:rPr>
+                <w:rFonts w:ascii="思源黑体 CN Normal" w:eastAsia="思源黑体 CN Normal" w:hAnsi="思源黑体 CN Normal"/>
+                <w:sz w:val="17"/>
+                <w:szCs w:val="17"/>
+              </w:rPr>
+              <w:t>{{</w:t>
             </w:r>
             <w:proofErr w:type="spellStart"/>
             <w:r>
@@ -11712,223 +10864,7 @@
                 <w:sz w:val="17"/>
                 <w:szCs w:val="17"/>
               </w:rPr>
-              <w:t>a.hgvs_c</w:t>
-            </w:r>
-            <w:proofErr w:type="spellEnd"/>
-            <w:r>
-              <w:rPr>
-                <w:rFonts w:ascii="思源黑体 CN Normal" w:eastAsia="思源黑体 CN Normal" w:hAnsi="思源黑体 CN Normal"/>
-                <w:sz w:val="17"/>
-                <w:szCs w:val="17"/>
-              </w:rPr>
-              <w:t>}} {{</w:t>
-            </w:r>
-            <w:proofErr w:type="spellStart"/>
-            <w:r>
-              <w:rPr>
-                <w:rFonts w:ascii="思源黑体 CN Normal" w:eastAsia="思源黑体 CN Normal" w:hAnsi="思源黑体 CN Normal"/>
-                <w:sz w:val="17"/>
-                <w:szCs w:val="17"/>
-              </w:rPr>
-              <w:t>a.hgvs_p</w:t>
-            </w:r>
-            <w:proofErr w:type="spellEnd"/>
-            <w:r>
-              <w:rPr>
-                <w:rFonts w:ascii="思源黑体 CN Normal" w:eastAsia="思源黑体 CN Normal" w:hAnsi="思源黑体 CN Normal"/>
-                <w:sz w:val="17"/>
-                <w:szCs w:val="17"/>
-              </w:rPr>
-              <w:t>}}</w:t>
-            </w:r>
-          </w:p>
-          <w:p>
-            <w:pPr>
-              <w:jc w:val="center"/>
-              <w:rPr>
-                <w:rFonts w:ascii="思源黑体 CN Normal" w:eastAsia="思源黑体 CN Normal" w:hAnsi="思源黑体 CN Normal"/>
-                <w:sz w:val="17"/>
-                <w:szCs w:val="17"/>
-              </w:rPr>
-            </w:pPr>
-            <w:r>
-              <w:rPr>
-                <w:rFonts w:ascii="思源黑体 CN Normal" w:eastAsia="思源黑体 CN Normal" w:hAnsi="思源黑体 CN Normal"/>
-                <w:sz w:val="17"/>
-                <w:szCs w:val="17"/>
-              </w:rPr>
-              <w:t>{%p else%}</w:t>
-            </w:r>
-          </w:p>
-          <w:p>
-            <w:pPr>
-              <w:jc w:val="center"/>
-              <w:rPr>
-                <w:rFonts w:ascii="思源黑体 CN Normal" w:eastAsia="思源黑体 CN Normal" w:hAnsi="思源黑体 CN Normal"/>
-                <w:sz w:val="17"/>
-                <w:szCs w:val="17"/>
-              </w:rPr>
-            </w:pPr>
-            <w:r>
-              <w:rPr>
-                <w:rFonts w:ascii="思源黑体 CN Normal" w:eastAsia="思源黑体 CN Normal" w:hAnsi="思源黑体 CN Normal"/>
-                <w:sz w:val="17"/>
-                <w:szCs w:val="17"/>
-              </w:rPr>
-              <w:t>{{</w:t>
-            </w:r>
-            <w:proofErr w:type="spellStart"/>
-            <w:proofErr w:type="gramStart"/>
-            <w:r>
-              <w:rPr>
-                <w:rFonts w:ascii="思源黑体 CN Normal" w:eastAsia="思源黑体 CN Normal" w:hAnsi="思源黑体 CN Normal"/>
-                <w:sz w:val="17"/>
-                <w:szCs w:val="17"/>
-              </w:rPr>
-              <w:t>a.gene</w:t>
-            </w:r>
-            <w:proofErr w:type="gramEnd"/>
-            <w:r>
-              <w:rPr>
-                <w:rFonts w:ascii="思源黑体 CN Normal" w:eastAsia="思源黑体 CN Normal" w:hAnsi="思源黑体 CN Normal"/>
-                <w:sz w:val="17"/>
-                <w:szCs w:val="17"/>
-              </w:rPr>
-              <w:t>_region</w:t>
-            </w:r>
-            <w:proofErr w:type="spellEnd"/>
-            <w:r>
-              <w:rPr>
-                <w:rFonts w:ascii="思源黑体 CN Normal" w:eastAsia="思源黑体 CN Normal" w:hAnsi="思源黑体 CN Normal"/>
-                <w:sz w:val="17"/>
-                <w:szCs w:val="17"/>
-              </w:rPr>
-              <w:t>}} {{</w:t>
-            </w:r>
-            <w:proofErr w:type="spellStart"/>
-            <w:r>
-              <w:rPr>
-                <w:rFonts w:ascii="思源黑体 CN Normal" w:eastAsia="思源黑体 CN Normal" w:hAnsi="思源黑体 CN Normal"/>
-                <w:sz w:val="17"/>
-                <w:szCs w:val="17"/>
-              </w:rPr>
-              <w:t>a.hgvs_c</w:t>
-            </w:r>
-            <w:proofErr w:type="spellEnd"/>
-            <w:r>
-              <w:rPr>
-                <w:rFonts w:ascii="思源黑体 CN Normal" w:eastAsia="思源黑体 CN Normal" w:hAnsi="思源黑体 CN Normal"/>
-                <w:sz w:val="17"/>
-                <w:szCs w:val="17"/>
-              </w:rPr>
-              <w:t>}}</w:t>
-            </w:r>
-          </w:p>
-          <w:p>
-            <w:pPr>
-              <w:jc w:val="center"/>
-              <w:rPr>
-                <w:rFonts w:ascii="思源黑体 CN Normal" w:eastAsia="思源黑体 CN Normal" w:hAnsi="思源黑体 CN Normal"/>
-                <w:sz w:val="17"/>
-                <w:szCs w:val="17"/>
-              </w:rPr>
-            </w:pPr>
-            <w:r>
-              <w:rPr>
-                <w:rFonts w:ascii="思源黑体 CN Normal" w:eastAsia="思源黑体 CN Normal" w:hAnsi="思源黑体 CN Normal"/>
-                <w:sz w:val="17"/>
-                <w:szCs w:val="17"/>
-              </w:rPr>
-              <w:t>{%p endif%}</w:t>
-            </w:r>
-          </w:p>
-          <w:p>
-            <w:pPr>
-              <w:jc w:val="center"/>
-              <w:rPr>
-                <w:rFonts w:ascii="思源黑体 CN Normal" w:eastAsia="思源黑体 CN Normal" w:hAnsi="思源黑体 CN Normal"/>
-                <w:sz w:val="17"/>
-                <w:szCs w:val="17"/>
-              </w:rPr>
-            </w:pPr>
-            <w:r>
-              <w:rPr>
-                <w:rFonts w:ascii="思源黑体 CN Normal" w:eastAsia="思源黑体 CN Normal" w:hAnsi="思源黑体 CN Normal"/>
-                <w:sz w:val="17"/>
-                <w:szCs w:val="17"/>
-              </w:rPr>
-              <w:t>{{</w:t>
-            </w:r>
-            <w:proofErr w:type="spellStart"/>
-            <w:proofErr w:type="gramStart"/>
-            <w:r>
-              <w:rPr>
-                <w:rFonts w:ascii="思源黑体 CN Normal" w:eastAsia="思源黑体 CN Normal" w:hAnsi="思源黑体 CN Normal"/>
-                <w:sz w:val="17"/>
-                <w:szCs w:val="17"/>
-              </w:rPr>
-              <w:t>a.transcript</w:t>
-            </w:r>
-            <w:proofErr w:type="gramEnd"/>
-            <w:r>
-              <w:rPr>
-                <w:rFonts w:ascii="思源黑体 CN Normal" w:eastAsia="思源黑体 CN Normal" w:hAnsi="思源黑体 CN Normal"/>
-                <w:sz w:val="17"/>
-                <w:szCs w:val="17"/>
-              </w:rPr>
-              <w:t>_primary</w:t>
-            </w:r>
-            <w:proofErr w:type="spellEnd"/>
-            <w:r>
-              <w:rPr>
-                <w:rFonts w:ascii="思源黑体 CN Normal" w:eastAsia="思源黑体 CN Normal" w:hAnsi="思源黑体 CN Normal"/>
-                <w:sz w:val="17"/>
-                <w:szCs w:val="17"/>
-              </w:rPr>
-              <w:t>}}</w:t>
-            </w:r>
-          </w:p>
-        </w:tc>
-        <w:tc>
-          <w:tcPr>
-            <w:tcW w:w="1833" w:type="dxa"/>
-            <w:shd w:val="clear" w:color="auto" w:fill="auto"/>
-          </w:tcPr>
-          <w:p>
-            <w:pPr>
-              <w:jc w:val="center"/>
-              <w:rPr>
-                <w:rFonts w:ascii="思源黑体 CN Normal" w:eastAsia="思源黑体 CN Normal" w:hAnsi="思源黑体 CN Normal"/>
-                <w:sz w:val="17"/>
-                <w:szCs w:val="17"/>
-              </w:rPr>
-            </w:pPr>
-            <w:r>
-              <w:rPr>
-                <w:rFonts w:ascii="思源黑体 CN Normal" w:eastAsia="思源黑体 CN Normal" w:hAnsi="思源黑体 CN Normal"/>
-                <w:sz w:val="17"/>
-                <w:szCs w:val="17"/>
-              </w:rPr>
-              <w:t>{{</w:t>
-            </w:r>
-            <w:proofErr w:type="spellStart"/>
-            <w:proofErr w:type="gramStart"/>
-            <w:r>
-              <w:rPr>
-                <w:rFonts w:ascii="思源黑体 CN Normal" w:eastAsia="思源黑体 CN Normal" w:hAnsi="思源黑体 CN Normal"/>
-                <w:sz w:val="17"/>
-                <w:szCs w:val="17"/>
-              </w:rPr>
-              <w:t>a.freq</w:t>
-            </w:r>
-            <w:proofErr w:type="gramEnd"/>
-            <w:r>
-              <w:rPr>
-                <w:rFonts w:ascii="思源黑体 CN Normal" w:eastAsia="思源黑体 CN Normal" w:hAnsi="思源黑体 CN Normal"/>
-                <w:sz w:val="17"/>
-                <w:szCs w:val="17"/>
-              </w:rPr>
-              <w:t>_str</w:t>
+              <w:t>a.freq_str</w:t>
             </w:r>
             <w:proofErr w:type="spellEnd"/>
             <w:r>
@@ -12393,51 +11329,7 @@
                 <w:sz w:val="17"/>
                 <w:szCs w:val="17"/>
               </w:rPr>
-              <w:t>==</w:t>
-            </w:r>
-            <w:proofErr w:type="gramStart"/>
-            <w:r>
-              <w:rPr>
-                <w:rFonts w:ascii="思源黑体 CN Normal" w:eastAsia="思源黑体 CN Normal" w:hAnsi="思源黑体 CN Normal" w:cs="思源黑体 CN Light"/>
-                <w:bCs/>
-                <w:iCs/>
-                <w:sz w:val="17"/>
-                <w:szCs w:val="17"/>
-              </w:rPr>
-              <w:t>”</w:t>
-            </w:r>
-            <w:proofErr w:type="gramEnd"/>
-            <w:r>
-              <w:rPr>
-                <w:rFonts w:ascii="思源黑体 CN Normal" w:eastAsia="思源黑体 CN Normal" w:hAnsi="思源黑体 CN Normal" w:cs="思源黑体 CN Light"/>
-                <w:bCs/>
-                <w:iCs/>
-                <w:sz w:val="17"/>
-                <w:szCs w:val="17"/>
-              </w:rPr>
-              <w:t>HRD+</w:t>
-            </w:r>
-            <w:proofErr w:type="gramStart"/>
-            <w:r>
-              <w:rPr>
-                <w:rFonts w:ascii="思源黑体 CN Normal" w:eastAsia="思源黑体 CN Normal" w:hAnsi="思源黑体 CN Normal" w:cs="思源黑体 CN Light"/>
-                <w:bCs/>
-                <w:iCs/>
-                <w:sz w:val="17"/>
-                <w:szCs w:val="17"/>
-              </w:rPr>
-              <w:t>”</w:t>
-            </w:r>
-            <w:proofErr w:type="gramEnd"/>
-            <w:r>
-              <w:rPr>
-                <w:rFonts w:ascii="思源黑体 CN Normal" w:eastAsia="思源黑体 CN Normal" w:hAnsi="思源黑体 CN Normal" w:cs="思源黑体 CN Light"/>
-                <w:bCs/>
-                <w:iCs/>
-                <w:sz w:val="17"/>
-                <w:szCs w:val="17"/>
-              </w:rPr>
-              <w:t>%}阳性{%else%}阴性{%endif%}</w:t>
+              <w:t>==”HRD+”%}阳性{%else%}阴性{%endif%}</w:t>
             </w:r>
           </w:p>
         </w:tc>
@@ -12488,23 +11380,13 @@
               <w:t xml:space="preserve">{%p if </w:t>
             </w:r>
             <w:proofErr w:type="spellStart"/>
-            <w:proofErr w:type="gramStart"/>
-            <w:r>
-              <w:rPr>
-                <w:rFonts w:ascii="思源黑体 CN Normal" w:eastAsia="思源黑体 CN Normal" w:hAnsi="思源黑体 CN Normal"/>
-                <w:sz w:val="17"/>
-                <w:szCs w:val="17"/>
-              </w:rPr>
-              <w:t>var.gss.gss.level</w:t>
-            </w:r>
-            <w:proofErr w:type="gramEnd"/>
-            <w:r>
-              <w:rPr>
-                <w:rFonts w:ascii="思源黑体 CN Normal" w:eastAsia="思源黑体 CN Normal" w:hAnsi="思源黑体 CN Normal"/>
-                <w:sz w:val="17"/>
-                <w:szCs w:val="17"/>
-              </w:rPr>
-              <w:t>_num</w:t>
+            <w:r>
+              <w:rPr>
+                <w:rFonts w:ascii="思源黑体 CN Normal" w:eastAsia="思源黑体 CN Normal" w:hAnsi="思源黑体 CN Normal"/>
+                <w:sz w:val="17"/>
+                <w:szCs w:val="17"/>
+              </w:rPr>
+              <w:t>var.gss.gss.level_num</w:t>
             </w:r>
             <w:proofErr w:type="spellEnd"/>
             <w:r>
@@ -12570,23 +11452,13 @@
               <w:t xml:space="preserve"> </w:t>
             </w:r>
             <w:proofErr w:type="spellStart"/>
-            <w:proofErr w:type="gramStart"/>
-            <w:r>
-              <w:rPr>
-                <w:rFonts w:ascii="思源黑体 CN Normal" w:eastAsia="思源黑体 CN Normal" w:hAnsi="思源黑体 CN Normal"/>
-                <w:sz w:val="17"/>
-                <w:szCs w:val="17"/>
-              </w:rPr>
-              <w:t>var.gss.gss.level</w:t>
-            </w:r>
-            <w:proofErr w:type="gramEnd"/>
-            <w:r>
-              <w:rPr>
-                <w:rFonts w:ascii="思源黑体 CN Normal" w:eastAsia="思源黑体 CN Normal" w:hAnsi="思源黑体 CN Normal"/>
-                <w:sz w:val="17"/>
-                <w:szCs w:val="17"/>
-              </w:rPr>
-              <w:t>_num</w:t>
+            <w:r>
+              <w:rPr>
+                <w:rFonts w:ascii="思源黑体 CN Normal" w:eastAsia="思源黑体 CN Normal" w:hAnsi="思源黑体 CN Normal"/>
+                <w:sz w:val="17"/>
+                <w:szCs w:val="17"/>
+              </w:rPr>
+              <w:t>var.gss.gss.level_num</w:t>
             </w:r>
             <w:proofErr w:type="spellEnd"/>
             <w:r>
@@ -12697,25 +11569,7 @@
                 <w:sz w:val="17"/>
                 <w:szCs w:val="17"/>
               </w:rPr>
-              <w:t xml:space="preserve">{%tr for a in </w:t>
-            </w:r>
-            <w:proofErr w:type="gramStart"/>
-            <w:r>
-              <w:rPr>
-                <w:rFonts w:ascii="思源黑体 CN Normal" w:eastAsia="思源黑体 CN Normal" w:hAnsi="思源黑体 CN Normal"/>
-                <w:sz w:val="17"/>
-                <w:szCs w:val="17"/>
-              </w:rPr>
-              <w:t>var.cdx.format</w:t>
-            </w:r>
-            <w:proofErr w:type="gramEnd"/>
-            <w:r>
-              <w:rPr>
-                <w:rFonts w:ascii="思源黑体 CN Normal" w:eastAsia="思源黑体 CN Normal" w:hAnsi="思源黑体 CN Normal"/>
-                <w:sz w:val="17"/>
-                <w:szCs w:val="17"/>
-              </w:rPr>
-              <w:t>4_forHRDC_for_new_vesion %}</w:t>
+              <w:t>{%tr for a in var.cdx.format4_forHRDC_for_new_vesion %}</w:t>
             </w:r>
           </w:p>
         </w:tc>
@@ -12751,7 +11605,6 @@
               <w:t>{{</w:t>
             </w:r>
             <w:proofErr w:type="spellStart"/>
-            <w:proofErr w:type="gramStart"/>
             <w:r>
               <w:rPr>
                 <w:rFonts w:ascii="思源黑体 CN Normal" w:eastAsia="思源黑体 CN Normal" w:hAnsi="思源黑体 CN Normal" w:cs="思源黑体 CN Light"/>
@@ -12760,9 +11613,9 @@
                 <w:sz w:val="17"/>
                 <w:szCs w:val="17"/>
               </w:rPr>
-              <w:t>a.gene</w:t>
-            </w:r>
-            <w:proofErr w:type="gramEnd"/>
+              <w:t>a.gene_symbol</w:t>
+            </w:r>
+            <w:proofErr w:type="spellEnd"/>
             <w:r>
               <w:rPr>
                 <w:rFonts w:ascii="思源黑体 CN Normal" w:eastAsia="思源黑体 CN Normal" w:hAnsi="思源黑体 CN Normal" w:cs="思源黑体 CN Light"/>
@@ -12771,26 +11624,191 @@
                 <w:sz w:val="17"/>
                 <w:szCs w:val="17"/>
               </w:rPr>
-              <w:t>_symbol</w:t>
+              <w:t>}}</w:t>
+            </w:r>
+          </w:p>
+        </w:tc>
+        <w:tc>
+          <w:tcPr>
+            <w:tcW w:w="6237" w:type="dxa"/>
+            <w:shd w:val="clear" w:color="auto" w:fill="auto"/>
+          </w:tcPr>
+          <w:p>
+            <w:pPr>
+              <w:jc w:val="center"/>
+              <w:rPr>
+                <w:rFonts w:ascii="思源黑体 CN Normal" w:eastAsia="思源黑体 CN Normal" w:hAnsi="思源黑体 CN Normal" w:cs="思源黑体 CN Light"/>
+                <w:bCs/>
+                <w:iCs/>
+                <w:sz w:val="17"/>
+                <w:szCs w:val="17"/>
+              </w:rPr>
+            </w:pPr>
+            <w:r>
+              <w:rPr>
+                <w:rFonts w:ascii="思源黑体 CN Normal" w:eastAsia="思源黑体 CN Normal" w:hAnsi="思源黑体 CN Normal" w:cs="思源黑体 CN Light"/>
+                <w:bCs/>
+                <w:iCs/>
+                <w:sz w:val="17"/>
+                <w:szCs w:val="17"/>
+              </w:rPr>
+              <w:t xml:space="preserve">{%p if </w:t>
+            </w:r>
+            <w:proofErr w:type="spellStart"/>
+            <w:r>
+              <w:rPr>
+                <w:rFonts w:ascii="思源黑体 CN Normal" w:eastAsia="思源黑体 CN Normal" w:hAnsi="思源黑体 CN Normal" w:cs="思源黑体 CN Light"/>
+                <w:bCs/>
+                <w:iCs/>
+                <w:sz w:val="17"/>
+                <w:szCs w:val="17"/>
+              </w:rPr>
+              <w:t>a.hgvs_c</w:t>
             </w:r>
             <w:proofErr w:type="spellEnd"/>
             <w:r>
               <w:rPr>
                 <w:rFonts w:ascii="思源黑体 CN Normal" w:eastAsia="思源黑体 CN Normal" w:hAnsi="思源黑体 CN Normal" w:cs="思源黑体 CN Light"/>
                 <w:bCs/>
-                <w:i/>
+                <w:iCs/>
+                <w:sz w:val="17"/>
+                <w:szCs w:val="17"/>
+              </w:rPr>
+              <w:t>%}</w:t>
+            </w:r>
+          </w:p>
+          <w:p>
+            <w:pPr>
+              <w:jc w:val="center"/>
+              <w:rPr>
+                <w:rFonts w:ascii="思源黑体 CN Normal" w:eastAsia="思源黑体 CN Normal" w:hAnsi="思源黑体 CN Normal" w:cs="思源黑体 CN Light"/>
+                <w:bCs/>
+                <w:iCs/>
+                <w:sz w:val="17"/>
+                <w:szCs w:val="17"/>
+              </w:rPr>
+            </w:pPr>
+            <w:r>
+              <w:rPr>
+                <w:rFonts w:ascii="思源黑体 CN Normal" w:eastAsia="思源黑体 CN Normal" w:hAnsi="思源黑体 CN Normal" w:cs="思源黑体 CN Light"/>
+                <w:bCs/>
+                <w:iCs/>
+                <w:sz w:val="17"/>
+                <w:szCs w:val="17"/>
+              </w:rPr>
+              <w:t xml:space="preserve">{%p if </w:t>
+            </w:r>
+            <w:proofErr w:type="spellStart"/>
+            <w:r>
+              <w:rPr>
+                <w:rFonts w:ascii="思源黑体 CN Normal" w:eastAsia="思源黑体 CN Normal" w:hAnsi="思源黑体 CN Normal" w:cs="思源黑体 CN Light"/>
+                <w:bCs/>
+                <w:iCs/>
+                <w:sz w:val="17"/>
+                <w:szCs w:val="17"/>
+              </w:rPr>
+              <w:t>a.hgvs_p</w:t>
+            </w:r>
+            <w:proofErr w:type="spellEnd"/>
+            <w:r>
+              <w:rPr>
+                <w:rFonts w:ascii="思源黑体 CN Normal" w:eastAsia="思源黑体 CN Normal" w:hAnsi="思源黑体 CN Normal" w:cs="思源黑体 CN Light"/>
+                <w:bCs/>
+                <w:iCs/>
+                <w:sz w:val="17"/>
+                <w:szCs w:val="17"/>
+              </w:rPr>
+              <w:t>!=”p.?”%}</w:t>
+            </w:r>
+          </w:p>
+          <w:p>
+            <w:pPr>
+              <w:jc w:val="center"/>
+              <w:rPr>
+                <w:rFonts w:ascii="思源黑体 CN Normal" w:eastAsia="思源黑体 CN Normal" w:hAnsi="思源黑体 CN Normal" w:cs="思源黑体 CN Light"/>
+                <w:bCs/>
+                <w:iCs/>
+                <w:sz w:val="17"/>
+                <w:szCs w:val="17"/>
+              </w:rPr>
+            </w:pPr>
+            <w:r>
+              <w:rPr>
+                <w:rFonts w:ascii="思源黑体 CN Normal" w:eastAsia="思源黑体 CN Normal" w:hAnsi="思源黑体 CN Normal" w:cs="思源黑体 CN Light"/>
+                <w:bCs/>
+                <w:iCs/>
+                <w:sz w:val="17"/>
+                <w:szCs w:val="17"/>
+              </w:rPr>
+              <w:t>{{</w:t>
+            </w:r>
+            <w:proofErr w:type="spellStart"/>
+            <w:r>
+              <w:rPr>
+                <w:rFonts w:ascii="思源黑体 CN Normal" w:eastAsia="思源黑体 CN Normal" w:hAnsi="思源黑体 CN Normal" w:cs="思源黑体 CN Light"/>
+                <w:bCs/>
+                <w:iCs/>
+                <w:sz w:val="17"/>
+                <w:szCs w:val="17"/>
+              </w:rPr>
+              <w:t>a.gene_region</w:t>
+            </w:r>
+            <w:proofErr w:type="spellEnd"/>
+            <w:r>
+              <w:rPr>
+                <w:rFonts w:ascii="思源黑体 CN Normal" w:eastAsia="思源黑体 CN Normal" w:hAnsi="思源黑体 CN Normal" w:cs="思源黑体 CN Light"/>
+                <w:bCs/>
+                <w:iCs/>
+                <w:sz w:val="17"/>
+                <w:szCs w:val="17"/>
+              </w:rPr>
+              <w:t>}} {{</w:t>
+            </w:r>
+            <w:proofErr w:type="spellStart"/>
+            <w:r>
+              <w:rPr>
+                <w:rFonts w:ascii="思源黑体 CN Normal" w:eastAsia="思源黑体 CN Normal" w:hAnsi="思源黑体 CN Normal" w:cs="思源黑体 CN Light"/>
+                <w:bCs/>
+                <w:iCs/>
+                <w:sz w:val="17"/>
+                <w:szCs w:val="17"/>
+              </w:rPr>
+              <w:t>a.hgvs_c</w:t>
+            </w:r>
+            <w:proofErr w:type="spellEnd"/>
+            <w:r>
+              <w:rPr>
+                <w:rFonts w:ascii="思源黑体 CN Normal" w:eastAsia="思源黑体 CN Normal" w:hAnsi="思源黑体 CN Normal" w:cs="思源黑体 CN Light"/>
+                <w:bCs/>
+                <w:iCs/>
+                <w:sz w:val="17"/>
+                <w:szCs w:val="17"/>
+              </w:rPr>
+              <w:t>}} {{</w:t>
+            </w:r>
+            <w:proofErr w:type="spellStart"/>
+            <w:r>
+              <w:rPr>
+                <w:rFonts w:ascii="思源黑体 CN Normal" w:eastAsia="思源黑体 CN Normal" w:hAnsi="思源黑体 CN Normal" w:cs="思源黑体 CN Light"/>
+                <w:bCs/>
+                <w:iCs/>
+                <w:sz w:val="17"/>
+                <w:szCs w:val="17"/>
+              </w:rPr>
+              <w:t>a.hgvs_p</w:t>
+            </w:r>
+            <w:proofErr w:type="spellEnd"/>
+            <w:r>
+              <w:rPr>
+                <w:rFonts w:ascii="思源黑体 CN Normal" w:eastAsia="思源黑体 CN Normal" w:hAnsi="思源黑体 CN Normal" w:cs="思源黑体 CN Light"/>
+                <w:bCs/>
+                <w:iCs/>
                 <w:sz w:val="17"/>
                 <w:szCs w:val="17"/>
               </w:rPr>
               <w:t>}}</w:t>
             </w:r>
           </w:p>
-        </w:tc>
-        <w:tc>
-          <w:tcPr>
-            <w:tcW w:w="6237" w:type="dxa"/>
-            <w:shd w:val="clear" w:color="auto" w:fill="auto"/>
-          </w:tcPr>
           <w:p>
             <w:pPr>
               <w:jc w:val="center"/>
@@ -12810,10 +11828,31 @@
                 <w:sz w:val="17"/>
                 <w:szCs w:val="17"/>
               </w:rPr>
-              <w:t xml:space="preserve">{%p if </w:t>
+              <w:t>{%p else%}</w:t>
+            </w:r>
+          </w:p>
+          <w:p>
+            <w:pPr>
+              <w:jc w:val="center"/>
+              <w:rPr>
+                <w:rFonts w:ascii="思源黑体 CN Normal" w:eastAsia="思源黑体 CN Normal" w:hAnsi="思源黑体 CN Normal" w:cs="思源黑体 CN Light"/>
+                <w:bCs/>
+                <w:iCs/>
+                <w:sz w:val="17"/>
+                <w:szCs w:val="17"/>
+              </w:rPr>
+            </w:pPr>
+            <w:r>
+              <w:rPr>
+                <w:rFonts w:ascii="思源黑体 CN Normal" w:eastAsia="思源黑体 CN Normal" w:hAnsi="思源黑体 CN Normal" w:cs="思源黑体 CN Light"/>
+                <w:bCs/>
+                <w:iCs/>
+                <w:sz w:val="17"/>
+                <w:szCs w:val="17"/>
+              </w:rPr>
+              <w:t>{{</w:t>
             </w:r>
             <w:proofErr w:type="spellStart"/>
-            <w:proofErr w:type="gramStart"/>
             <w:r>
               <w:rPr>
                 <w:rFonts w:ascii="思源黑体 CN Normal" w:eastAsia="思源黑体 CN Normal" w:hAnsi="思源黑体 CN Normal" w:cs="思源黑体 CN Light"/>
@@ -12822,9 +11861,9 @@
                 <w:sz w:val="17"/>
                 <w:szCs w:val="17"/>
               </w:rPr>
-              <w:t>a.hgvs</w:t>
-            </w:r>
-            <w:proofErr w:type="gramEnd"/>
+              <w:t>a.gene_region</w:t>
+            </w:r>
+            <w:proofErr w:type="spellEnd"/>
             <w:r>
               <w:rPr>
                 <w:rFonts w:ascii="思源黑体 CN Normal" w:eastAsia="思源黑体 CN Normal" w:hAnsi="思源黑体 CN Normal" w:cs="思源黑体 CN Light"/>
@@ -12833,7 +11872,18 @@
                 <w:sz w:val="17"/>
                 <w:szCs w:val="17"/>
               </w:rPr>
-              <w:t>_c</w:t>
+              <w:t>}} {{</w:t>
+            </w:r>
+            <w:proofErr w:type="spellStart"/>
+            <w:r>
+              <w:rPr>
+                <w:rFonts w:ascii="思源黑体 CN Normal" w:eastAsia="思源黑体 CN Normal" w:hAnsi="思源黑体 CN Normal" w:cs="思源黑体 CN Light"/>
+                <w:bCs/>
+                <w:iCs/>
+                <w:sz w:val="17"/>
+                <w:szCs w:val="17"/>
+              </w:rPr>
+              <w:t>a.hgvs_c</w:t>
             </w:r>
             <w:proofErr w:type="spellEnd"/>
             <w:r>
@@ -12844,7 +11894,7 @@
                 <w:sz w:val="17"/>
                 <w:szCs w:val="17"/>
               </w:rPr>
-              <w:t>%}</w:t>
+              <w:t>}}</w:t>
             </w:r>
           </w:p>
           <w:p>
@@ -12866,10 +11916,31 @@
                 <w:sz w:val="17"/>
                 <w:szCs w:val="17"/>
               </w:rPr>
-              <w:t xml:space="preserve">{%p if </w:t>
+              <w:t>{%p endif%}</w:t>
+            </w:r>
+          </w:p>
+          <w:p>
+            <w:pPr>
+              <w:jc w:val="center"/>
+              <w:rPr>
+                <w:rFonts w:ascii="思源黑体 CN Normal" w:eastAsia="思源黑体 CN Normal" w:hAnsi="思源黑体 CN Normal" w:cs="思源黑体 CN Light"/>
+                <w:bCs/>
+                <w:iCs/>
+                <w:sz w:val="17"/>
+                <w:szCs w:val="17"/>
+              </w:rPr>
+            </w:pPr>
+            <w:r>
+              <w:rPr>
+                <w:rFonts w:ascii="思源黑体 CN Normal" w:eastAsia="思源黑体 CN Normal" w:hAnsi="思源黑体 CN Normal" w:cs="思源黑体 CN Light"/>
+                <w:bCs/>
+                <w:iCs/>
+                <w:sz w:val="17"/>
+                <w:szCs w:val="17"/>
+              </w:rPr>
+              <w:t>{{</w:t>
             </w:r>
             <w:proofErr w:type="spellStart"/>
-            <w:proofErr w:type="gramStart"/>
             <w:r>
               <w:rPr>
                 <w:rFonts w:ascii="思源黑体 CN Normal" w:eastAsia="思源黑体 CN Normal" w:hAnsi="思源黑体 CN Normal" w:cs="思源黑体 CN Light"/>
@@ -12878,296 +11949,7 @@
                 <w:sz w:val="17"/>
                 <w:szCs w:val="17"/>
               </w:rPr>
-              <w:t>a.hgvs</w:t>
-            </w:r>
-            <w:proofErr w:type="gramEnd"/>
-            <w:r>
-              <w:rPr>
-                <w:rFonts w:ascii="思源黑体 CN Normal" w:eastAsia="思源黑体 CN Normal" w:hAnsi="思源黑体 CN Normal" w:cs="思源黑体 CN Light"/>
-                <w:bCs/>
-                <w:iCs/>
-                <w:sz w:val="17"/>
-                <w:szCs w:val="17"/>
-              </w:rPr>
-              <w:t>_p</w:t>
-            </w:r>
-            <w:proofErr w:type="spellEnd"/>
-            <w:r>
-              <w:rPr>
-                <w:rFonts w:ascii="思源黑体 CN Normal" w:eastAsia="思源黑体 CN Normal" w:hAnsi="思源黑体 CN Normal" w:cs="思源黑体 CN Light"/>
-                <w:bCs/>
-                <w:iCs/>
-                <w:sz w:val="17"/>
-                <w:szCs w:val="17"/>
-              </w:rPr>
-              <w:t>!=”p.?”%}</w:t>
-            </w:r>
-          </w:p>
-          <w:p>
-            <w:pPr>
-              <w:jc w:val="center"/>
-              <w:rPr>
-                <w:rFonts w:ascii="思源黑体 CN Normal" w:eastAsia="思源黑体 CN Normal" w:hAnsi="思源黑体 CN Normal" w:cs="思源黑体 CN Light"/>
-                <w:bCs/>
-                <w:iCs/>
-                <w:sz w:val="17"/>
-                <w:szCs w:val="17"/>
-              </w:rPr>
-            </w:pPr>
-            <w:r>
-              <w:rPr>
-                <w:rFonts w:ascii="思源黑体 CN Normal" w:eastAsia="思源黑体 CN Normal" w:hAnsi="思源黑体 CN Normal" w:cs="思源黑体 CN Light"/>
-                <w:bCs/>
-                <w:iCs/>
-                <w:sz w:val="17"/>
-                <w:szCs w:val="17"/>
-              </w:rPr>
-              <w:t>{{</w:t>
-            </w:r>
-            <w:proofErr w:type="spellStart"/>
-            <w:proofErr w:type="gramStart"/>
-            <w:r>
-              <w:rPr>
-                <w:rFonts w:ascii="思源黑体 CN Normal" w:eastAsia="思源黑体 CN Normal" w:hAnsi="思源黑体 CN Normal" w:cs="思源黑体 CN Light"/>
-                <w:bCs/>
-                <w:iCs/>
-                <w:sz w:val="17"/>
-                <w:szCs w:val="17"/>
-              </w:rPr>
-              <w:t>a.gene</w:t>
-            </w:r>
-            <w:proofErr w:type="gramEnd"/>
-            <w:r>
-              <w:rPr>
-                <w:rFonts w:ascii="思源黑体 CN Normal" w:eastAsia="思源黑体 CN Normal" w:hAnsi="思源黑体 CN Normal" w:cs="思源黑体 CN Light"/>
-                <w:bCs/>
-                <w:iCs/>
-                <w:sz w:val="17"/>
-                <w:szCs w:val="17"/>
-              </w:rPr>
-              <w:t>_region</w:t>
-            </w:r>
-            <w:proofErr w:type="spellEnd"/>
-            <w:r>
-              <w:rPr>
-                <w:rFonts w:ascii="思源黑体 CN Normal" w:eastAsia="思源黑体 CN Normal" w:hAnsi="思源黑体 CN Normal" w:cs="思源黑体 CN Light"/>
-                <w:bCs/>
-                <w:iCs/>
-                <w:sz w:val="17"/>
-                <w:szCs w:val="17"/>
-              </w:rPr>
-              <w:t>}} {{</w:t>
-            </w:r>
-            <w:proofErr w:type="spellStart"/>
-            <w:r>
-              <w:rPr>
-                <w:rFonts w:ascii="思源黑体 CN Normal" w:eastAsia="思源黑体 CN Normal" w:hAnsi="思源黑体 CN Normal" w:cs="思源黑体 CN Light"/>
-                <w:bCs/>
-                <w:iCs/>
-                <w:sz w:val="17"/>
-                <w:szCs w:val="17"/>
-              </w:rPr>
-              <w:t>a.hgvs_c</w:t>
-            </w:r>
-            <w:proofErr w:type="spellEnd"/>
-            <w:r>
-              <w:rPr>
-                <w:rFonts w:ascii="思源黑体 CN Normal" w:eastAsia="思源黑体 CN Normal" w:hAnsi="思源黑体 CN Normal" w:cs="思源黑体 CN Light"/>
-                <w:bCs/>
-                <w:iCs/>
-                <w:sz w:val="17"/>
-                <w:szCs w:val="17"/>
-              </w:rPr>
-              <w:t>}} {{</w:t>
-            </w:r>
-            <w:proofErr w:type="spellStart"/>
-            <w:r>
-              <w:rPr>
-                <w:rFonts w:ascii="思源黑体 CN Normal" w:eastAsia="思源黑体 CN Normal" w:hAnsi="思源黑体 CN Normal" w:cs="思源黑体 CN Light"/>
-                <w:bCs/>
-                <w:iCs/>
-                <w:sz w:val="17"/>
-                <w:szCs w:val="17"/>
-              </w:rPr>
-              <w:t>a.hgvs_p</w:t>
-            </w:r>
-            <w:proofErr w:type="spellEnd"/>
-            <w:r>
-              <w:rPr>
-                <w:rFonts w:ascii="思源黑体 CN Normal" w:eastAsia="思源黑体 CN Normal" w:hAnsi="思源黑体 CN Normal" w:cs="思源黑体 CN Light"/>
-                <w:bCs/>
-                <w:iCs/>
-                <w:sz w:val="17"/>
-                <w:szCs w:val="17"/>
-              </w:rPr>
-              <w:t>}}</w:t>
-            </w:r>
-          </w:p>
-          <w:p>
-            <w:pPr>
-              <w:jc w:val="center"/>
-              <w:rPr>
-                <w:rFonts w:ascii="思源黑体 CN Normal" w:eastAsia="思源黑体 CN Normal" w:hAnsi="思源黑体 CN Normal" w:cs="思源黑体 CN Light"/>
-                <w:bCs/>
-                <w:iCs/>
-                <w:sz w:val="17"/>
-                <w:szCs w:val="17"/>
-              </w:rPr>
-            </w:pPr>
-            <w:r>
-              <w:rPr>
-                <w:rFonts w:ascii="思源黑体 CN Normal" w:eastAsia="思源黑体 CN Normal" w:hAnsi="思源黑体 CN Normal" w:cs="思源黑体 CN Light"/>
-                <w:bCs/>
-                <w:iCs/>
-                <w:sz w:val="17"/>
-                <w:szCs w:val="17"/>
-              </w:rPr>
-              <w:t>{%p else%}</w:t>
-            </w:r>
-          </w:p>
-          <w:p>
-            <w:pPr>
-              <w:jc w:val="center"/>
-              <w:rPr>
-                <w:rFonts w:ascii="思源黑体 CN Normal" w:eastAsia="思源黑体 CN Normal" w:hAnsi="思源黑体 CN Normal" w:cs="思源黑体 CN Light"/>
-                <w:bCs/>
-                <w:iCs/>
-                <w:sz w:val="17"/>
-                <w:szCs w:val="17"/>
-              </w:rPr>
-            </w:pPr>
-            <w:r>
-              <w:rPr>
-                <w:rFonts w:ascii="思源黑体 CN Normal" w:eastAsia="思源黑体 CN Normal" w:hAnsi="思源黑体 CN Normal" w:cs="思源黑体 CN Light"/>
-                <w:bCs/>
-                <w:iCs/>
-                <w:sz w:val="17"/>
-                <w:szCs w:val="17"/>
-              </w:rPr>
-              <w:t>{{</w:t>
-            </w:r>
-            <w:proofErr w:type="spellStart"/>
-            <w:proofErr w:type="gramStart"/>
-            <w:r>
-              <w:rPr>
-                <w:rFonts w:ascii="思源黑体 CN Normal" w:eastAsia="思源黑体 CN Normal" w:hAnsi="思源黑体 CN Normal" w:cs="思源黑体 CN Light"/>
-                <w:bCs/>
-                <w:iCs/>
-                <w:sz w:val="17"/>
-                <w:szCs w:val="17"/>
-              </w:rPr>
-              <w:t>a.gene</w:t>
-            </w:r>
-            <w:proofErr w:type="gramEnd"/>
-            <w:r>
-              <w:rPr>
-                <w:rFonts w:ascii="思源黑体 CN Normal" w:eastAsia="思源黑体 CN Normal" w:hAnsi="思源黑体 CN Normal" w:cs="思源黑体 CN Light"/>
-                <w:bCs/>
-                <w:iCs/>
-                <w:sz w:val="17"/>
-                <w:szCs w:val="17"/>
-              </w:rPr>
-              <w:t>_region</w:t>
-            </w:r>
-            <w:proofErr w:type="spellEnd"/>
-            <w:r>
-              <w:rPr>
-                <w:rFonts w:ascii="思源黑体 CN Normal" w:eastAsia="思源黑体 CN Normal" w:hAnsi="思源黑体 CN Normal" w:cs="思源黑体 CN Light"/>
-                <w:bCs/>
-                <w:iCs/>
-                <w:sz w:val="17"/>
-                <w:szCs w:val="17"/>
-              </w:rPr>
-              <w:t>}} {{</w:t>
-            </w:r>
-            <w:proofErr w:type="spellStart"/>
-            <w:r>
-              <w:rPr>
-                <w:rFonts w:ascii="思源黑体 CN Normal" w:eastAsia="思源黑体 CN Normal" w:hAnsi="思源黑体 CN Normal" w:cs="思源黑体 CN Light"/>
-                <w:bCs/>
-                <w:iCs/>
-                <w:sz w:val="17"/>
-                <w:szCs w:val="17"/>
-              </w:rPr>
-              <w:t>a.hgvs_c</w:t>
-            </w:r>
-            <w:proofErr w:type="spellEnd"/>
-            <w:r>
-              <w:rPr>
-                <w:rFonts w:ascii="思源黑体 CN Normal" w:eastAsia="思源黑体 CN Normal" w:hAnsi="思源黑体 CN Normal" w:cs="思源黑体 CN Light"/>
-                <w:bCs/>
-                <w:iCs/>
-                <w:sz w:val="17"/>
-                <w:szCs w:val="17"/>
-              </w:rPr>
-              <w:t>}}</w:t>
-            </w:r>
-          </w:p>
-          <w:p>
-            <w:pPr>
-              <w:jc w:val="center"/>
-              <w:rPr>
-                <w:rFonts w:ascii="思源黑体 CN Normal" w:eastAsia="思源黑体 CN Normal" w:hAnsi="思源黑体 CN Normal" w:cs="思源黑体 CN Light"/>
-                <w:bCs/>
-                <w:iCs/>
-                <w:sz w:val="17"/>
-                <w:szCs w:val="17"/>
-              </w:rPr>
-            </w:pPr>
-            <w:r>
-              <w:rPr>
-                <w:rFonts w:ascii="思源黑体 CN Normal" w:eastAsia="思源黑体 CN Normal" w:hAnsi="思源黑体 CN Normal" w:cs="思源黑体 CN Light"/>
-                <w:bCs/>
-                <w:iCs/>
-                <w:sz w:val="17"/>
-                <w:szCs w:val="17"/>
-              </w:rPr>
-              <w:t>{%p endif%}</w:t>
-            </w:r>
-          </w:p>
-          <w:p>
-            <w:pPr>
-              <w:jc w:val="center"/>
-              <w:rPr>
-                <w:rFonts w:ascii="思源黑体 CN Normal" w:eastAsia="思源黑体 CN Normal" w:hAnsi="思源黑体 CN Normal" w:cs="思源黑体 CN Light"/>
-                <w:bCs/>
-                <w:iCs/>
-                <w:sz w:val="17"/>
-                <w:szCs w:val="17"/>
-              </w:rPr>
-            </w:pPr>
-            <w:r>
-              <w:rPr>
-                <w:rFonts w:ascii="思源黑体 CN Normal" w:eastAsia="思源黑体 CN Normal" w:hAnsi="思源黑体 CN Normal" w:cs="思源黑体 CN Light"/>
-                <w:bCs/>
-                <w:iCs/>
-                <w:sz w:val="17"/>
-                <w:szCs w:val="17"/>
-              </w:rPr>
-              <w:t>{{</w:t>
-            </w:r>
-            <w:proofErr w:type="spellStart"/>
-            <w:proofErr w:type="gramStart"/>
-            <w:r>
-              <w:rPr>
-                <w:rFonts w:ascii="思源黑体 CN Normal" w:eastAsia="思源黑体 CN Normal" w:hAnsi="思源黑体 CN Normal" w:cs="思源黑体 CN Light"/>
-                <w:bCs/>
-                <w:iCs/>
-                <w:sz w:val="17"/>
-                <w:szCs w:val="17"/>
-              </w:rPr>
-              <w:t>a.transcript</w:t>
-            </w:r>
-            <w:proofErr w:type="gramEnd"/>
-            <w:r>
-              <w:rPr>
-                <w:rFonts w:ascii="思源黑体 CN Normal" w:eastAsia="思源黑体 CN Normal" w:hAnsi="思源黑体 CN Normal" w:cs="思源黑体 CN Light"/>
-                <w:bCs/>
-                <w:iCs/>
-                <w:sz w:val="17"/>
-                <w:szCs w:val="17"/>
-              </w:rPr>
-              <w:t>_primary</w:t>
+              <w:t>a.transcript_primary</w:t>
             </w:r>
             <w:proofErr w:type="spellEnd"/>
             <w:r>
@@ -13273,23 +12055,13 @@
               <w:t xml:space="preserve">{%p if </w:t>
             </w:r>
             <w:proofErr w:type="spellStart"/>
-            <w:proofErr w:type="gramStart"/>
-            <w:r>
-              <w:rPr>
-                <w:rFonts w:ascii="思源黑体 CN Normal" w:eastAsia="思源黑体 CN Normal" w:hAnsi="思源黑体 CN Normal"/>
-                <w:sz w:val="17"/>
-                <w:szCs w:val="17"/>
-              </w:rPr>
-              <w:t>a.hgvs</w:t>
-            </w:r>
-            <w:proofErr w:type="gramEnd"/>
-            <w:r>
-              <w:rPr>
-                <w:rFonts w:ascii="思源黑体 CN Normal" w:eastAsia="思源黑体 CN Normal" w:hAnsi="思源黑体 CN Normal"/>
-                <w:sz w:val="17"/>
-                <w:szCs w:val="17"/>
-              </w:rPr>
-              <w:t>_c</w:t>
+            <w:r>
+              <w:rPr>
+                <w:rFonts w:ascii="思源黑体 CN Normal" w:eastAsia="思源黑体 CN Normal" w:hAnsi="思源黑体 CN Normal"/>
+                <w:sz w:val="17"/>
+                <w:szCs w:val="17"/>
+              </w:rPr>
+              <w:t>a.hgvs_c</w:t>
             </w:r>
             <w:proofErr w:type="spellEnd"/>
             <w:r>
@@ -13319,23 +12091,13 @@
               <w:t>{{</w:t>
             </w:r>
             <w:proofErr w:type="spellStart"/>
-            <w:proofErr w:type="gramStart"/>
-            <w:r>
-              <w:rPr>
-                <w:rFonts w:ascii="思源黑体 CN Normal" w:eastAsia="思源黑体 CN Normal" w:hAnsi="思源黑体 CN Normal"/>
-                <w:sz w:val="17"/>
-                <w:szCs w:val="17"/>
-              </w:rPr>
-              <w:t>a.freq</w:t>
-            </w:r>
-            <w:proofErr w:type="gramEnd"/>
-            <w:r>
-              <w:rPr>
-                <w:rFonts w:ascii="思源黑体 CN Normal" w:eastAsia="思源黑体 CN Normal" w:hAnsi="思源黑体 CN Normal"/>
-                <w:sz w:val="17"/>
-                <w:szCs w:val="17"/>
-              </w:rPr>
-              <w:t>_str</w:t>
+            <w:r>
+              <w:rPr>
+                <w:rFonts w:ascii="思源黑体 CN Normal" w:eastAsia="思源黑体 CN Normal" w:hAnsi="思源黑体 CN Normal"/>
+                <w:sz w:val="17"/>
+                <w:szCs w:val="17"/>
+              </w:rPr>
+              <w:t>a.freq_str</w:t>
             </w:r>
             <w:proofErr w:type="spellEnd"/>
             <w:r>
@@ -13427,23 +12189,13 @@
               <w:t xml:space="preserve">{%p if </w:t>
             </w:r>
             <w:proofErr w:type="spellStart"/>
-            <w:proofErr w:type="gramStart"/>
-            <w:r>
-              <w:rPr>
-                <w:rFonts w:ascii="思源黑体 CN Normal" w:eastAsia="思源黑体 CN Normal" w:hAnsi="思源黑体 CN Normal"/>
-                <w:sz w:val="17"/>
-                <w:szCs w:val="17"/>
-              </w:rPr>
-              <w:t>a.hgvs</w:t>
-            </w:r>
-            <w:proofErr w:type="gramEnd"/>
-            <w:r>
-              <w:rPr>
-                <w:rFonts w:ascii="思源黑体 CN Normal" w:eastAsia="思源黑体 CN Normal" w:hAnsi="思源黑体 CN Normal"/>
-                <w:sz w:val="17"/>
-                <w:szCs w:val="17"/>
-              </w:rPr>
-              <w:t>_c</w:t>
+            <w:r>
+              <w:rPr>
+                <w:rFonts w:ascii="思源黑体 CN Normal" w:eastAsia="思源黑体 CN Normal" w:hAnsi="思源黑体 CN Normal"/>
+                <w:sz w:val="17"/>
+                <w:szCs w:val="17"/>
+              </w:rPr>
+              <w:t>a.hgvs_c</w:t>
             </w:r>
             <w:proofErr w:type="spellEnd"/>
             <w:r>
@@ -13473,23 +12225,13 @@
               <w:t xml:space="preserve">{%p if </w:t>
             </w:r>
             <w:proofErr w:type="spellStart"/>
-            <w:proofErr w:type="gramStart"/>
-            <w:r>
-              <w:rPr>
-                <w:rFonts w:ascii="思源黑体 CN Normal" w:eastAsia="思源黑体 CN Normal" w:hAnsi="思源黑体 CN Normal"/>
-                <w:sz w:val="17"/>
-                <w:szCs w:val="17"/>
-              </w:rPr>
-              <w:t>a.clinic</w:t>
-            </w:r>
-            <w:proofErr w:type="gramEnd"/>
-            <w:r>
-              <w:rPr>
-                <w:rFonts w:ascii="思源黑体 CN Normal" w:eastAsia="思源黑体 CN Normal" w:hAnsi="思源黑体 CN Normal"/>
-                <w:sz w:val="17"/>
-                <w:szCs w:val="17"/>
-              </w:rPr>
-              <w:t>_num_s</w:t>
+            <w:r>
+              <w:rPr>
+                <w:rFonts w:ascii="思源黑体 CN Normal" w:eastAsia="思源黑体 CN Normal" w:hAnsi="思源黑体 CN Normal"/>
+                <w:sz w:val="17"/>
+                <w:szCs w:val="17"/>
+              </w:rPr>
+              <w:t>a.clinic_num_s</w:t>
             </w:r>
             <w:proofErr w:type="spellEnd"/>
             <w:r>
@@ -13555,23 +12297,13 @@
               <w:t xml:space="preserve"> </w:t>
             </w:r>
             <w:proofErr w:type="spellStart"/>
-            <w:proofErr w:type="gramStart"/>
-            <w:r>
-              <w:rPr>
-                <w:rFonts w:ascii="思源黑体 CN Normal" w:eastAsia="思源黑体 CN Normal" w:hAnsi="思源黑体 CN Normal"/>
-                <w:sz w:val="17"/>
-                <w:szCs w:val="17"/>
-              </w:rPr>
-              <w:t>a.clinic</w:t>
-            </w:r>
-            <w:proofErr w:type="gramEnd"/>
-            <w:r>
-              <w:rPr>
-                <w:rFonts w:ascii="思源黑体 CN Normal" w:eastAsia="思源黑体 CN Normal" w:hAnsi="思源黑体 CN Normal"/>
-                <w:sz w:val="17"/>
-                <w:szCs w:val="17"/>
-              </w:rPr>
-              <w:t>_num_s</w:t>
+            <w:r>
+              <w:rPr>
+                <w:rFonts w:ascii="思源黑体 CN Normal" w:eastAsia="思源黑体 CN Normal" w:hAnsi="思源黑体 CN Normal"/>
+                <w:sz w:val="17"/>
+                <w:szCs w:val="17"/>
+              </w:rPr>
+              <w:t>a.clinic_num_s</w:t>
             </w:r>
             <w:proofErr w:type="spellEnd"/>
             <w:r>
@@ -13737,6 +12469,7 @@
                 <w:sz w:val="17"/>
                 <w:szCs w:val="17"/>
               </w:rPr>
+              <w:lastRenderedPageBreak/>
               <w:t xml:space="preserve">{%tr </w:t>
             </w:r>
             <w:proofErr w:type="spellStart"/>
@@ -14250,51 +12983,7 @@
                 <w:sz w:val="18"/>
                 <w:szCs w:val="18"/>
               </w:rPr>
-              <w:t>==</w:t>
-            </w:r>
-            <w:proofErr w:type="gramStart"/>
-            <w:r>
-              <w:rPr>
-                <w:rFonts w:ascii="思源黑体 CN Bold" w:eastAsia="思源黑体 CN Bold" w:hAnsi="思源黑体 CN Bold"/>
-                <w:b/>
-                <w:bCs/>
-                <w:sz w:val="18"/>
-                <w:szCs w:val="18"/>
-              </w:rPr>
-              <w:t>”</w:t>
-            </w:r>
-            <w:proofErr w:type="gramEnd"/>
-            <w:r>
-              <w:rPr>
-                <w:rFonts w:ascii="思源黑体 CN Bold" w:eastAsia="思源黑体 CN Bold" w:hAnsi="思源黑体 CN Bold"/>
-                <w:b/>
-                <w:bCs/>
-                <w:sz w:val="18"/>
-                <w:szCs w:val="18"/>
-              </w:rPr>
-              <w:t>HRD+</w:t>
-            </w:r>
-            <w:proofErr w:type="gramStart"/>
-            <w:r>
-              <w:rPr>
-                <w:rFonts w:ascii="思源黑体 CN Bold" w:eastAsia="思源黑体 CN Bold" w:hAnsi="思源黑体 CN Bold"/>
-                <w:b/>
-                <w:bCs/>
-                <w:sz w:val="18"/>
-                <w:szCs w:val="18"/>
-              </w:rPr>
-              <w:t>”</w:t>
-            </w:r>
-            <w:proofErr w:type="gramEnd"/>
-            <w:r>
-              <w:rPr>
-                <w:rFonts w:ascii="思源黑体 CN Bold" w:eastAsia="思源黑体 CN Bold" w:hAnsi="思源黑体 CN Bold"/>
-                <w:b/>
-                <w:bCs/>
-                <w:sz w:val="18"/>
-                <w:szCs w:val="18"/>
-              </w:rPr>
-              <w:t>%}阳性{%else%}阴性{%endif%}</w:t>
+              <w:t>==”HRD+”%}阳性{%else%}阴性{%endif%}</w:t>
             </w:r>
           </w:p>
         </w:tc>
@@ -14981,25 +13670,7 @@
                 <w:sz w:val="17"/>
                 <w:szCs w:val="17"/>
               </w:rPr>
-              <w:t>{%endif</w:t>
-            </w:r>
-            <w:proofErr w:type="gramStart"/>
-            <w:r>
-              <w:rPr>
-                <w:rFonts w:ascii="思源黑体 CN Normal" w:eastAsia="思源黑体 CN Normal" w:hAnsi="思源黑体 CN Normal"/>
-                <w:sz w:val="17"/>
-                <w:szCs w:val="17"/>
-              </w:rPr>
-              <w:t>%}{</w:t>
-            </w:r>
-            <w:proofErr w:type="gramEnd"/>
-            <w:r>
-              <w:rPr>
-                <w:rFonts w:ascii="思源黑体 CN Normal" w:eastAsia="思源黑体 CN Normal" w:hAnsi="思源黑体 CN Normal"/>
-                <w:sz w:val="17"/>
-                <w:szCs w:val="17"/>
-              </w:rPr>
-              <w:t>{</w:t>
+              <w:t>{%endif%}{{</w:t>
             </w:r>
             <w:proofErr w:type="spellStart"/>
             <w:r>
@@ -15128,15 +13799,7 @@
       </w:r>
       <w:proofErr w:type="spellStart"/>
       <w:r>
-        <w:t>var.var_</w:t>
-      </w:r>
-      <w:proofErr w:type="gramStart"/>
-      <w:r>
-        <w:t>somatic.level</w:t>
-      </w:r>
-      <w:proofErr w:type="gramEnd"/>
-      <w:r>
-        <w:t>_I+var.var_somatic.level_II</w:t>
+        <w:t>var.var_somatic.level_I+var.var_somatic.level_II</w:t>
       </w:r>
       <w:proofErr w:type="spellEnd"/>
       <w:r>
@@ -15149,15 +13812,7 @@
       </w:r>
       <w:proofErr w:type="spellStart"/>
       <w:r>
-        <w:t>var.var_</w:t>
-      </w:r>
-      <w:proofErr w:type="gramStart"/>
-      <w:r>
-        <w:t>somatic.level</w:t>
-      </w:r>
-      <w:proofErr w:type="gramEnd"/>
-      <w:r>
-        <w:t>_I+var.var_somatic.level_II</w:t>
+        <w:t>var.var_somatic.level_I+var.var_somatic.level_II</w:t>
       </w:r>
       <w:proofErr w:type="spellEnd"/>
       <w:r>
@@ -15217,7 +13872,6 @@
               <w:t>{{</w:t>
             </w:r>
             <w:proofErr w:type="spellStart"/>
-            <w:proofErr w:type="gramStart"/>
             <w:r>
               <w:rPr>
                 <w:rFonts w:ascii="思源黑体 CN Bold" w:eastAsia="思源黑体 CN Bold" w:hAnsi="思源黑体 CN Bold"/>
@@ -15228,20 +13882,7 @@
                 <w:sz w:val="18"/>
                 <w:szCs w:val="18"/>
               </w:rPr>
-              <w:t>a.gene</w:t>
-            </w:r>
-            <w:proofErr w:type="gramEnd"/>
-            <w:r>
-              <w:rPr>
-                <w:rFonts w:ascii="思源黑体 CN Bold" w:eastAsia="思源黑体 CN Bold" w:hAnsi="思源黑体 CN Bold"/>
-                <w:b/>
-                <w:bCs/>
-                <w:i/>
-                <w:iCs/>
-                <w:sz w:val="18"/>
-                <w:szCs w:val="18"/>
-              </w:rPr>
-              <w:t>_symbol</w:t>
+              <w:t>a.gene_symbol</w:t>
             </w:r>
             <w:proofErr w:type="spellEnd"/>
             <w:r>
@@ -15423,23 +14064,13 @@
               <w:t>{{</w:t>
             </w:r>
             <w:proofErr w:type="spellStart"/>
-            <w:proofErr w:type="gramStart"/>
-            <w:r>
-              <w:rPr>
-                <w:rFonts w:ascii="思源黑体 CN Normal" w:eastAsia="思源黑体 CN Normal" w:hAnsi="思源黑体 CN Normal"/>
-                <w:sz w:val="17"/>
-                <w:szCs w:val="17"/>
-              </w:rPr>
-              <w:t>a.gene</w:t>
-            </w:r>
-            <w:proofErr w:type="gramEnd"/>
-            <w:r>
-              <w:rPr>
-                <w:rFonts w:ascii="思源黑体 CN Normal" w:eastAsia="思源黑体 CN Normal" w:hAnsi="思源黑体 CN Normal"/>
-                <w:sz w:val="17"/>
-                <w:szCs w:val="17"/>
-              </w:rPr>
-              <w:t>_function|e</w:t>
+            <w:r>
+              <w:rPr>
+                <w:rFonts w:ascii="思源黑体 CN Normal" w:eastAsia="思源黑体 CN Normal" w:hAnsi="思源黑体 CN Normal"/>
+                <w:sz w:val="17"/>
+                <w:szCs w:val="17"/>
+              </w:rPr>
+              <w:t>a.gene_function|e</w:t>
             </w:r>
             <w:proofErr w:type="spellEnd"/>
             <w:r>
@@ -15519,23 +14150,13 @@
               <w:t>{{</w:t>
             </w:r>
             <w:proofErr w:type="spellStart"/>
-            <w:proofErr w:type="gramStart"/>
-            <w:r>
-              <w:rPr>
-                <w:rFonts w:ascii="思源黑体 CN Normal" w:eastAsia="思源黑体 CN Normal" w:hAnsi="思源黑体 CN Normal"/>
-                <w:sz w:val="17"/>
-                <w:szCs w:val="17"/>
-              </w:rPr>
-              <w:t>a.variant</w:t>
-            </w:r>
-            <w:proofErr w:type="gramEnd"/>
-            <w:r>
-              <w:rPr>
-                <w:rFonts w:ascii="思源黑体 CN Normal" w:eastAsia="思源黑体 CN Normal" w:hAnsi="思源黑体 CN Normal"/>
-                <w:sz w:val="17"/>
-                <w:szCs w:val="17"/>
-              </w:rPr>
-              <w:t>_desc_cn|e</w:t>
+            <w:r>
+              <w:rPr>
+                <w:rFonts w:ascii="思源黑体 CN Normal" w:eastAsia="思源黑体 CN Normal" w:hAnsi="思源黑体 CN Normal"/>
+                <w:sz w:val="17"/>
+                <w:szCs w:val="17"/>
+              </w:rPr>
+              <w:t>a.variant_desc_cn|e</w:t>
             </w:r>
             <w:proofErr w:type="spellEnd"/>
             <w:r>
@@ -15639,25 +14260,7 @@
                 <w:sz w:val="17"/>
                 <w:szCs w:val="17"/>
               </w:rPr>
-              <w:t>a.evi_sum.evi_</w:t>
-            </w:r>
-            <w:proofErr w:type="gramStart"/>
-            <w:r>
-              <w:rPr>
-                <w:rFonts w:ascii="思源黑体 CN Normal" w:eastAsia="思源黑体 CN Normal" w:hAnsi="思源黑体 CN Normal"/>
-                <w:sz w:val="17"/>
-                <w:szCs w:val="17"/>
-              </w:rPr>
-              <w:t>split.Predictive</w:t>
-            </w:r>
-            <w:proofErr w:type="gramEnd"/>
-            <w:r>
-              <w:rPr>
-                <w:rFonts w:ascii="思源黑体 CN Normal" w:eastAsia="思源黑体 CN Normal" w:hAnsi="思源黑体 CN Normal"/>
-                <w:sz w:val="17"/>
-                <w:szCs w:val="17"/>
-              </w:rPr>
-              <w:t>_merge</w:t>
+              <w:t>a.evi_sum.evi_split.Predictive_merge</w:t>
             </w:r>
             <w:proofErr w:type="spellEnd"/>
             <w:r>
@@ -15692,25 +14295,7 @@
                 <w:sz w:val="17"/>
                 <w:szCs w:val="17"/>
               </w:rPr>
-              <w:t>a.evi_sum.evi_</w:t>
-            </w:r>
-            <w:proofErr w:type="gramStart"/>
-            <w:r>
-              <w:rPr>
-                <w:rFonts w:ascii="思源黑体 CN Normal" w:eastAsia="思源黑体 CN Normal" w:hAnsi="思源黑体 CN Normal"/>
-                <w:sz w:val="17"/>
-                <w:szCs w:val="17"/>
-              </w:rPr>
-              <w:t>split.Predictive</w:t>
-            </w:r>
-            <w:proofErr w:type="gramEnd"/>
-            <w:r>
-              <w:rPr>
-                <w:rFonts w:ascii="思源黑体 CN Normal" w:eastAsia="思源黑体 CN Normal" w:hAnsi="思源黑体 CN Normal"/>
-                <w:sz w:val="17"/>
-                <w:szCs w:val="17"/>
-              </w:rPr>
-              <w:t>_merge</w:t>
+              <w:t>a.evi_sum.evi_split.Predictive_merge</w:t>
             </w:r>
             <w:proofErr w:type="spellEnd"/>
             <w:r>
@@ -15864,19 +14449,9 @@
                 <w:sz w:val="17"/>
                 <w:szCs w:val="17"/>
               </w:rPr>
-              <w:t>a.evi_sum.evi_</w:t>
-            </w:r>
-            <w:proofErr w:type="gramStart"/>
-            <w:r>
-              <w:rPr>
-                <w:rFonts w:ascii="思源黑体 CN Normal" w:eastAsia="思源黑体 CN Normal" w:hAnsi="思源黑体 CN Normal"/>
-                <w:sz w:val="17"/>
-                <w:szCs w:val="17"/>
-              </w:rPr>
-              <w:t>split.Prognostic</w:t>
+              <w:t>a.evi_sum.evi_split.Prognostic</w:t>
             </w:r>
             <w:proofErr w:type="spellEnd"/>
-            <w:proofErr w:type="gramEnd"/>
             <w:r>
               <w:rPr>
                 <w:rFonts w:ascii="思源黑体 CN Normal" w:eastAsia="思源黑体 CN Normal" w:hAnsi="思源黑体 CN Normal"/>
@@ -15909,19 +14484,9 @@
                 <w:sz w:val="17"/>
                 <w:szCs w:val="17"/>
               </w:rPr>
-              <w:t>a.evi_sum.evi_</w:t>
-            </w:r>
-            <w:proofErr w:type="gramStart"/>
-            <w:r>
-              <w:rPr>
-                <w:rFonts w:ascii="思源黑体 CN Normal" w:eastAsia="思源黑体 CN Normal" w:hAnsi="思源黑体 CN Normal"/>
-                <w:sz w:val="17"/>
-                <w:szCs w:val="17"/>
-              </w:rPr>
-              <w:t>split.Prognostic</w:t>
+              <w:t>a.evi_sum.evi_split.Prognostic</w:t>
             </w:r>
             <w:proofErr w:type="spellEnd"/>
-            <w:proofErr w:type="gramEnd"/>
             <w:r>
               <w:rPr>
                 <w:rFonts w:ascii="思源黑体 CN Normal" w:eastAsia="思源黑体 CN Normal" w:hAnsi="思源黑体 CN Normal"/>
@@ -16051,19 +14616,9 @@
                 <w:sz w:val="17"/>
                 <w:szCs w:val="17"/>
               </w:rPr>
-              <w:t>a.evi_sum.evi_</w:t>
-            </w:r>
-            <w:proofErr w:type="gramStart"/>
-            <w:r>
-              <w:rPr>
-                <w:rFonts w:ascii="思源黑体 CN Normal" w:eastAsia="思源黑体 CN Normal" w:hAnsi="思源黑体 CN Normal"/>
-                <w:sz w:val="17"/>
-                <w:szCs w:val="17"/>
-              </w:rPr>
-              <w:t>split.Diagnostic</w:t>
+              <w:t>a.evi_sum.evi_split.Diagnostic</w:t>
             </w:r>
             <w:proofErr w:type="spellEnd"/>
-            <w:proofErr w:type="gramEnd"/>
             <w:r>
               <w:rPr>
                 <w:rFonts w:ascii="思源黑体 CN Normal" w:eastAsia="思源黑体 CN Normal" w:hAnsi="思源黑体 CN Normal"/>
@@ -16096,19 +14651,9 @@
                 <w:sz w:val="17"/>
                 <w:szCs w:val="17"/>
               </w:rPr>
-              <w:t>a.evi_sum.evi_</w:t>
-            </w:r>
-            <w:proofErr w:type="gramStart"/>
-            <w:r>
-              <w:rPr>
-                <w:rFonts w:ascii="思源黑体 CN Normal" w:eastAsia="思源黑体 CN Normal" w:hAnsi="思源黑体 CN Normal"/>
-                <w:sz w:val="17"/>
-                <w:szCs w:val="17"/>
-              </w:rPr>
-              <w:t>split.Diagnostic</w:t>
+              <w:t>a.evi_sum.evi_split.Diagnostic</w:t>
             </w:r>
             <w:proofErr w:type="spellEnd"/>
-            <w:proofErr w:type="gramEnd"/>
             <w:r>
               <w:rPr>
                 <w:rFonts w:ascii="思源黑体 CN Normal" w:eastAsia="思源黑体 CN Normal" w:hAnsi="思源黑体 CN Normal"/>
@@ -16678,15 +15223,7 @@
       </w:r>
       <w:proofErr w:type="spellStart"/>
       <w:r>
-        <w:t>var.var_</w:t>
-      </w:r>
-      <w:proofErr w:type="gramStart"/>
-      <w:r>
-        <w:t>somatic.level</w:t>
-      </w:r>
-      <w:proofErr w:type="gramEnd"/>
-      <w:r>
-        <w:t>_onco_nodrug</w:t>
+        <w:t>var.var_somatic.level_onco_nodrug</w:t>
       </w:r>
       <w:proofErr w:type="spellEnd"/>
       <w:r>
@@ -16699,15 +15236,7 @@
       </w:r>
       <w:proofErr w:type="spellStart"/>
       <w:r>
-        <w:t>var.var_</w:t>
-      </w:r>
-      <w:proofErr w:type="gramStart"/>
-      <w:r>
-        <w:t>somatic.level</w:t>
-      </w:r>
-      <w:proofErr w:type="gramEnd"/>
-      <w:r>
-        <w:t>_onco_nodrug</w:t>
+        <w:t>var.var_somatic.level_onco_nodrug</w:t>
       </w:r>
       <w:proofErr w:type="spellEnd"/>
       <w:r>
@@ -16767,7 +15296,6 @@
               <w:t>{{</w:t>
             </w:r>
             <w:proofErr w:type="spellStart"/>
-            <w:proofErr w:type="gramStart"/>
             <w:r>
               <w:rPr>
                 <w:rFonts w:ascii="思源黑体 CN Bold" w:eastAsia="思源黑体 CN Bold" w:hAnsi="思源黑体 CN Bold"/>
@@ -16778,20 +15306,7 @@
                 <w:sz w:val="18"/>
                 <w:szCs w:val="18"/>
               </w:rPr>
-              <w:t>a.gene</w:t>
-            </w:r>
-            <w:proofErr w:type="gramEnd"/>
-            <w:r>
-              <w:rPr>
-                <w:rFonts w:ascii="思源黑体 CN Bold" w:eastAsia="思源黑体 CN Bold" w:hAnsi="思源黑体 CN Bold"/>
-                <w:b/>
-                <w:bCs/>
-                <w:i/>
-                <w:iCs/>
-                <w:sz w:val="18"/>
-                <w:szCs w:val="18"/>
-              </w:rPr>
-              <w:t>_symbol</w:t>
+              <w:t>a.gene_symbol</w:t>
             </w:r>
             <w:proofErr w:type="spellEnd"/>
             <w:r>
@@ -16963,23 +15478,13 @@
               <w:t>{{</w:t>
             </w:r>
             <w:proofErr w:type="spellStart"/>
-            <w:proofErr w:type="gramStart"/>
-            <w:r>
-              <w:rPr>
-                <w:rFonts w:ascii="思源黑体 CN Normal" w:eastAsia="思源黑体 CN Normal" w:hAnsi="思源黑体 CN Normal"/>
-                <w:sz w:val="17"/>
-                <w:szCs w:val="17"/>
-              </w:rPr>
-              <w:t>a.gene</w:t>
-            </w:r>
-            <w:proofErr w:type="gramEnd"/>
-            <w:r>
-              <w:rPr>
-                <w:rFonts w:ascii="思源黑体 CN Normal" w:eastAsia="思源黑体 CN Normal" w:hAnsi="思源黑体 CN Normal"/>
-                <w:sz w:val="17"/>
-                <w:szCs w:val="17"/>
-              </w:rPr>
-              <w:t>_function|e</w:t>
+            <w:r>
+              <w:rPr>
+                <w:rFonts w:ascii="思源黑体 CN Normal" w:eastAsia="思源黑体 CN Normal" w:hAnsi="思源黑体 CN Normal"/>
+                <w:sz w:val="17"/>
+                <w:szCs w:val="17"/>
+              </w:rPr>
+              <w:t>a.gene_function|e</w:t>
             </w:r>
             <w:proofErr w:type="spellEnd"/>
             <w:r>
@@ -17049,23 +15554,13 @@
               <w:t>{{</w:t>
             </w:r>
             <w:proofErr w:type="spellStart"/>
-            <w:proofErr w:type="gramStart"/>
-            <w:r>
-              <w:rPr>
-                <w:rFonts w:ascii="思源黑体 CN Normal" w:eastAsia="思源黑体 CN Normal" w:hAnsi="思源黑体 CN Normal"/>
-                <w:sz w:val="17"/>
-                <w:szCs w:val="17"/>
-              </w:rPr>
-              <w:t>a.variant</w:t>
-            </w:r>
-            <w:proofErr w:type="gramEnd"/>
-            <w:r>
-              <w:rPr>
-                <w:rFonts w:ascii="思源黑体 CN Normal" w:eastAsia="思源黑体 CN Normal" w:hAnsi="思源黑体 CN Normal"/>
-                <w:sz w:val="17"/>
-                <w:szCs w:val="17"/>
-              </w:rPr>
-              <w:t>_desc_cn|e</w:t>
+            <w:r>
+              <w:rPr>
+                <w:rFonts w:ascii="思源黑体 CN Normal" w:eastAsia="思源黑体 CN Normal" w:hAnsi="思源黑体 CN Normal"/>
+                <w:sz w:val="17"/>
+                <w:szCs w:val="17"/>
+              </w:rPr>
+              <w:t>a.variant_desc_cn|e</w:t>
             </w:r>
             <w:proofErr w:type="spellEnd"/>
             <w:r>
@@ -17517,19 +16012,9 @@
           <w:sz w:val="16"/>
           <w:szCs w:val="16"/>
         </w:rPr>
-        <w:t xml:space="preserve">, </w:t>
-      </w:r>
-      <w:proofErr w:type="gramStart"/>
-      <w:r>
-        <w:rPr>
-          <w:rFonts w:ascii="思源黑体 CN Normal" w:eastAsia="思源黑体 CN Normal" w:hAnsi="思源黑体 CN Normal"/>
-          <w:sz w:val="16"/>
-          <w:szCs w:val="16"/>
-        </w:rPr>
-        <w:t>sample]|</w:t>
+        <w:t>, sample]|</w:t>
       </w:r>
       <w:proofErr w:type="spellStart"/>
-      <w:proofErr w:type="gramEnd"/>
       <w:r>
         <w:rPr>
           <w:rFonts w:ascii="思源黑体 CN Normal" w:eastAsia="思源黑体 CN Normal" w:hAnsi="思源黑体 CN Normal"/>
@@ -17580,19 +16065,9 @@
           <w:sz w:val="16"/>
           <w:szCs w:val="16"/>
         </w:rPr>
-        <w:t xml:space="preserve">, </w:t>
-      </w:r>
-      <w:proofErr w:type="gramStart"/>
-      <w:r>
-        <w:rPr>
-          <w:rFonts w:ascii="思源黑体 CN Normal" w:eastAsia="思源黑体 CN Normal" w:hAnsi="思源黑体 CN Normal"/>
-          <w:sz w:val="16"/>
-          <w:szCs w:val="16"/>
-        </w:rPr>
-        <w:t>sample]|</w:t>
+        <w:t>, sample]|</w:t>
       </w:r>
       <w:proofErr w:type="spellStart"/>
-      <w:proofErr w:type="gramEnd"/>
       <w:r>
         <w:rPr>
           <w:rFonts w:ascii="思源黑体 CN Normal" w:eastAsia="思源黑体 CN Normal" w:hAnsi="思源黑体 CN Normal"/>
@@ -17694,7 +16169,6 @@
               <w:t xml:space="preserve">{%p if </w:t>
             </w:r>
             <w:proofErr w:type="spellStart"/>
-            <w:proofErr w:type="gramStart"/>
             <w:r>
               <w:rPr>
                 <w:rFonts w:ascii="思源黑体 CN Bold" w:eastAsia="思源黑体 CN Bold" w:hAnsi="思源黑体 CN Bold"/>
@@ -17703,9 +16177,9 @@
                 <w:sz w:val="18"/>
                 <w:szCs w:val="18"/>
               </w:rPr>
-              <w:t>a.regimen</w:t>
-            </w:r>
-            <w:proofErr w:type="gramEnd"/>
+              <w:t>a.regimen_cn</w:t>
+            </w:r>
+            <w:proofErr w:type="spellEnd"/>
             <w:r>
               <w:rPr>
                 <w:rFonts w:ascii="思源黑体 CN Bold" w:eastAsia="思源黑体 CN Bold" w:hAnsi="思源黑体 CN Bold"/>
@@ -17714,10 +16188,13 @@
                 <w:sz w:val="18"/>
                 <w:szCs w:val="18"/>
               </w:rPr>
-              <w:t>_cn</w:t>
-            </w:r>
-            <w:proofErr w:type="spellEnd"/>
-            <w:r>
+              <w:t>%}</w:t>
+            </w:r>
+          </w:p>
+          <w:p>
+            <w:pPr>
+              <w:spacing w:line="200" w:lineRule="exact"/>
+              <w:jc w:val="left"/>
               <w:rPr>
                 <w:rFonts w:ascii="思源黑体 CN Bold" w:eastAsia="思源黑体 CN Bold" w:hAnsi="思源黑体 CN Bold"/>
                 <w:b/>
@@ -17725,7 +16202,38 @@
                 <w:sz w:val="18"/>
                 <w:szCs w:val="18"/>
               </w:rPr>
-              <w:t>%}</w:t>
+            </w:pPr>
+            <w:r>
+              <w:rPr>
+                <w:rFonts w:ascii="思源黑体 CN Bold" w:eastAsia="思源黑体 CN Bold" w:hAnsi="思源黑体 CN Bold"/>
+                <w:b/>
+                <w:bCs/>
+                <w:sz w:val="18"/>
+                <w:szCs w:val="18"/>
+              </w:rPr>
+              <w:t>{{</w:t>
+            </w:r>
+            <w:proofErr w:type="spellStart"/>
+            <w:r>
+              <w:rPr>
+                <w:rFonts w:ascii="思源黑体 CN Bold" w:eastAsia="思源黑体 CN Bold" w:hAnsi="思源黑体 CN Bold"/>
+                <w:b/>
+                <w:bCs/>
+                <w:sz w:val="18"/>
+                <w:szCs w:val="18"/>
+              </w:rPr>
+              <w:t>a.regimen_cn</w:t>
+            </w:r>
+            <w:proofErr w:type="spellEnd"/>
+            <w:r>
+              <w:rPr>
+                <w:rFonts w:ascii="思源黑体 CN Bold" w:eastAsia="思源黑体 CN Bold" w:hAnsi="思源黑体 CN Bold"/>
+                <w:b/>
+                <w:bCs/>
+                <w:sz w:val="18"/>
+                <w:szCs w:val="18"/>
+              </w:rPr>
+              <w:t>}}</w:t>
             </w:r>
           </w:p>
           <w:p>
@@ -17748,11 +16256,13 @@
                 <w:sz w:val="18"/>
                 <w:szCs w:val="18"/>
               </w:rPr>
-              <w:t>{{</w:t>
-            </w:r>
-            <w:proofErr w:type="spellStart"/>
-            <w:proofErr w:type="gramStart"/>
-            <w:r>
+              <w:t>{%p endif%}</w:t>
+            </w:r>
+          </w:p>
+          <w:p>
+            <w:pPr>
+              <w:spacing w:line="200" w:lineRule="exact"/>
+              <w:jc w:val="left"/>
               <w:rPr>
                 <w:rFonts w:ascii="思源黑体 CN Bold" w:eastAsia="思源黑体 CN Bold" w:hAnsi="思源黑体 CN Bold"/>
                 <w:b/>
@@ -17760,9 +16270,7 @@
                 <w:sz w:val="18"/>
                 <w:szCs w:val="18"/>
               </w:rPr>
-              <w:t>a.regimen</w:t>
-            </w:r>
-            <w:proofErr w:type="gramEnd"/>
+            </w:pPr>
             <w:r>
               <w:rPr>
                 <w:rFonts w:ascii="思源黑体 CN Bold" w:eastAsia="思源黑体 CN Bold" w:hAnsi="思源黑体 CN Bold"/>
@@ -17771,9 +16279,9 @@
                 <w:sz w:val="18"/>
                 <w:szCs w:val="18"/>
               </w:rPr>
-              <w:t>_cn</w:t>
-            </w:r>
-            <w:proofErr w:type="spellEnd"/>
+              <w:t xml:space="preserve">{%p if </w:t>
+            </w:r>
+            <w:proofErr w:type="spellStart"/>
             <w:r>
               <w:rPr>
                 <w:rFonts w:ascii="思源黑体 CN Bold" w:eastAsia="思源黑体 CN Bold" w:hAnsi="思源黑体 CN Bold"/>
@@ -17782,7 +16290,18 @@
                 <w:sz w:val="18"/>
                 <w:szCs w:val="18"/>
               </w:rPr>
-              <w:t>}}</w:t>
+              <w:t>a.regimen_en</w:t>
+            </w:r>
+            <w:proofErr w:type="spellEnd"/>
+            <w:r>
+              <w:rPr>
+                <w:rFonts w:ascii="思源黑体 CN Bold" w:eastAsia="思源黑体 CN Bold" w:hAnsi="思源黑体 CN Bold"/>
+                <w:b/>
+                <w:bCs/>
+                <w:sz w:val="18"/>
+                <w:szCs w:val="18"/>
+              </w:rPr>
+              <w:t>%}</w:t>
             </w:r>
           </w:p>
           <w:p>
@@ -17805,13 +16324,10 @@
                 <w:sz w:val="18"/>
                 <w:szCs w:val="18"/>
               </w:rPr>
-              <w:t>{%p endif%}</w:t>
-            </w:r>
-          </w:p>
-          <w:p>
-            <w:pPr>
-              <w:spacing w:line="200" w:lineRule="exact"/>
-              <w:jc w:val="left"/>
+              <w:t>{{</w:t>
+            </w:r>
+            <w:proofErr w:type="spellStart"/>
+            <w:r>
               <w:rPr>
                 <w:rFonts w:ascii="思源黑体 CN Bold" w:eastAsia="思源黑体 CN Bold" w:hAnsi="思源黑体 CN Bold"/>
                 <w:b/>
@@ -17819,96 +16335,7 @@
                 <w:sz w:val="18"/>
                 <w:szCs w:val="18"/>
               </w:rPr>
-            </w:pPr>
-            <w:r>
-              <w:rPr>
-                <w:rFonts w:ascii="思源黑体 CN Bold" w:eastAsia="思源黑体 CN Bold" w:hAnsi="思源黑体 CN Bold"/>
-                <w:b/>
-                <w:bCs/>
-                <w:sz w:val="18"/>
-                <w:szCs w:val="18"/>
-              </w:rPr>
-              <w:t xml:space="preserve">{%p if </w:t>
-            </w:r>
-            <w:proofErr w:type="spellStart"/>
-            <w:proofErr w:type="gramStart"/>
-            <w:r>
-              <w:rPr>
-                <w:rFonts w:ascii="思源黑体 CN Bold" w:eastAsia="思源黑体 CN Bold" w:hAnsi="思源黑体 CN Bold"/>
-                <w:b/>
-                <w:bCs/>
-                <w:sz w:val="18"/>
-                <w:szCs w:val="18"/>
-              </w:rPr>
-              <w:t>a.regimen</w:t>
-            </w:r>
-            <w:proofErr w:type="gramEnd"/>
-            <w:r>
-              <w:rPr>
-                <w:rFonts w:ascii="思源黑体 CN Bold" w:eastAsia="思源黑体 CN Bold" w:hAnsi="思源黑体 CN Bold"/>
-                <w:b/>
-                <w:bCs/>
-                <w:sz w:val="18"/>
-                <w:szCs w:val="18"/>
-              </w:rPr>
-              <w:t>_en</w:t>
-            </w:r>
-            <w:proofErr w:type="spellEnd"/>
-            <w:r>
-              <w:rPr>
-                <w:rFonts w:ascii="思源黑体 CN Bold" w:eastAsia="思源黑体 CN Bold" w:hAnsi="思源黑体 CN Bold"/>
-                <w:b/>
-                <w:bCs/>
-                <w:sz w:val="18"/>
-                <w:szCs w:val="18"/>
-              </w:rPr>
-              <w:t>%}</w:t>
-            </w:r>
-          </w:p>
-          <w:p>
-            <w:pPr>
-              <w:spacing w:line="200" w:lineRule="exact"/>
-              <w:jc w:val="left"/>
-              <w:rPr>
-                <w:rFonts w:ascii="思源黑体 CN Bold" w:eastAsia="思源黑体 CN Bold" w:hAnsi="思源黑体 CN Bold"/>
-                <w:b/>
-                <w:bCs/>
-                <w:sz w:val="18"/>
-                <w:szCs w:val="18"/>
-              </w:rPr>
-            </w:pPr>
-            <w:r>
-              <w:rPr>
-                <w:rFonts w:ascii="思源黑体 CN Bold" w:eastAsia="思源黑体 CN Bold" w:hAnsi="思源黑体 CN Bold"/>
-                <w:b/>
-                <w:bCs/>
-                <w:sz w:val="18"/>
-                <w:szCs w:val="18"/>
-              </w:rPr>
-              <w:t>{{</w:t>
-            </w:r>
-            <w:proofErr w:type="spellStart"/>
-            <w:proofErr w:type="gramStart"/>
-            <w:r>
-              <w:rPr>
-                <w:rFonts w:ascii="思源黑体 CN Bold" w:eastAsia="思源黑体 CN Bold" w:hAnsi="思源黑体 CN Bold"/>
-                <w:b/>
-                <w:bCs/>
-                <w:sz w:val="18"/>
-                <w:szCs w:val="18"/>
-              </w:rPr>
-              <w:t>a.regimen</w:t>
-            </w:r>
-            <w:proofErr w:type="gramEnd"/>
-            <w:r>
-              <w:rPr>
-                <w:rFonts w:ascii="思源黑体 CN Bold" w:eastAsia="思源黑体 CN Bold" w:hAnsi="思源黑体 CN Bold"/>
-                <w:b/>
-                <w:bCs/>
-                <w:sz w:val="18"/>
-                <w:szCs w:val="18"/>
-              </w:rPr>
-              <w:t>_en</w:t>
+              <w:t>a.regimen_en</w:t>
             </w:r>
             <w:proofErr w:type="spellEnd"/>
             <w:r>
@@ -18112,25 +16539,14 @@
               <w:t xml:space="preserve">{%p if </w:t>
             </w:r>
             <w:proofErr w:type="spellStart"/>
-            <w:proofErr w:type="gramStart"/>
-            <w:r>
-              <w:rPr>
-                <w:rFonts w:ascii="思源黑体 CN Normal" w:eastAsia="思源黑体 CN Normal" w:hAnsi="思源黑体 CN Normal"/>
-                <w:bCs/>
-                <w:sz w:val="17"/>
-                <w:szCs w:val="17"/>
-              </w:rPr>
-              <w:t>a.drug</w:t>
-            </w:r>
-            <w:proofErr w:type="gramEnd"/>
-            <w:r>
-              <w:rPr>
-                <w:rFonts w:ascii="思源黑体 CN Normal" w:eastAsia="思源黑体 CN Normal" w:hAnsi="思源黑体 CN Normal"/>
-                <w:bCs/>
-                <w:sz w:val="17"/>
-                <w:szCs w:val="17"/>
-              </w:rPr>
-              <w:t>_details|get_drug_mechanism_cn</w:t>
+            <w:r>
+              <w:rPr>
+                <w:rFonts w:ascii="思源黑体 CN Normal" w:eastAsia="思源黑体 CN Normal" w:hAnsi="思源黑体 CN Normal"/>
+                <w:bCs/>
+                <w:sz w:val="17"/>
+                <w:szCs w:val="17"/>
+              </w:rPr>
+              <w:t>a.drug_details|get_drug_mechanism_cn</w:t>
             </w:r>
             <w:proofErr w:type="spellEnd"/>
             <w:r>
@@ -18164,25 +16580,14 @@
               <w:t xml:space="preserve">{%p for b in </w:t>
             </w:r>
             <w:proofErr w:type="spellStart"/>
-            <w:proofErr w:type="gramStart"/>
-            <w:r>
-              <w:rPr>
-                <w:rFonts w:ascii="思源黑体 CN Normal" w:eastAsia="思源黑体 CN Normal" w:hAnsi="思源黑体 CN Normal"/>
-                <w:bCs/>
-                <w:sz w:val="17"/>
-                <w:szCs w:val="17"/>
-              </w:rPr>
-              <w:t>a.drug</w:t>
-            </w:r>
-            <w:proofErr w:type="gramEnd"/>
-            <w:r>
-              <w:rPr>
-                <w:rFonts w:ascii="思源黑体 CN Normal" w:eastAsia="思源黑体 CN Normal" w:hAnsi="思源黑体 CN Normal"/>
-                <w:bCs/>
-                <w:sz w:val="17"/>
-                <w:szCs w:val="17"/>
-              </w:rPr>
-              <w:t>_details|get_drug_mechanism_cn</w:t>
+            <w:r>
+              <w:rPr>
+                <w:rFonts w:ascii="思源黑体 CN Normal" w:eastAsia="思源黑体 CN Normal" w:hAnsi="思源黑体 CN Normal"/>
+                <w:bCs/>
+                <w:sz w:val="17"/>
+                <w:szCs w:val="17"/>
+              </w:rPr>
+              <w:t>a.drug_details|get_drug_mechanism_cn</w:t>
             </w:r>
             <w:proofErr w:type="spellEnd"/>
             <w:r>
@@ -18395,7 +16800,6 @@
                 <w:szCs w:val="17"/>
               </w:rPr>
             </w:pPr>
-            <w:proofErr w:type="gramStart"/>
             <w:r>
               <w:rPr>
                 <w:rFonts w:ascii="思源黑体 CN Normal" w:eastAsia="思源黑体 CN Normal" w:hAnsi="思源黑体 CN Normal"/>
@@ -18405,7 +16809,6 @@
               <w:t>{{ [</w:t>
             </w:r>
             <w:proofErr w:type="spellStart"/>
-            <w:proofErr w:type="gramEnd"/>
             <w:r>
               <w:rPr>
                 <w:rFonts w:ascii="思源黑体 CN Normal" w:eastAsia="思源黑体 CN Normal" w:hAnsi="思源黑体 CN Normal"/>
@@ -18503,23 +16906,13 @@
               <w:t xml:space="preserve">{%p if </w:t>
             </w:r>
             <w:proofErr w:type="spellStart"/>
-            <w:proofErr w:type="gramStart"/>
-            <w:r>
-              <w:rPr>
-                <w:rFonts w:ascii="思源黑体 CN Normal" w:eastAsia="思源黑体 CN Normal" w:hAnsi="思源黑体 CN Normal"/>
-                <w:sz w:val="17"/>
-                <w:szCs w:val="17"/>
-              </w:rPr>
-              <w:t>a.adaptation</w:t>
-            </w:r>
-            <w:proofErr w:type="gramEnd"/>
-            <w:r>
-              <w:rPr>
-                <w:rFonts w:ascii="思源黑体 CN Normal" w:eastAsia="思源黑体 CN Normal" w:hAnsi="思源黑体 CN Normal"/>
-                <w:sz w:val="17"/>
-                <w:szCs w:val="17"/>
-              </w:rPr>
-              <w:t>_disease_cn</w:t>
+            <w:r>
+              <w:rPr>
+                <w:rFonts w:ascii="思源黑体 CN Normal" w:eastAsia="思源黑体 CN Normal" w:hAnsi="思源黑体 CN Normal"/>
+                <w:sz w:val="17"/>
+                <w:szCs w:val="17"/>
+              </w:rPr>
+              <w:t>a.adaptation_disease_cn</w:t>
             </w:r>
             <w:proofErr w:type="spellEnd"/>
             <w:r>
@@ -18550,23 +16943,13 @@
               <w:t xml:space="preserve">{%p for b in </w:t>
             </w:r>
             <w:proofErr w:type="spellStart"/>
-            <w:proofErr w:type="gramStart"/>
-            <w:r>
-              <w:rPr>
-                <w:rFonts w:ascii="思源黑体 CN Normal" w:eastAsia="思源黑体 CN Normal" w:hAnsi="思源黑体 CN Normal"/>
-                <w:sz w:val="17"/>
-                <w:szCs w:val="17"/>
-              </w:rPr>
-              <w:t>a.adaptation</w:t>
-            </w:r>
-            <w:proofErr w:type="gramEnd"/>
-            <w:r>
-              <w:rPr>
-                <w:rFonts w:ascii="思源黑体 CN Normal" w:eastAsia="思源黑体 CN Normal" w:hAnsi="思源黑体 CN Normal"/>
-                <w:sz w:val="17"/>
-                <w:szCs w:val="17"/>
-              </w:rPr>
-              <w:t>_disease_cn</w:t>
+            <w:r>
+              <w:rPr>
+                <w:rFonts w:ascii="思源黑体 CN Normal" w:eastAsia="思源黑体 CN Normal" w:hAnsi="思源黑体 CN Normal"/>
+                <w:sz w:val="17"/>
+                <w:szCs w:val="17"/>
+              </w:rPr>
+              <w:t>a.adaptation_disease_cn</w:t>
             </w:r>
             <w:proofErr w:type="spellEnd"/>
             <w:r>
@@ -19119,7 +17502,7 @@
     <w:p>
       <w:pPr>
         <w:rPr>
-          <w:rFonts w:ascii="思源黑体 CN Normal" w:eastAsia="思源黑体 CN Normal" w:hAnsi="思源黑体 CN Normal" w:hint="eastAsia"/>
+          <w:rFonts w:ascii="思源黑体 CN Normal" w:eastAsia="思源黑体 CN Normal" w:hAnsi="思源黑体 CN Normal"/>
           <w:sz w:val="16"/>
           <w:szCs w:val="16"/>
         </w:rPr>
@@ -19599,7 +17982,6 @@
               <w:t>{{</w:t>
             </w:r>
             <w:proofErr w:type="spellStart"/>
-            <w:proofErr w:type="gramStart"/>
             <w:r>
               <w:rPr>
                 <w:rFonts w:ascii="思源黑体 CN Normal" w:eastAsia="思源黑体 CN Normal" w:hAnsi="思源黑体 CN Normal"/>
@@ -19608,9 +17990,9 @@
                 <w:sz w:val="17"/>
                 <w:szCs w:val="17"/>
               </w:rPr>
-              <w:t>a.gene</w:t>
-            </w:r>
-            <w:proofErr w:type="gramEnd"/>
+              <w:t>a.gene_symbol</w:t>
+            </w:r>
+            <w:proofErr w:type="spellEnd"/>
             <w:r>
               <w:rPr>
                 <w:rFonts w:ascii="思源黑体 CN Normal" w:eastAsia="思源黑体 CN Normal" w:hAnsi="思源黑体 CN Normal"/>
@@ -19619,263 +18001,228 @@
                 <w:sz w:val="17"/>
                 <w:szCs w:val="17"/>
               </w:rPr>
-              <w:t>_symbol</w:t>
+              <w:t>}}</w:t>
+            </w:r>
+          </w:p>
+        </w:tc>
+        <w:tc>
+          <w:tcPr>
+            <w:tcW w:w="1843" w:type="dxa"/>
+            <w:shd w:val="clear" w:color="auto" w:fill="auto"/>
+          </w:tcPr>
+          <w:p>
+            <w:pPr>
+              <w:jc w:val="center"/>
+              <w:rPr>
+                <w:rFonts w:ascii="思源黑体 CN Normal" w:eastAsia="思源黑体 CN Normal" w:hAnsi="思源黑体 CN Normal"/>
+                <w:sz w:val="17"/>
+                <w:szCs w:val="17"/>
+              </w:rPr>
+            </w:pPr>
+            <w:r>
+              <w:rPr>
+                <w:rFonts w:ascii="思源黑体 CN Normal" w:eastAsia="思源黑体 CN Normal" w:hAnsi="思源黑体 CN Normal" w:cs="思源黑体 CN Light"/>
+                <w:sz w:val="17"/>
+                <w:szCs w:val="17"/>
+              </w:rPr>
+              <w:t>{{</w:t>
+            </w:r>
+            <w:proofErr w:type="spellStart"/>
+            <w:r>
+              <w:rPr>
+                <w:rFonts w:ascii="思源黑体 CN Normal" w:eastAsia="思源黑体 CN Normal" w:hAnsi="思源黑体 CN Normal" w:cs="思源黑体 CN Light"/>
+                <w:sz w:val="17"/>
+                <w:szCs w:val="17"/>
+              </w:rPr>
+              <w:t>a.clinicaltrial_number</w:t>
             </w:r>
             <w:proofErr w:type="spellEnd"/>
             <w:r>
               <w:rPr>
-                <w:rFonts w:ascii="思源黑体 CN Normal" w:eastAsia="思源黑体 CN Normal" w:hAnsi="思源黑体 CN Normal"/>
-                <w:i/>
+                <w:rFonts w:ascii="思源黑体 CN Normal" w:eastAsia="思源黑体 CN Normal" w:hAnsi="思源黑体 CN Normal" w:cs="思源黑体 CN Light"/>
+                <w:sz w:val="17"/>
+                <w:szCs w:val="17"/>
+              </w:rPr>
+              <w:t>}}</w:t>
+            </w:r>
+          </w:p>
+        </w:tc>
+        <w:tc>
+          <w:tcPr>
+            <w:tcW w:w="3827" w:type="dxa"/>
+            <w:shd w:val="clear" w:color="auto" w:fill="auto"/>
+          </w:tcPr>
+          <w:p>
+            <w:pPr>
+              <w:jc w:val="center"/>
+              <w:rPr>
+                <w:rFonts w:ascii="思源黑体 CN Normal" w:eastAsia="思源黑体 CN Normal" w:hAnsi="思源黑体 CN Normal"/>
+                <w:sz w:val="17"/>
+                <w:szCs w:val="17"/>
+              </w:rPr>
+            </w:pPr>
+            <w:r>
+              <w:rPr>
+                <w:rFonts w:ascii="思源黑体 CN Normal" w:eastAsia="思源黑体 CN Normal" w:hAnsi="思源黑体 CN Normal" w:cs="思源黑体 CN Light"/>
+                <w:sz w:val="17"/>
+                <w:szCs w:val="17"/>
+              </w:rPr>
+              <w:t>{{</w:t>
+            </w:r>
+            <w:proofErr w:type="spellStart"/>
+            <w:r>
+              <w:rPr>
+                <w:rFonts w:ascii="思源黑体 CN Normal" w:eastAsia="思源黑体 CN Normal" w:hAnsi="思源黑体 CN Normal" w:cs="思源黑体 CN Light"/>
+                <w:sz w:val="17"/>
+                <w:szCs w:val="17"/>
+              </w:rPr>
+              <w:t>a.study_title</w:t>
+            </w:r>
+            <w:proofErr w:type="spellEnd"/>
+            <w:r>
+              <w:rPr>
+                <w:rFonts w:ascii="思源黑体 CN Normal" w:eastAsia="思源黑体 CN Normal" w:hAnsi="思源黑体 CN Normal" w:cs="思源黑体 CN Light"/>
+                <w:sz w:val="17"/>
+                <w:szCs w:val="17"/>
+              </w:rPr>
+              <w:t>}}</w:t>
+            </w:r>
+          </w:p>
+        </w:tc>
+        <w:tc>
+          <w:tcPr>
+            <w:tcW w:w="1985" w:type="dxa"/>
+            <w:shd w:val="clear" w:color="auto" w:fill="auto"/>
+          </w:tcPr>
+          <w:p>
+            <w:pPr>
+              <w:jc w:val="center"/>
+              <w:rPr>
+                <w:rFonts w:ascii="思源黑体 CN Normal" w:eastAsia="思源黑体 CN Normal" w:hAnsi="思源黑体 CN Normal" w:cs="思源黑体 CN Light"/>
+                <w:sz w:val="17"/>
+                <w:szCs w:val="17"/>
+              </w:rPr>
+            </w:pPr>
+            <w:r>
+              <w:rPr>
+                <w:rFonts w:ascii="思源黑体 CN Normal" w:eastAsia="思源黑体 CN Normal" w:hAnsi="思源黑体 CN Normal" w:cs="思源黑体 CN Light"/>
+                <w:sz w:val="17"/>
+                <w:szCs w:val="17"/>
+              </w:rPr>
+              <w:t xml:space="preserve">{%p for b in </w:t>
+            </w:r>
+            <w:proofErr w:type="spellStart"/>
+            <w:r>
+              <w:rPr>
+                <w:rFonts w:ascii="思源黑体 CN Normal" w:eastAsia="思源黑体 CN Normal" w:hAnsi="思源黑体 CN Normal" w:cs="思源黑体 CN Light"/>
+                <w:sz w:val="17"/>
+                <w:szCs w:val="17"/>
+              </w:rPr>
+              <w:t>a.interventions</w:t>
+            </w:r>
+            <w:proofErr w:type="spellEnd"/>
+            <w:r>
+              <w:rPr>
+                <w:rFonts w:ascii="思源黑体 CN Normal" w:eastAsia="思源黑体 CN Normal" w:hAnsi="思源黑体 CN Normal" w:cs="思源黑体 CN Light"/>
+                <w:sz w:val="17"/>
+                <w:szCs w:val="17"/>
+              </w:rPr>
+              <w:t>%}</w:t>
+            </w:r>
+          </w:p>
+          <w:p>
+            <w:pPr>
+              <w:jc w:val="center"/>
+              <w:rPr>
+                <w:rFonts w:ascii="思源黑体 CN Normal" w:eastAsia="思源黑体 CN Normal" w:hAnsi="思源黑体 CN Normal" w:cs="思源黑体 CN Light"/>
+                <w:sz w:val="17"/>
+                <w:szCs w:val="17"/>
+              </w:rPr>
+            </w:pPr>
+            <w:r>
+              <w:rPr>
+                <w:rFonts w:ascii="思源黑体 CN Normal" w:eastAsia="思源黑体 CN Normal" w:hAnsi="思源黑体 CN Normal" w:cs="思源黑体 CN Light"/>
+                <w:sz w:val="17"/>
+                <w:szCs w:val="17"/>
+              </w:rPr>
+              <w:t>{{b}}</w:t>
+            </w:r>
+          </w:p>
+          <w:p>
+            <w:pPr>
+              <w:jc w:val="center"/>
+              <w:rPr>
+                <w:rFonts w:ascii="思源黑体 CN Normal" w:eastAsia="思源黑体 CN Normal" w:hAnsi="思源黑体 CN Normal" w:cs="思源黑体 CN Light"/>
+                <w:sz w:val="17"/>
+                <w:szCs w:val="17"/>
+              </w:rPr>
+            </w:pPr>
+            <w:r>
+              <w:rPr>
+                <w:rFonts w:ascii="思源黑体 CN Normal" w:eastAsia="思源黑体 CN Normal" w:hAnsi="思源黑体 CN Normal" w:cs="思源黑体 CN Light"/>
+                <w:sz w:val="17"/>
+                <w:szCs w:val="17"/>
+              </w:rPr>
+              <w:t xml:space="preserve">{%p </w:t>
+            </w:r>
+            <w:proofErr w:type="spellStart"/>
+            <w:r>
+              <w:rPr>
+                <w:rFonts w:ascii="思源黑体 CN Normal" w:eastAsia="思源黑体 CN Normal" w:hAnsi="思源黑体 CN Normal" w:cs="思源黑体 CN Light"/>
+                <w:sz w:val="17"/>
+                <w:szCs w:val="17"/>
+              </w:rPr>
+              <w:t>endfor</w:t>
+            </w:r>
+            <w:proofErr w:type="spellEnd"/>
+            <w:r>
+              <w:rPr>
+                <w:rFonts w:ascii="思源黑体 CN Normal" w:eastAsia="思源黑体 CN Normal" w:hAnsi="思源黑体 CN Normal" w:cs="思源黑体 CN Light"/>
+                <w:sz w:val="17"/>
+                <w:szCs w:val="17"/>
+              </w:rPr>
+              <w:t>%}</w:t>
+            </w:r>
+          </w:p>
+        </w:tc>
+        <w:tc>
+          <w:tcPr>
+            <w:tcW w:w="1401" w:type="dxa"/>
+            <w:shd w:val="clear" w:color="auto" w:fill="auto"/>
+          </w:tcPr>
+          <w:p>
+            <w:pPr>
+              <w:jc w:val="center"/>
+              <w:rPr>
+                <w:rFonts w:ascii="思源黑体 CN Normal" w:eastAsia="思源黑体 CN Normal" w:hAnsi="思源黑体 CN Normal" w:cs="思源黑体 CN Light"/>
+                <w:bCs/>
                 <w:iCs/>
                 <w:sz w:val="17"/>
                 <w:szCs w:val="17"/>
               </w:rPr>
-              <w:t>}}</w:t>
-            </w:r>
-          </w:p>
-        </w:tc>
-        <w:tc>
-          <w:tcPr>
-            <w:tcW w:w="1843" w:type="dxa"/>
-            <w:shd w:val="clear" w:color="auto" w:fill="auto"/>
-          </w:tcPr>
-          <w:p>
-            <w:pPr>
-              <w:jc w:val="center"/>
-              <w:rPr>
-                <w:rFonts w:ascii="思源黑体 CN Normal" w:eastAsia="思源黑体 CN Normal" w:hAnsi="思源黑体 CN Normal"/>
-                <w:sz w:val="17"/>
-                <w:szCs w:val="17"/>
-              </w:rPr>
             </w:pPr>
             <w:r>
               <w:rPr>
                 <w:rFonts w:ascii="思源黑体 CN Normal" w:eastAsia="思源黑体 CN Normal" w:hAnsi="思源黑体 CN Normal" w:cs="思源黑体 CN Light"/>
+                <w:bCs/>
+                <w:iCs/>
                 <w:sz w:val="17"/>
                 <w:szCs w:val="17"/>
               </w:rPr>
               <w:t>{{</w:t>
             </w:r>
             <w:proofErr w:type="spellStart"/>
-            <w:proofErr w:type="gramStart"/>
             <w:r>
               <w:rPr>
                 <w:rFonts w:ascii="思源黑体 CN Normal" w:eastAsia="思源黑体 CN Normal" w:hAnsi="思源黑体 CN Normal" w:cs="思源黑体 CN Light"/>
-                <w:sz w:val="17"/>
-                <w:szCs w:val="17"/>
-              </w:rPr>
-              <w:t>a.clinicaltrial</w:t>
-            </w:r>
-            <w:proofErr w:type="gramEnd"/>
-            <w:r>
-              <w:rPr>
-                <w:rFonts w:ascii="思源黑体 CN Normal" w:eastAsia="思源黑体 CN Normal" w:hAnsi="思源黑体 CN Normal" w:cs="思源黑体 CN Light"/>
-                <w:sz w:val="17"/>
-                <w:szCs w:val="17"/>
-              </w:rPr>
-              <w:t>_number</w:t>
+                <w:bCs/>
+                <w:iCs/>
+                <w:sz w:val="17"/>
+                <w:szCs w:val="17"/>
+              </w:rPr>
+              <w:t>a.phase</w:t>
             </w:r>
             <w:proofErr w:type="spellEnd"/>
-            <w:r>
-              <w:rPr>
-                <w:rFonts w:ascii="思源黑体 CN Normal" w:eastAsia="思源黑体 CN Normal" w:hAnsi="思源黑体 CN Normal" w:cs="思源黑体 CN Light"/>
-                <w:sz w:val="17"/>
-                <w:szCs w:val="17"/>
-              </w:rPr>
-              <w:t>}}</w:t>
-            </w:r>
-          </w:p>
-        </w:tc>
-        <w:tc>
-          <w:tcPr>
-            <w:tcW w:w="3827" w:type="dxa"/>
-            <w:shd w:val="clear" w:color="auto" w:fill="auto"/>
-          </w:tcPr>
-          <w:p>
-            <w:pPr>
-              <w:jc w:val="center"/>
-              <w:rPr>
-                <w:rFonts w:ascii="思源黑体 CN Normal" w:eastAsia="思源黑体 CN Normal" w:hAnsi="思源黑体 CN Normal"/>
-                <w:sz w:val="17"/>
-                <w:szCs w:val="17"/>
-              </w:rPr>
-            </w:pPr>
-            <w:r>
-              <w:rPr>
-                <w:rFonts w:ascii="思源黑体 CN Normal" w:eastAsia="思源黑体 CN Normal" w:hAnsi="思源黑体 CN Normal" w:cs="思源黑体 CN Light"/>
-                <w:sz w:val="17"/>
-                <w:szCs w:val="17"/>
-              </w:rPr>
-              <w:t>{{</w:t>
-            </w:r>
-            <w:proofErr w:type="spellStart"/>
-            <w:proofErr w:type="gramStart"/>
-            <w:r>
-              <w:rPr>
-                <w:rFonts w:ascii="思源黑体 CN Normal" w:eastAsia="思源黑体 CN Normal" w:hAnsi="思源黑体 CN Normal" w:cs="思源黑体 CN Light"/>
-                <w:sz w:val="17"/>
-                <w:szCs w:val="17"/>
-              </w:rPr>
-              <w:t>a.study</w:t>
-            </w:r>
-            <w:proofErr w:type="gramEnd"/>
-            <w:r>
-              <w:rPr>
-                <w:rFonts w:ascii="思源黑体 CN Normal" w:eastAsia="思源黑体 CN Normal" w:hAnsi="思源黑体 CN Normal" w:cs="思源黑体 CN Light"/>
-                <w:sz w:val="17"/>
-                <w:szCs w:val="17"/>
-              </w:rPr>
-              <w:t>_title</w:t>
-            </w:r>
-            <w:proofErr w:type="spellEnd"/>
-            <w:r>
-              <w:rPr>
-                <w:rFonts w:ascii="思源黑体 CN Normal" w:eastAsia="思源黑体 CN Normal" w:hAnsi="思源黑体 CN Normal" w:cs="思源黑体 CN Light"/>
-                <w:sz w:val="17"/>
-                <w:szCs w:val="17"/>
-              </w:rPr>
-              <w:t>}}</w:t>
-            </w:r>
-          </w:p>
-        </w:tc>
-        <w:tc>
-          <w:tcPr>
-            <w:tcW w:w="1985" w:type="dxa"/>
-            <w:shd w:val="clear" w:color="auto" w:fill="auto"/>
-          </w:tcPr>
-          <w:p>
-            <w:pPr>
-              <w:jc w:val="center"/>
-              <w:rPr>
-                <w:rFonts w:ascii="思源黑体 CN Normal" w:eastAsia="思源黑体 CN Normal" w:hAnsi="思源黑体 CN Normal" w:cs="思源黑体 CN Light"/>
-                <w:sz w:val="17"/>
-                <w:szCs w:val="17"/>
-              </w:rPr>
-            </w:pPr>
-            <w:r>
-              <w:rPr>
-                <w:rFonts w:ascii="思源黑体 CN Normal" w:eastAsia="思源黑体 CN Normal" w:hAnsi="思源黑体 CN Normal" w:cs="思源黑体 CN Light"/>
-                <w:sz w:val="17"/>
-                <w:szCs w:val="17"/>
-              </w:rPr>
-              <w:t xml:space="preserve">{%p for b in </w:t>
-            </w:r>
-            <w:proofErr w:type="spellStart"/>
-            <w:proofErr w:type="gramStart"/>
-            <w:r>
-              <w:rPr>
-                <w:rFonts w:ascii="思源黑体 CN Normal" w:eastAsia="思源黑体 CN Normal" w:hAnsi="思源黑体 CN Normal" w:cs="思源黑体 CN Light"/>
-                <w:sz w:val="17"/>
-                <w:szCs w:val="17"/>
-              </w:rPr>
-              <w:t>a.interventions</w:t>
-            </w:r>
-            <w:proofErr w:type="spellEnd"/>
-            <w:proofErr w:type="gramEnd"/>
-            <w:r>
-              <w:rPr>
-                <w:rFonts w:ascii="思源黑体 CN Normal" w:eastAsia="思源黑体 CN Normal" w:hAnsi="思源黑体 CN Normal" w:cs="思源黑体 CN Light"/>
-                <w:sz w:val="17"/>
-                <w:szCs w:val="17"/>
-              </w:rPr>
-              <w:t>%}</w:t>
-            </w:r>
-          </w:p>
-          <w:p>
-            <w:pPr>
-              <w:jc w:val="center"/>
-              <w:rPr>
-                <w:rFonts w:ascii="思源黑体 CN Normal" w:eastAsia="思源黑体 CN Normal" w:hAnsi="思源黑体 CN Normal" w:cs="思源黑体 CN Light"/>
-                <w:sz w:val="17"/>
-                <w:szCs w:val="17"/>
-              </w:rPr>
-            </w:pPr>
-            <w:r>
-              <w:rPr>
-                <w:rFonts w:ascii="思源黑体 CN Normal" w:eastAsia="思源黑体 CN Normal" w:hAnsi="思源黑体 CN Normal" w:cs="思源黑体 CN Light"/>
-                <w:sz w:val="17"/>
-                <w:szCs w:val="17"/>
-              </w:rPr>
-              <w:t>{{b}}</w:t>
-            </w:r>
-          </w:p>
-          <w:p>
-            <w:pPr>
-              <w:jc w:val="center"/>
-              <w:rPr>
-                <w:rFonts w:ascii="思源黑体 CN Normal" w:eastAsia="思源黑体 CN Normal" w:hAnsi="思源黑体 CN Normal" w:cs="思源黑体 CN Light"/>
-                <w:sz w:val="17"/>
-                <w:szCs w:val="17"/>
-              </w:rPr>
-            </w:pPr>
-            <w:r>
-              <w:rPr>
-                <w:rFonts w:ascii="思源黑体 CN Normal" w:eastAsia="思源黑体 CN Normal" w:hAnsi="思源黑体 CN Normal" w:cs="思源黑体 CN Light"/>
-                <w:sz w:val="17"/>
-                <w:szCs w:val="17"/>
-              </w:rPr>
-              <w:t xml:space="preserve">{%p </w:t>
-            </w:r>
-            <w:proofErr w:type="spellStart"/>
-            <w:r>
-              <w:rPr>
-                <w:rFonts w:ascii="思源黑体 CN Normal" w:eastAsia="思源黑体 CN Normal" w:hAnsi="思源黑体 CN Normal" w:cs="思源黑体 CN Light"/>
-                <w:sz w:val="17"/>
-                <w:szCs w:val="17"/>
-              </w:rPr>
-              <w:t>endfor</w:t>
-            </w:r>
-            <w:proofErr w:type="spellEnd"/>
-            <w:r>
-              <w:rPr>
-                <w:rFonts w:ascii="思源黑体 CN Normal" w:eastAsia="思源黑体 CN Normal" w:hAnsi="思源黑体 CN Normal" w:cs="思源黑体 CN Light"/>
-                <w:sz w:val="17"/>
-                <w:szCs w:val="17"/>
-              </w:rPr>
-              <w:t>%}</w:t>
-            </w:r>
-          </w:p>
-        </w:tc>
-        <w:tc>
-          <w:tcPr>
-            <w:tcW w:w="1401" w:type="dxa"/>
-            <w:shd w:val="clear" w:color="auto" w:fill="auto"/>
-          </w:tcPr>
-          <w:p>
-            <w:pPr>
-              <w:jc w:val="center"/>
-              <w:rPr>
-                <w:rFonts w:ascii="思源黑体 CN Normal" w:eastAsia="思源黑体 CN Normal" w:hAnsi="思源黑体 CN Normal" w:cs="思源黑体 CN Light"/>
-                <w:bCs/>
-                <w:iCs/>
-                <w:sz w:val="17"/>
-                <w:szCs w:val="17"/>
-              </w:rPr>
-            </w:pPr>
-            <w:r>
-              <w:rPr>
-                <w:rFonts w:ascii="思源黑体 CN Normal" w:eastAsia="思源黑体 CN Normal" w:hAnsi="思源黑体 CN Normal" w:cs="思源黑体 CN Light"/>
-                <w:bCs/>
-                <w:iCs/>
-                <w:sz w:val="17"/>
-                <w:szCs w:val="17"/>
-              </w:rPr>
-              <w:t>{{</w:t>
-            </w:r>
-            <w:proofErr w:type="spellStart"/>
-            <w:proofErr w:type="gramStart"/>
-            <w:r>
-              <w:rPr>
-                <w:rFonts w:ascii="思源黑体 CN Normal" w:eastAsia="思源黑体 CN Normal" w:hAnsi="思源黑体 CN Normal" w:cs="思源黑体 CN Light"/>
-                <w:bCs/>
-                <w:iCs/>
-                <w:sz w:val="17"/>
-                <w:szCs w:val="17"/>
-              </w:rPr>
-              <w:t>a.phase</w:t>
-            </w:r>
-            <w:proofErr w:type="spellEnd"/>
-            <w:proofErr w:type="gramEnd"/>
             <w:r>
               <w:rPr>
                 <w:rFonts w:ascii="思源黑体 CN Normal" w:eastAsia="思源黑体 CN Normal" w:hAnsi="思源黑体 CN Normal" w:cs="思源黑体 CN Light"/>
@@ -20512,7 +18859,6 @@
               <w:t>tumor_content</w:t>
             </w:r>
             <w:proofErr w:type="spellEnd"/>
-            <w:proofErr w:type="gramStart"/>
             <w:r>
               <w:rPr>
                 <w:rFonts w:ascii="思源黑体 CN Normal" w:eastAsia="思源黑体 CN Normal" w:hAnsi="思源黑体 CN Normal" w:cs="思源黑体 CN Light"/>
@@ -20523,7 +18869,6 @@
               <w:t>”]|</w:t>
             </w:r>
             <w:proofErr w:type="spellStart"/>
-            <w:proofErr w:type="gramEnd"/>
             <w:r>
               <w:rPr>
                 <w:rFonts w:ascii="思源黑体 CN Normal" w:eastAsia="思源黑体 CN Normal" w:hAnsi="思源黑体 CN Normal" w:cs="思源黑体 CN Light"/>
@@ -20596,7 +18941,6 @@
               <w:t>tumor_content</w:t>
             </w:r>
             <w:proofErr w:type="spellEnd"/>
-            <w:proofErr w:type="gramStart"/>
             <w:r>
               <w:rPr>
                 <w:rFonts w:ascii="思源黑体 CN Normal" w:eastAsia="思源黑体 CN Normal" w:hAnsi="思源黑体 CN Normal" w:cs="思源黑体 CN Light"/>
@@ -20607,7 +18951,6 @@
               <w:t>”]|</w:t>
             </w:r>
             <w:proofErr w:type="spellStart"/>
-            <w:proofErr w:type="gramEnd"/>
             <w:r>
               <w:rPr>
                 <w:rFonts w:ascii="思源黑体 CN Normal" w:eastAsia="思源黑体 CN Normal" w:hAnsi="思源黑体 CN Normal" w:cs="思源黑体 CN Light"/>
@@ -20702,7 +19045,6 @@
               <w:t>tumor_content_macrodissection_performed</w:t>
             </w:r>
             <w:proofErr w:type="spellEnd"/>
-            <w:proofErr w:type="gramStart"/>
             <w:r>
               <w:rPr>
                 <w:rFonts w:ascii="思源黑体 CN Normal" w:eastAsia="思源黑体 CN Normal" w:hAnsi="思源黑体 CN Normal" w:cs="思源黑体 CN Light"/>
@@ -20713,7 +19055,6 @@
               <w:t>”]|</w:t>
             </w:r>
             <w:proofErr w:type="spellStart"/>
-            <w:proofErr w:type="gramEnd"/>
             <w:r>
               <w:rPr>
                 <w:rFonts w:ascii="思源黑体 CN Normal" w:eastAsia="思源黑体 CN Normal" w:hAnsi="思源黑体 CN Normal" w:cs="思源黑体 CN Light"/>
@@ -20795,7 +19136,6 @@
               <w:t>tumor_content_macrodissection_performed</w:t>
             </w:r>
             <w:proofErr w:type="spellEnd"/>
-            <w:proofErr w:type="gramStart"/>
             <w:r>
               <w:rPr>
                 <w:rFonts w:ascii="思源黑体 CN Normal" w:eastAsia="思源黑体 CN Normal" w:hAnsi="思源黑体 CN Normal" w:cs="思源黑体 CN Light"/>
@@ -20806,7 +19146,6 @@
               <w:t>”]|</w:t>
             </w:r>
             <w:proofErr w:type="spellStart"/>
-            <w:proofErr w:type="gramEnd"/>
             <w:r>
               <w:rPr>
                 <w:rFonts w:ascii="思源黑体 CN Normal" w:eastAsia="思源黑体 CN Normal" w:hAnsi="思源黑体 CN Normal" w:cs="思源黑体 CN Light"/>
@@ -20901,7 +19240,6 @@
               <w:t>tumor_content</w:t>
             </w:r>
             <w:proofErr w:type="spellEnd"/>
-            <w:proofErr w:type="gramStart"/>
             <w:r>
               <w:rPr>
                 <w:rFonts w:ascii="思源黑体 CN Normal" w:eastAsia="思源黑体 CN Normal" w:hAnsi="思源黑体 CN Normal" w:cs="思源黑体 CN Light"/>
@@ -20912,7 +19250,6 @@
               <w:t>”]|</w:t>
             </w:r>
             <w:proofErr w:type="spellStart"/>
-            <w:proofErr w:type="gramEnd"/>
             <w:r>
               <w:rPr>
                 <w:rFonts w:ascii="思源黑体 CN Normal" w:eastAsia="思源黑体 CN Normal" w:hAnsi="思源黑体 CN Normal" w:cs="思源黑体 CN Light"/>
@@ -21212,29 +19549,7 @@
                 <w:szCs w:val="17"/>
                 <w:lang w:bidi="ar"/>
               </w:rPr>
-              <w:t xml:space="preserve"> and lib_quality_control.lib_dna_qc.dna_qty</w:t>
-            </w:r>
-            <w:proofErr w:type="gramStart"/>
-            <w:r>
-              <w:rPr>
-                <w:rFonts w:ascii="思源黑体 CN Normal" w:eastAsia="思源黑体 CN Normal" w:hAnsi="思源黑体 CN Normal" w:cs="思源黑体 CN Light"/>
-                <w:kern w:val="0"/>
-                <w:sz w:val="17"/>
-                <w:szCs w:val="17"/>
-                <w:lang w:bidi="ar"/>
-              </w:rPr>
-              <w:t>%}{</w:t>
-            </w:r>
-            <w:proofErr w:type="gramEnd"/>
-            <w:r>
-              <w:rPr>
-                <w:rFonts w:ascii="思源黑体 CN Normal" w:eastAsia="思源黑体 CN Normal" w:hAnsi="思源黑体 CN Normal" w:cs="思源黑体 CN Light"/>
-                <w:kern w:val="0"/>
-                <w:sz w:val="17"/>
-                <w:szCs w:val="17"/>
-                <w:lang w:bidi="ar"/>
-              </w:rPr>
-              <w:t>{lib_quality_control.lib_dna_qc.dna_qty|replace(“.00”,””)}}{%else%}{%endif%}</w:t>
+              <w:t xml:space="preserve"> and lib_quality_control.lib_dna_qc.dna_qty%}{{lib_quality_control.lib_dna_qc.dna_qty|replace(“.00”,””)}}{%else%}{%endif%}</w:t>
             </w:r>
           </w:p>
         </w:tc>
@@ -21430,29 +19745,7 @@
                 <w:lang w:bidi="ar"/>
               </w:rPr>
               <w:lastRenderedPageBreak/>
-              <w:t>lib_quality_control.lib_dna_</w:t>
-            </w:r>
-            <w:proofErr w:type="gramStart"/>
-            <w:r>
-              <w:rPr>
-                <w:rFonts w:ascii="思源黑体 CN Normal" w:eastAsia="思源黑体 CN Normal" w:hAnsi="思源黑体 CN Normal" w:cs="思源黑体 CN Light"/>
-                <w:kern w:val="0"/>
-                <w:sz w:val="17"/>
-                <w:szCs w:val="17"/>
-                <w:lang w:bidi="ar"/>
-              </w:rPr>
-              <w:t>qc.library</w:t>
-            </w:r>
-            <w:proofErr w:type="gramEnd"/>
-            <w:r>
-              <w:rPr>
-                <w:rFonts w:ascii="思源黑体 CN Normal" w:eastAsia="思源黑体 CN Normal" w:hAnsi="思源黑体 CN Normal" w:cs="思源黑体 CN Light"/>
-                <w:kern w:val="0"/>
-                <w:sz w:val="17"/>
-                <w:szCs w:val="17"/>
-                <w:lang w:bidi="ar"/>
-              </w:rPr>
-              <w:t>_concn%}{{lib_quality_control.lib_dna_qc.library_concn|replace(“.00”,””)}}{%else%}{%endif%}</w:t>
+              <w:t>lib_quality_control.lib_dna_qc.library_concn%}{{lib_quality_control.lib_dna_qc.library_concn|replace(“.00”,””)}}{%else%}{%endif%}</w:t>
             </w:r>
           </w:p>
         </w:tc>
@@ -21582,25 +19875,7 @@
                 <w:sz w:val="17"/>
                 <w:szCs w:val="17"/>
               </w:rPr>
-              <w:t>{{qc.dna_data_</w:t>
-            </w:r>
-            <w:proofErr w:type="gramStart"/>
-            <w:r>
-              <w:rPr>
-                <w:rFonts w:ascii="思源黑体 CN Normal" w:eastAsia="思源黑体 CN Normal" w:hAnsi="思源黑体 CN Normal"/>
-                <w:sz w:val="17"/>
-                <w:szCs w:val="17"/>
-              </w:rPr>
-              <w:t>qc.cleandata</w:t>
-            </w:r>
-            <w:proofErr w:type="gramEnd"/>
-            <w:r>
-              <w:rPr>
-                <w:rFonts w:ascii="思源黑体 CN Normal" w:eastAsia="思源黑体 CN Normal" w:hAnsi="思源黑体 CN Normal"/>
-                <w:sz w:val="17"/>
-                <w:szCs w:val="17"/>
-              </w:rPr>
-              <w:t>_q30}}</w:t>
+              <w:t>{{qc.dna_data_qc.cleandata_q30}}</w:t>
             </w:r>
           </w:p>
         </w:tc>
@@ -21731,25 +20006,7 @@
                 <w:sz w:val="17"/>
                 <w:szCs w:val="17"/>
               </w:rPr>
-              <w:t>qc.dna_data_</w:t>
-            </w:r>
-            <w:proofErr w:type="gramStart"/>
-            <w:r>
-              <w:rPr>
-                <w:rFonts w:ascii="思源黑体 CN Normal" w:eastAsia="思源黑体 CN Normal" w:hAnsi="思源黑体 CN Normal"/>
-                <w:sz w:val="17"/>
-                <w:szCs w:val="17"/>
-              </w:rPr>
-              <w:t>qc.brca</w:t>
-            </w:r>
-            <w:proofErr w:type="gramEnd"/>
-            <w:r>
-              <w:rPr>
-                <w:rFonts w:ascii="思源黑体 CN Normal" w:eastAsia="思源黑体 CN Normal" w:hAnsi="思源黑体 CN Normal"/>
-                <w:sz w:val="17"/>
-                <w:szCs w:val="17"/>
-              </w:rPr>
-              <w:t>_cover_ratio</w:t>
+              <w:t>qc.dna_data_qc.brca_cover_ratio</w:t>
             </w:r>
             <w:proofErr w:type="spellEnd"/>
             <w:r>
@@ -21889,25 +20146,7 @@
                 <w:sz w:val="17"/>
                 <w:szCs w:val="17"/>
               </w:rPr>
-              <w:t>qc.dna_data_</w:t>
-            </w:r>
-            <w:proofErr w:type="gramStart"/>
-            <w:r>
-              <w:rPr>
-                <w:rFonts w:ascii="思源黑体 CN Normal" w:eastAsia="思源黑体 CN Normal" w:hAnsi="思源黑体 CN Normal"/>
-                <w:sz w:val="17"/>
-                <w:szCs w:val="17"/>
-              </w:rPr>
-              <w:t>qc.cover</w:t>
-            </w:r>
-            <w:proofErr w:type="gramEnd"/>
-            <w:r>
-              <w:rPr>
-                <w:rFonts w:ascii="思源黑体 CN Normal" w:eastAsia="思源黑体 CN Normal" w:hAnsi="思源黑体 CN Normal"/>
-                <w:sz w:val="17"/>
-                <w:szCs w:val="17"/>
-              </w:rPr>
-              <w:t>_ratio</w:t>
+              <w:t>qc.dna_data_qc.cover_ratio</w:t>
             </w:r>
             <w:proofErr w:type="spellEnd"/>
             <w:r>
@@ -22187,25 +20426,7 @@
                 <w:sz w:val="17"/>
                 <w:szCs w:val="17"/>
               </w:rPr>
-              <w:t>qc.dna_data_</w:t>
-            </w:r>
-            <w:proofErr w:type="gramStart"/>
-            <w:r>
-              <w:rPr>
-                <w:rFonts w:ascii="思源黑体 CN Normal" w:eastAsia="思源黑体 CN Normal" w:hAnsi="思源黑体 CN Normal"/>
-                <w:sz w:val="17"/>
-                <w:szCs w:val="17"/>
-              </w:rPr>
-              <w:t>qc.depth</w:t>
-            </w:r>
-            <w:proofErr w:type="gramEnd"/>
-            <w:r>
-              <w:rPr>
-                <w:rFonts w:ascii="思源黑体 CN Normal" w:eastAsia="思源黑体 CN Normal" w:hAnsi="思源黑体 CN Normal"/>
-                <w:sz w:val="17"/>
-                <w:szCs w:val="17"/>
-              </w:rPr>
-              <w:t>_noise_num</w:t>
+              <w:t>qc.dna_data_qc.depth_noise_num</w:t>
             </w:r>
             <w:proofErr w:type="spellEnd"/>
             <w:r>
@@ -22312,25 +20533,7 @@
           <w:sz w:val="16"/>
           <w:szCs w:val="16"/>
         </w:rPr>
-        <w:t>仅送检样本类型包含石蜡</w:t>
-      </w:r>
-      <w:proofErr w:type="gramStart"/>
-      <w:r>
-        <w:rPr>
-          <w:rFonts w:ascii="思源黑体 CN Normal" w:eastAsia="思源黑体 CN Normal" w:hAnsi="思源黑体 CN Normal"/>
-          <w:sz w:val="16"/>
-          <w:szCs w:val="16"/>
-        </w:rPr>
-        <w:t>玻</w:t>
-      </w:r>
-      <w:proofErr w:type="gramEnd"/>
-      <w:r>
-        <w:rPr>
-          <w:rFonts w:ascii="思源黑体 CN Normal" w:eastAsia="思源黑体 CN Normal" w:hAnsi="思源黑体 CN Normal"/>
-          <w:sz w:val="16"/>
-          <w:szCs w:val="16"/>
-        </w:rPr>
-        <w:t>片时可进行此项评估</w:t>
+        <w:t>仅送检样本类型包含石蜡玻片时可进行此项评估</w:t>
       </w:r>
       <w:r>
         <w:rPr>
@@ -23200,25 +21403,7 @@
           <w:sz w:val="18"/>
           <w:szCs w:val="18"/>
         </w:rPr>
-        <w:t>专家</w:t>
-      </w:r>
-      <w:proofErr w:type="gramStart"/>
-      <w:r>
-        <w:rPr>
-          <w:rFonts w:ascii="思源黑体 CN Normal" w:eastAsia="思源黑体 CN Normal" w:hAnsi="思源黑体 CN Normal"/>
-          <w:sz w:val="18"/>
-          <w:szCs w:val="18"/>
-        </w:rPr>
-        <w:t>组发布</w:t>
-      </w:r>
-      <w:proofErr w:type="gramEnd"/>
-      <w:r>
-        <w:rPr>
-          <w:rFonts w:ascii="思源黑体 CN Normal" w:eastAsia="思源黑体 CN Normal" w:hAnsi="思源黑体 CN Normal"/>
-          <w:sz w:val="18"/>
-          <w:szCs w:val="18"/>
-        </w:rPr>
-        <w:t>的特殊基因变异解读指南，遗传变异分为5个等级：致病性、疑似致病性、意义不明确、疑似良性、良性。</w:t>
+        <w:t>专家组发布的特殊基因变异解读指南，遗传变异分为5个等级：致病性、疑似致病性、意义不明确、疑似良性、良性。</w:t>
       </w:r>
     </w:p>
     <w:p>
@@ -25533,7 +23718,6 @@
         <w:t>{%p for a in (</w:t>
       </w:r>
       <w:proofErr w:type="spellStart"/>
-      <w:proofErr w:type="gramStart"/>
       <w:r>
         <w:rPr>
           <w:rFonts w:ascii="思源黑体 CN Normal" w:eastAsia="思源黑体 CN Normal" w:hAnsi="思源黑体 CN Normal"/>
@@ -25543,7 +23727,6 @@
         <w:t>refer.fixed</w:t>
       </w:r>
       <w:proofErr w:type="spellEnd"/>
-      <w:proofErr w:type="gramEnd"/>
       <w:r>
         <w:rPr>
           <w:rFonts w:ascii="思源黑体 CN Normal" w:eastAsia="思源黑体 CN Normal" w:hAnsi="思源黑体 CN Normal"/>
@@ -25621,7 +23804,7 @@
         </w:numPr>
         <w:ind w:firstLineChars="0"/>
         <w:rPr>
-          <w:rFonts w:ascii="思源黑体 CN Normal" w:eastAsia="思源黑体 CN Normal" w:hAnsi="思源黑体 CN Normal" w:hint="eastAsia"/>
+          <w:rFonts w:ascii="思源黑体 CN Normal" w:eastAsia="思源黑体 CN Normal" w:hAnsi="思源黑体 CN Normal"/>
           <w:sz w:val="16"/>
           <w:szCs w:val="16"/>
         </w:rPr>
@@ -28913,7 +27096,25 @@
                 <w:sz w:val="17"/>
                 <w:szCs w:val="17"/>
               </w:rPr>
-              <w:t>基因SNV/InDel（含点突变、插入/缺失）</w:t>
+              <w:t>基因SNV/</w:t>
+            </w:r>
+            <w:proofErr w:type="spellStart"/>
+            <w:r>
+              <w:rPr>
+                <w:rFonts w:ascii="思源黑体 CN Normal" w:eastAsia="思源黑体 CN Normal" w:hAnsi="思源黑体 CN Normal" w:hint="eastAsia"/>
+                <w:sz w:val="17"/>
+                <w:szCs w:val="17"/>
+              </w:rPr>
+              <w:t>InDel</w:t>
+            </w:r>
+            <w:proofErr w:type="spellEnd"/>
+            <w:r>
+              <w:rPr>
+                <w:rFonts w:ascii="思源黑体 CN Normal" w:eastAsia="思源黑体 CN Normal" w:hAnsi="思源黑体 CN Normal" w:hint="eastAsia"/>
+                <w:sz w:val="17"/>
+                <w:szCs w:val="17"/>
+              </w:rPr>
+              <w:t>（含点突变、插入/缺失）</w:t>
             </w:r>
           </w:p>
           <w:p>
@@ -29026,7 +27227,25 @@
                 <w:sz w:val="17"/>
                 <w:szCs w:val="17"/>
               </w:rPr>
-              <w:t>20个基因SNV/InDel（含点突变、插入/缺失）*</w:t>
+              <w:t>20个基因SNV/</w:t>
+            </w:r>
+            <w:proofErr w:type="spellStart"/>
+            <w:r>
+              <w:rPr>
+                <w:rFonts w:ascii="思源黑体 CN Normal" w:eastAsia="思源黑体 CN Normal" w:hAnsi="思源黑体 CN Normal" w:hint="eastAsia"/>
+                <w:sz w:val="17"/>
+                <w:szCs w:val="17"/>
+              </w:rPr>
+              <w:t>InDel</w:t>
+            </w:r>
+            <w:proofErr w:type="spellEnd"/>
+            <w:r>
+              <w:rPr>
+                <w:rFonts w:ascii="思源黑体 CN Normal" w:eastAsia="思源黑体 CN Normal" w:hAnsi="思源黑体 CN Normal" w:hint="eastAsia"/>
+                <w:sz w:val="17"/>
+                <w:szCs w:val="17"/>
+              </w:rPr>
+              <w:t>（含点突变、插入/缺失）*</w:t>
             </w:r>
           </w:p>
           <w:p>
@@ -29201,25 +27420,7 @@
           <w:sz w:val="17"/>
           <w:szCs w:val="17"/>
         </w:rPr>
-        <w:t>以下基因外显子的部分区段由于覆盖</w:t>
-      </w:r>
-      <w:proofErr w:type="gramStart"/>
-      <w:r>
-        <w:rPr>
-          <w:rFonts w:ascii="思源黑体 CN Normal" w:eastAsia="思源黑体 CN Normal" w:hAnsi="思源黑体 CN Normal" w:hint="eastAsia"/>
-          <w:sz w:val="17"/>
-          <w:szCs w:val="17"/>
-        </w:rPr>
-        <w:t>度原因</w:t>
-      </w:r>
-      <w:proofErr w:type="gramEnd"/>
-      <w:r>
-        <w:rPr>
-          <w:rFonts w:ascii="思源黑体 CN Normal" w:eastAsia="思源黑体 CN Normal" w:hAnsi="思源黑体 CN Normal" w:hint="eastAsia"/>
-          <w:sz w:val="17"/>
-          <w:szCs w:val="17"/>
-        </w:rPr>
-        <w:t>不包含在检测范围中：</w:t>
+        <w:t>以下基因外显子的部分区段由于覆盖度原因不包含在检测范围中：</w:t>
       </w:r>
       <w:r>
         <w:rPr>
@@ -29526,25 +27727,7 @@
           <w:sz w:val="18"/>
           <w:szCs w:val="18"/>
         </w:rPr>
-        <w:t>，DSB）时，断裂的DNA以其未发生断裂的姐妹染色单体或与其具有同源序列的染色体作为模板，激活一系列蛋白分子进行的一种无错误修复方式，只发生在细胞周期的DNA复制期和DNA合成后期。同源重组修复具有修复DSBs、挽救复制叉及实现减数分裂染色体交叉互换等功能。同源重组修复过程可大致分为3个步骤：DNA损伤位点剪切、3</w:t>
-      </w:r>
-      <w:proofErr w:type="gramStart"/>
-      <w:r>
-        <w:rPr>
-          <w:rFonts w:ascii="思源黑体 CN Normal" w:eastAsia="思源黑体 CN Normal" w:hAnsi="思源黑体 CN Normal" w:cs="思源黑体 CN Light" w:hint="eastAsia"/>
-          <w:sz w:val="18"/>
-          <w:szCs w:val="18"/>
-        </w:rPr>
-        <w:t>’</w:t>
-      </w:r>
-      <w:proofErr w:type="gramEnd"/>
-      <w:r>
-        <w:rPr>
-          <w:rFonts w:ascii="思源黑体 CN Normal" w:eastAsia="思源黑体 CN Normal" w:hAnsi="思源黑体 CN Normal" w:cs="思源黑体 CN Light" w:hint="eastAsia"/>
-          <w:sz w:val="18"/>
-          <w:szCs w:val="18"/>
-        </w:rPr>
-        <w:t>末端单链入侵、Holliday连接体的形成和解离</w:t>
+        <w:t>，DSB）时，断裂的DNA以其未发生断裂的姐妹染色单体或与其具有同源序列的染色体作为模板，激活一系列蛋白分子进行的一种无错误修复方式，只发生在细胞周期的DNA复制期和DNA合成后期。同源重组修复具有修复DSBs、挽救复制叉及实现减数分裂染色体交叉互换等功能。同源重组修复过程可大致分为3个步骤：DNA损伤位点剪切、3’末端单链入侵、Holliday连接体的形成和解离</w:t>
       </w:r>
       <w:bookmarkEnd w:id="20"/>
       <w:r>
@@ -29941,7 +28124,7 @@
           <w:sz w:val="18"/>
           <w:szCs w:val="18"/>
         </w:rPr>
-        <w:t>ransition，LST）等被作为基因组瘢痕标志物，以量化基因组瘢痕的程度。每个指标都有独特的定义，在一定程度上都能描述细胞HRD状态的出程度；但相较单个指标描述，三者组合综合计算评分能更全面反映基因组瘢痕状态，进而对基因组不稳定状态进行评估</w:t>
+        <w:t>ransition，LST）等被作为基因组瘢痕标志物，以量化基因组瘢痕的程度。每个指标都有独特的定义，在一定程度上都能描述细胞HRD状态的程度；但相较单个指标描述，三者组合综合计算评分能更全面反映基因组瘢痕状态，进而对基因组不稳定状态进行评估</w:t>
       </w:r>
       <w:bookmarkEnd w:id="21"/>
       <w:r>
@@ -30145,25 +28328,7 @@
           <w:sz w:val="18"/>
           <w:szCs w:val="18"/>
         </w:rPr>
-        <w:t>PARP抑制剂是一种</w:t>
-      </w:r>
-      <w:proofErr w:type="gramStart"/>
-      <w:r>
-        <w:rPr>
-          <w:rFonts w:ascii="思源黑体 CN Normal" w:eastAsia="思源黑体 CN Normal" w:hAnsi="思源黑体 CN Normal" w:cs="思源黑体 CN Light" w:hint="eastAsia"/>
-          <w:sz w:val="18"/>
-          <w:szCs w:val="18"/>
-        </w:rPr>
-        <w:t>靶向聚</w:t>
-      </w:r>
-      <w:proofErr w:type="gramEnd"/>
-      <w:r>
-        <w:rPr>
-          <w:rFonts w:ascii="思源黑体 CN Normal" w:eastAsia="思源黑体 CN Normal" w:hAnsi="思源黑体 CN Normal" w:cs="思源黑体 CN Light" w:hint="eastAsia"/>
-          <w:sz w:val="18"/>
-          <w:szCs w:val="18"/>
-        </w:rPr>
-        <w:t>ADP核糖聚合酶（poly</w:t>
+        <w:t>PARP抑制剂是一种靶向聚ADP核糖聚合酶（poly</w:t>
       </w:r>
       <w:r>
         <w:rPr>
@@ -30267,25 +28432,43 @@
           <w:sz w:val="18"/>
           <w:szCs w:val="18"/>
         </w:rPr>
-        <w:t>等）存在致病性/疑似致病性变异，细胞无法通过同源重组修复双链DNA损伤，会更加依赖PARP</w:t>
-      </w:r>
-      <w:proofErr w:type="gramStart"/>
+        <w:t>等）存在致病性/疑似致病性变异，细胞无法通过同源重组修复双链DNA损伤，会更加依赖PARP介导的DNA修复通路。使用PARP抑制剂后，单链DNA断裂损伤不能被修复，不断累积，增加双链DNA断裂的发生。DNA复制叉停止，细胞毒性产生，导致合成致死。BRCA1、BRCA2和其它称为“类BRCA” (</w:t>
+      </w:r>
+      <w:proofErr w:type="spellStart"/>
       <w:r>
         <w:rPr>
           <w:rFonts w:ascii="思源黑体 CN Normal" w:eastAsia="思源黑体 CN Normal" w:hAnsi="思源黑体 CN Normal" w:cs="思源黑体 CN Light" w:hint="eastAsia"/>
           <w:sz w:val="18"/>
           <w:szCs w:val="18"/>
         </w:rPr>
-        <w:t>介</w:t>
-      </w:r>
-      <w:proofErr w:type="gramEnd"/>
+        <w:t>BRCAness</w:t>
+      </w:r>
+      <w:proofErr w:type="spellEnd"/>
       <w:r>
         <w:rPr>
           <w:rFonts w:ascii="思源黑体 CN Normal" w:eastAsia="思源黑体 CN Normal" w:hAnsi="思源黑体 CN Normal" w:cs="思源黑体 CN Light" w:hint="eastAsia"/>
           <w:sz w:val="18"/>
           <w:szCs w:val="18"/>
         </w:rPr>
-        <w:t>导的DNA修复通路。使用PARP抑制剂后，单链DNA断裂损伤不能被修复，不断累积，增加双链DNA断裂的发生。DNA复制叉停止，细胞毒性产生，导致合成致死。BRCA1、BRCA2和其它称为“类BRCA” (BRCAness) 的蛋白在HRR中起到重要作用，这些蛋白质功能受损会造成HRD。HRR基因启动子的甲基化、体细胞变异以及HRR基因的致病性/疑似致病性变异也会引起HRD，并且同样对PARPi敏感。</w:t>
+        <w:t>) 的蛋白在HRR中起到重要作用，这些蛋白质功能受损会造成HRD。HRR基因启动子的甲基化、体细胞变异以及HRR基因的致病性/疑似致病性变异也会引起HRD，并且同样对</w:t>
+      </w:r>
+      <w:proofErr w:type="spellStart"/>
+      <w:r>
+        <w:rPr>
+          <w:rFonts w:ascii="思源黑体 CN Normal" w:eastAsia="思源黑体 CN Normal" w:hAnsi="思源黑体 CN Normal" w:cs="思源黑体 CN Light" w:hint="eastAsia"/>
+          <w:sz w:val="18"/>
+          <w:szCs w:val="18"/>
+        </w:rPr>
+        <w:t>PARPi</w:t>
+      </w:r>
+      <w:proofErr w:type="spellEnd"/>
+      <w:r>
+        <w:rPr>
+          <w:rFonts w:ascii="思源黑体 CN Normal" w:eastAsia="思源黑体 CN Normal" w:hAnsi="思源黑体 CN Normal" w:cs="思源黑体 CN Light" w:hint="eastAsia"/>
+          <w:sz w:val="18"/>
+          <w:szCs w:val="18"/>
+        </w:rPr>
+        <w:t>敏感。</w:t>
       </w:r>
     </w:p>
     <w:p>
@@ -30336,7 +28519,23 @@
           <w:sz w:val="18"/>
           <w:szCs w:val="18"/>
         </w:rPr>
-        <w:t>的烟酰胺腺嘌呤二核苷酸结合口袋，造成构象异构，稳定DNA-PARP的可逆解离，使PARP保持对DNA的结合，这一过程被称为DNA-PARP复合物的“捕获（trapping）”，从而导致DNA-PARP复合物长期存在，抑制DNA后需修复过程。</w:t>
+        <w:t>的烟酰胺腺嘌呤二核苷酸结合口袋，造成构象异构，稳定DNA-PARP的可逆解离，使PARP保持对DNA的结合，这一过程被称为DNA-PARP复合物的“捕获（trapping）”，从而导致DNA-PARP复合物长期存在，抑制DNA</w:t>
+      </w:r>
+      <w:r>
+        <w:rPr>
+          <w:rFonts w:ascii="思源黑体 CN Normal" w:eastAsia="思源黑体 CN Normal" w:hAnsi="思源黑体 CN Normal" w:cs="思源黑体 CN Light" w:hint="eastAsia"/>
+          <w:sz w:val="18"/>
+          <w:szCs w:val="18"/>
+        </w:rPr>
+        <w:t>后续</w:t>
+      </w:r>
+      <w:r>
+        <w:rPr>
+          <w:rFonts w:ascii="思源黑体 CN Normal" w:eastAsia="思源黑体 CN Normal" w:hAnsi="思源黑体 CN Normal" w:cs="思源黑体 CN Light" w:hint="eastAsia"/>
+          <w:sz w:val="18"/>
+          <w:szCs w:val="18"/>
+        </w:rPr>
+        <w:t>修复过程。</w:t>
       </w:r>
     </w:p>
     <w:p>
@@ -30503,27 +28702,7 @@
           <w:sz w:val="18"/>
           <w:szCs w:val="18"/>
         </w:rPr>
-        <w:t>检测的靶</w:t>
-      </w:r>
-      <w:proofErr w:type="gramStart"/>
-      <w:r>
-        <w:rPr>
-          <w:rFonts w:ascii="思源黑体 CN Bold" w:eastAsia="思源黑体 CN Bold" w:hAnsi="思源黑体 CN Bold" w:cs="思源黑体 CN Normal" w:hint="eastAsia"/>
-          <w:b/>
-          <w:sz w:val="18"/>
-          <w:szCs w:val="18"/>
-        </w:rPr>
-        <w:t>向治疗</w:t>
-      </w:r>
-      <w:proofErr w:type="gramEnd"/>
-      <w:r>
-        <w:rPr>
-          <w:rFonts w:ascii="思源黑体 CN Bold" w:eastAsia="思源黑体 CN Bold" w:hAnsi="思源黑体 CN Bold" w:cs="思源黑体 CN Normal" w:hint="eastAsia"/>
-          <w:b/>
-          <w:sz w:val="18"/>
-          <w:szCs w:val="18"/>
-        </w:rPr>
-        <w:t>指导意义</w:t>
+        <w:t>检测的靶向治疗指导意义</w:t>
       </w:r>
     </w:p>
     <w:p>
@@ -30542,43 +28721,61 @@
           <w:sz w:val="18"/>
           <w:szCs w:val="18"/>
         </w:rPr>
-        <w:t>同源重组修复相关基因突变及HRD状态可以指导PARP抑制剂靶向治疗。目前，全球已有多种PARP抑制剂获批上市，如由FDA批准的奥拉帕利（Olaparib）、鲁卡帕尼（Rucaparib）、尼拉帕利（Niraparib）、他拉</w:t>
-      </w:r>
-      <w:proofErr w:type="gramStart"/>
+        <w:t>同源重组修复相关基因突变及HRD状态可以指导PARP抑制剂靶向治疗。目前，全球已有多种PARP抑制剂获批上市，如由FDA批准的奥拉帕利（Olaparib）、鲁卡帕尼（Rucaparib）、尼拉帕利（Niraparib）、他拉唑帕利（</w:t>
+      </w:r>
+      <w:proofErr w:type="spellStart"/>
       <w:r>
         <w:rPr>
           <w:rFonts w:ascii="思源黑体 CN Normal" w:eastAsia="思源黑体 CN Normal" w:hAnsi="思源黑体 CN Normal" w:cs="思源黑体 CN Light" w:hint="eastAsia"/>
           <w:sz w:val="18"/>
           <w:szCs w:val="18"/>
         </w:rPr>
-        <w:t>唑</w:t>
-      </w:r>
-      <w:proofErr w:type="gramEnd"/>
+        <w:t>Talazoparib</w:t>
+      </w:r>
+      <w:proofErr w:type="spellEnd"/>
       <w:r>
         <w:rPr>
           <w:rFonts w:ascii="思源黑体 CN Normal" w:eastAsia="思源黑体 CN Normal" w:hAnsi="思源黑体 CN Normal" w:cs="思源黑体 CN Light" w:hint="eastAsia"/>
           <w:sz w:val="18"/>
           <w:szCs w:val="18"/>
         </w:rPr>
-        <w:t>帕利（Talazoparib）以及近期由NMPA批准的氟</w:t>
-      </w:r>
-      <w:proofErr w:type="gramStart"/>
+        <w:t>）以及近期由NMPA批准的氟唑帕利（</w:t>
+      </w:r>
+      <w:proofErr w:type="spellStart"/>
       <w:r>
         <w:rPr>
           <w:rFonts w:ascii="思源黑体 CN Normal" w:eastAsia="思源黑体 CN Normal" w:hAnsi="思源黑体 CN Normal" w:cs="思源黑体 CN Light" w:hint="eastAsia"/>
           <w:sz w:val="18"/>
           <w:szCs w:val="18"/>
         </w:rPr>
-        <w:t>唑</w:t>
-      </w:r>
-      <w:proofErr w:type="gramEnd"/>
+        <w:t>Fluzoparib</w:t>
+      </w:r>
+      <w:proofErr w:type="spellEnd"/>
       <w:r>
         <w:rPr>
           <w:rFonts w:ascii="思源黑体 CN Normal" w:eastAsia="思源黑体 CN Normal" w:hAnsi="思源黑体 CN Normal" w:cs="思源黑体 CN Light" w:hint="eastAsia"/>
           <w:sz w:val="18"/>
           <w:szCs w:val="18"/>
         </w:rPr>
-        <w:t>帕利（Fluzoparib）和帕米帕利（Pamiparib）等，已经相继在卵巢癌、前列腺癌、乳腺癌、胰腺癌等肿瘤中获批诸多适应症，其中也包括以HRR基因突变和HRD作为生物标志物的适应症获批。HRD检测在PARP抑制剂治疗卵巢癌中具有重要的应用价值；在乳腺癌、胰腺癌、前列腺癌中，其对PARP抑制剂或含铂类 药物的临床应用可能也具有潜在的指导价值。</w:t>
+        <w:t>）和帕米帕利（</w:t>
+      </w:r>
+      <w:proofErr w:type="spellStart"/>
+      <w:r>
+        <w:rPr>
+          <w:rFonts w:ascii="思源黑体 CN Normal" w:eastAsia="思源黑体 CN Normal" w:hAnsi="思源黑体 CN Normal" w:cs="思源黑体 CN Light" w:hint="eastAsia"/>
+          <w:sz w:val="18"/>
+          <w:szCs w:val="18"/>
+        </w:rPr>
+        <w:t>Pamiparib</w:t>
+      </w:r>
+      <w:proofErr w:type="spellEnd"/>
+      <w:r>
+        <w:rPr>
+          <w:rFonts w:ascii="思源黑体 CN Normal" w:eastAsia="思源黑体 CN Normal" w:hAnsi="思源黑体 CN Normal" w:cs="思源黑体 CN Light" w:hint="eastAsia"/>
+          <w:sz w:val="18"/>
+          <w:szCs w:val="18"/>
+        </w:rPr>
+        <w:t>）等，已经相继在卵巢癌、前列腺癌、乳腺癌、胰腺癌等肿瘤中获批诸多适应症，其中也包括以HRR基因突变和HRD作为生物标志物的适应症获批。HRD检测在PARP抑制剂治疗卵巢癌中具有重要的应用价值；在乳腺癌、胰腺癌、前列腺癌中，其对PARP抑制剂或含铂类药物的临床应用可能也具有潜在的指导价值。</w:t>
       </w:r>
     </w:p>
     <w:p>
@@ -31178,23 +29375,13 @@
       <w:t>{{</w:t>
     </w:r>
     <w:proofErr w:type="spellStart"/>
-    <w:proofErr w:type="gramStart"/>
     <w:r>
       <w:rPr>
         <w:rFonts w:ascii="思源黑体 CN Normal" w:eastAsia="思源黑体 CN Normal" w:hAnsi="思源黑体 CN Normal"/>
         <w:sz w:val="16"/>
         <w:szCs w:val="16"/>
       </w:rPr>
-      <w:t>sample.report</w:t>
-    </w:r>
-    <w:proofErr w:type="gramEnd"/>
-    <w:r>
-      <w:rPr>
-        <w:rFonts w:ascii="思源黑体 CN Normal" w:eastAsia="思源黑体 CN Normal" w:hAnsi="思源黑体 CN Normal"/>
-        <w:sz w:val="16"/>
-        <w:szCs w:val="16"/>
-      </w:rPr>
-      <w:t>_date</w:t>
+      <w:t>sample.report_date</w:t>
     </w:r>
     <w:proofErr w:type="spellEnd"/>
     <w:r>
